--- a/docs/qms/evidence-2026/QMS_Word/QM-01_Quality_Manual.docx
+++ b/docs/qms/evidence-2026/QMS_Word/QM-01_Quality_Manual.docx
@@ -17,20 +17,20 @@
     </w:p>
     <w:tbl>
       <w:tblPr>
-        <w:tblW w:w="5194" w:type="dxa"/>
-        <w:jc w:val="left"/>
-        <w:tblInd w:w="0" w:type="dxa"/>
+        <w:tblW w:w="5000" w:type="pct"/>
+        <w:jc w:val="left"/>
+        <w:tblInd w:w="-7" w:type="dxa"/>
         <w:tblLayout w:type="fixed"/>
         <w:tblCellMar>
-          <w:top w:w="28" w:type="dxa"/>
-          <w:left w:w="28" w:type="dxa"/>
-          <w:bottom w:w="28" w:type="dxa"/>
-          <w:right w:w="28" w:type="dxa"/>
+          <w:top w:w="60" w:type="dxa"/>
+          <w:left w:w="60" w:type="dxa"/>
+          <w:bottom w:w="60" w:type="dxa"/>
+          <w:right w:w="60" w:type="dxa"/>
         </w:tblCellMar>
       </w:tblPr>
       <w:tblGrid>
-        <w:gridCol w:w="1868"/>
-        <w:gridCol w:w="3326"/>
+        <w:gridCol w:w="1538"/>
+        <w:gridCol w:w="3765"/>
       </w:tblGrid>
       <w:tr>
         <w:trPr>
@@ -38,44 +38,60 @@
         </w:trPr>
         <w:tc>
           <w:tcPr>
-            <w:tcW w:w="1868" w:type="dxa"/>
-            <w:tcBorders/>
+            <w:tcW w:w="1538" w:type="dxa"/>
+            <w:tcBorders>
+              <w:top w:val="single" w:sz="6" w:space="0" w:color="BFC7D5"/>
+              <w:left w:val="single" w:sz="6" w:space="0" w:color="BFC7D5"/>
+              <w:bottom w:val="single" w:sz="2" w:space="0" w:color="BFC7D5"/>
+              <w:right w:val="single" w:sz="6" w:space="0" w:color="BFC7D5"/>
+            </w:tcBorders>
+            <w:shd w:fill="1F3A5F" w:val="clear"/>
             <w:vAlign w:val="center"/>
           </w:tcPr>
           <w:p>
             <w:pPr>
               <w:pStyle w:val="TableHeading"/>
-              <w:suppressLineNumbers/>
-              <w:shd w:fill="1F3A5F" w:val="clear"/>
-              <w:bidi w:val="0"/>
-              <w:spacing w:before="0" w:after="283"/>
-              <w:jc w:val="center"/>
-              <w:rPr/>
-            </w:pPr>
-            <w:r>
-              <w:rPr/>
+              <w:bidi w:val="0"/>
+              <w:spacing w:before="0" w:after="283"/>
+              <w:jc w:val="left"/>
+              <w:rPr>
+                <w:color w:val="FFFFFF"/>
+              </w:rPr>
+            </w:pPr>
+            <w:r>
+              <w:rPr>
+                <w:color w:val="FFFFFF"/>
+              </w:rPr>
               <w:t>Field</w:t>
             </w:r>
           </w:p>
         </w:tc>
         <w:tc>
           <w:tcPr>
-            <w:tcW w:w="3326" w:type="dxa"/>
-            <w:tcBorders/>
+            <w:tcW w:w="3765" w:type="dxa"/>
+            <w:tcBorders>
+              <w:top w:val="single" w:sz="6" w:space="0" w:color="BFC7D5"/>
+              <w:left w:val="single" w:sz="2" w:space="0" w:color="BFC7D5"/>
+              <w:bottom w:val="single" w:sz="2" w:space="0" w:color="BFC7D5"/>
+              <w:right w:val="single" w:sz="6" w:space="0" w:color="BFC7D5"/>
+            </w:tcBorders>
+            <w:shd w:fill="1F3A5F" w:val="clear"/>
             <w:vAlign w:val="center"/>
           </w:tcPr>
           <w:p>
             <w:pPr>
               <w:pStyle w:val="TableHeading"/>
-              <w:suppressLineNumbers/>
-              <w:shd w:fill="1F3A5F" w:val="clear"/>
-              <w:bidi w:val="0"/>
-              <w:spacing w:before="0" w:after="283"/>
-              <w:jc w:val="center"/>
-              <w:rPr/>
-            </w:pPr>
-            <w:r>
-              <w:rPr/>
+              <w:bidi w:val="0"/>
+              <w:spacing w:before="0" w:after="283"/>
+              <w:jc w:val="left"/>
+              <w:rPr>
+                <w:color w:val="FFFFFF"/>
+              </w:rPr>
+            </w:pPr>
+            <w:r>
+              <w:rPr>
+                <w:color w:val="FFFFFF"/>
+              </w:rPr>
               <w:t>Value</w:t>
             </w:r>
           </w:p>
@@ -85,8 +101,12 @@
         <w:trPr/>
         <w:tc>
           <w:tcPr>
-            <w:tcW w:w="1868" w:type="dxa"/>
-            <w:tcBorders/>
+            <w:tcW w:w="1538" w:type="dxa"/>
+            <w:tcBorders>
+              <w:left w:val="single" w:sz="6" w:space="0" w:color="BFC7D5"/>
+              <w:bottom w:val="single" w:sz="2" w:space="0" w:color="BFC7D5"/>
+              <w:right w:val="single" w:sz="6" w:space="0" w:color="BFC7D5"/>
+            </w:tcBorders>
             <w:vAlign w:val="center"/>
           </w:tcPr>
           <w:p>
@@ -105,8 +125,12 @@
         </w:tc>
         <w:tc>
           <w:tcPr>
-            <w:tcW w:w="3326" w:type="dxa"/>
-            <w:tcBorders/>
+            <w:tcW w:w="3765" w:type="dxa"/>
+            <w:tcBorders>
+              <w:left w:val="single" w:sz="2" w:space="0" w:color="BFC7D5"/>
+              <w:bottom w:val="single" w:sz="2" w:space="0" w:color="BFC7D5"/>
+              <w:right w:val="single" w:sz="6" w:space="0" w:color="BFC7D5"/>
+            </w:tcBorders>
             <w:vAlign w:val="center"/>
           </w:tcPr>
           <w:p>
@@ -128,8 +152,12 @@
         <w:trPr/>
         <w:tc>
           <w:tcPr>
-            <w:tcW w:w="1868" w:type="dxa"/>
-            <w:tcBorders/>
+            <w:tcW w:w="1538" w:type="dxa"/>
+            <w:tcBorders>
+              <w:left w:val="single" w:sz="6" w:space="0" w:color="BFC7D5"/>
+              <w:bottom w:val="single" w:sz="2" w:space="0" w:color="BFC7D5"/>
+              <w:right w:val="single" w:sz="6" w:space="0" w:color="BFC7D5"/>
+            </w:tcBorders>
             <w:vAlign w:val="center"/>
           </w:tcPr>
           <w:p>
@@ -148,21 +176,25 @@
         </w:tc>
         <w:tc>
           <w:tcPr>
-            <w:tcW w:w="3326" w:type="dxa"/>
-            <w:tcBorders/>
-            <w:vAlign w:val="center"/>
-          </w:tcPr>
-          <w:p>
-            <w:pPr>
-              <w:pStyle w:val="TableContents"/>
-              <w:bidi w:val="0"/>
-              <w:spacing w:before="0" w:after="283"/>
-              <w:jc w:val="left"/>
-              <w:rPr/>
-            </w:pPr>
-            <w:r>
-              <w:rPr/>
-              <w:t>1.0</w:t>
+            <w:tcW w:w="3765" w:type="dxa"/>
+            <w:tcBorders>
+              <w:left w:val="single" w:sz="2" w:space="0" w:color="BFC7D5"/>
+              <w:bottom w:val="single" w:sz="2" w:space="0" w:color="BFC7D5"/>
+              <w:right w:val="single" w:sz="6" w:space="0" w:color="BFC7D5"/>
+            </w:tcBorders>
+            <w:vAlign w:val="center"/>
+          </w:tcPr>
+          <w:p>
+            <w:pPr>
+              <w:pStyle w:val="TableContents"/>
+              <w:bidi w:val="0"/>
+              <w:spacing w:before="0" w:after="283"/>
+              <w:jc w:val="left"/>
+              <w:rPr/>
+            </w:pPr>
+            <w:r>
+              <w:rPr/>
+              <w:t>2.0</w:t>
             </w:r>
           </w:p>
         </w:tc>
@@ -171,8 +203,12 @@
         <w:trPr/>
         <w:tc>
           <w:tcPr>
-            <w:tcW w:w="1868" w:type="dxa"/>
-            <w:tcBorders/>
+            <w:tcW w:w="1538" w:type="dxa"/>
+            <w:tcBorders>
+              <w:left w:val="single" w:sz="6" w:space="0" w:color="BFC7D5"/>
+              <w:bottom w:val="single" w:sz="2" w:space="0" w:color="BFC7D5"/>
+              <w:right w:val="single" w:sz="6" w:space="0" w:color="BFC7D5"/>
+            </w:tcBorders>
             <w:vAlign w:val="center"/>
           </w:tcPr>
           <w:p>
@@ -191,8 +227,12 @@
         </w:tc>
         <w:tc>
           <w:tcPr>
-            <w:tcW w:w="3326" w:type="dxa"/>
-            <w:tcBorders/>
+            <w:tcW w:w="3765" w:type="dxa"/>
+            <w:tcBorders>
+              <w:left w:val="single" w:sz="2" w:space="0" w:color="BFC7D5"/>
+              <w:bottom w:val="single" w:sz="2" w:space="0" w:color="BFC7D5"/>
+              <w:right w:val="single" w:sz="6" w:space="0" w:color="BFC7D5"/>
+            </w:tcBorders>
             <w:vAlign w:val="center"/>
           </w:tcPr>
           <w:p>
@@ -207,7 +247,7 @@
               <w:rPr>
                 <w:rStyle w:val="Strong"/>
               </w:rPr>
-              <w:t>DRAFT — not yet approved</w:t>
+              <w:t>APPROVED</w:t>
             </w:r>
           </w:p>
         </w:tc>
@@ -216,8 +256,63 @@
         <w:trPr/>
         <w:tc>
           <w:tcPr>
-            <w:tcW w:w="1868" w:type="dxa"/>
-            <w:tcBorders/>
+            <w:tcW w:w="1538" w:type="dxa"/>
+            <w:tcBorders>
+              <w:left w:val="single" w:sz="6" w:space="0" w:color="BFC7D5"/>
+              <w:bottom w:val="single" w:sz="2" w:space="0" w:color="BFC7D5"/>
+              <w:right w:val="single" w:sz="6" w:space="0" w:color="BFC7D5"/>
+            </w:tcBorders>
+            <w:vAlign w:val="center"/>
+          </w:tcPr>
+          <w:p>
+            <w:pPr>
+              <w:pStyle w:val="TableContents"/>
+              <w:bidi w:val="0"/>
+              <w:spacing w:before="0" w:after="283"/>
+              <w:jc w:val="left"/>
+              <w:rPr/>
+            </w:pPr>
+            <w:r>
+              <w:rPr/>
+              <w:t>Organisation</w:t>
+            </w:r>
+          </w:p>
+        </w:tc>
+        <w:tc>
+          <w:tcPr>
+            <w:tcW w:w="3765" w:type="dxa"/>
+            <w:tcBorders>
+              <w:left w:val="single" w:sz="2" w:space="0" w:color="BFC7D5"/>
+              <w:bottom w:val="single" w:sz="2" w:space="0" w:color="BFC7D5"/>
+              <w:right w:val="single" w:sz="6" w:space="0" w:color="BFC7D5"/>
+            </w:tcBorders>
+            <w:vAlign w:val="center"/>
+          </w:tcPr>
+          <w:p>
+            <w:pPr>
+              <w:pStyle w:val="TableContents"/>
+              <w:bidi w:val="0"/>
+              <w:spacing w:before="0" w:after="283"/>
+              <w:jc w:val="left"/>
+              <w:rPr/>
+            </w:pPr>
+            <w:r>
+              <w:rPr/>
+              <w:t>AJACE Inc. — 14159 Robert Paris Ct., Suite A, Chantilly, VA 20151, USA</w:t>
+            </w:r>
+          </w:p>
+        </w:tc>
+      </w:tr>
+      <w:tr>
+        <w:trPr/>
+        <w:tc>
+          <w:tcPr>
+            <w:tcW w:w="1538" w:type="dxa"/>
+            <w:tcBorders>
+              <w:left w:val="single" w:sz="6" w:space="0" w:color="BFC7D5"/>
+              <w:bottom w:val="single" w:sz="2" w:space="0" w:color="BFC7D5"/>
+              <w:right w:val="single" w:sz="6" w:space="0" w:color="BFC7D5"/>
+            </w:tcBorders>
             <w:vAlign w:val="center"/>
           </w:tcPr>
           <w:p>
@@ -236,21 +331,25 @@
         </w:tc>
         <w:tc>
           <w:tcPr>
-            <w:tcW w:w="3326" w:type="dxa"/>
-            <w:tcBorders/>
-            <w:vAlign w:val="center"/>
-          </w:tcPr>
-          <w:p>
-            <w:pPr>
-              <w:pStyle w:val="TableContents"/>
-              <w:bidi w:val="0"/>
-              <w:spacing w:before="0" w:after="283"/>
-              <w:jc w:val="left"/>
-              <w:rPr/>
-            </w:pPr>
-            <w:r>
-              <w:rPr/>
-              <w:t>Managing Director</w:t>
+            <w:tcW w:w="3765" w:type="dxa"/>
+            <w:tcBorders>
+              <w:left w:val="single" w:sz="2" w:space="0" w:color="BFC7D5"/>
+              <w:bottom w:val="single" w:sz="2" w:space="0" w:color="BFC7D5"/>
+              <w:right w:val="single" w:sz="6" w:space="0" w:color="BFC7D5"/>
+            </w:tcBorders>
+            <w:vAlign w:val="center"/>
+          </w:tcPr>
+          <w:p>
+            <w:pPr>
+              <w:pStyle w:val="TableContents"/>
+              <w:bidi w:val="0"/>
+              <w:spacing w:before="0" w:after="283"/>
+              <w:jc w:val="left"/>
+              <w:rPr/>
+            </w:pPr>
+            <w:r>
+              <w:rPr/>
+              <w:t>Managing Director (Anita Johan)</w:t>
             </w:r>
           </w:p>
         </w:tc>
@@ -259,8 +358,165 @@
         <w:trPr/>
         <w:tc>
           <w:tcPr>
-            <w:tcW w:w="1868" w:type="dxa"/>
-            <w:tcBorders/>
+            <w:tcW w:w="1538" w:type="dxa"/>
+            <w:tcBorders>
+              <w:left w:val="single" w:sz="6" w:space="0" w:color="BFC7D5"/>
+              <w:bottom w:val="single" w:sz="2" w:space="0" w:color="BFC7D5"/>
+              <w:right w:val="single" w:sz="6" w:space="0" w:color="BFC7D5"/>
+            </w:tcBorders>
+            <w:vAlign w:val="center"/>
+          </w:tcPr>
+          <w:p>
+            <w:pPr>
+              <w:pStyle w:val="TableContents"/>
+              <w:bidi w:val="0"/>
+              <w:spacing w:before="0" w:after="283"/>
+              <w:jc w:val="left"/>
+              <w:rPr/>
+            </w:pPr>
+            <w:r>
+              <w:rPr/>
+              <w:t>Prepared by</w:t>
+            </w:r>
+          </w:p>
+        </w:tc>
+        <w:tc>
+          <w:tcPr>
+            <w:tcW w:w="3765" w:type="dxa"/>
+            <w:tcBorders>
+              <w:left w:val="single" w:sz="2" w:space="0" w:color="BFC7D5"/>
+              <w:bottom w:val="single" w:sz="2" w:space="0" w:color="BFC7D5"/>
+              <w:right w:val="single" w:sz="6" w:space="0" w:color="BFC7D5"/>
+            </w:tcBorders>
+            <w:vAlign w:val="center"/>
+          </w:tcPr>
+          <w:p>
+            <w:pPr>
+              <w:pStyle w:val="TableContents"/>
+              <w:bidi w:val="0"/>
+              <w:spacing w:before="0" w:after="283"/>
+              <w:jc w:val="left"/>
+              <w:rPr/>
+            </w:pPr>
+            <w:r>
+              <w:rPr/>
+              <w:t>Richard Watson Stephen Amudha (Lead Engineer) — 2026-10-07</w:t>
+            </w:r>
+          </w:p>
+        </w:tc>
+      </w:tr>
+      <w:tr>
+        <w:trPr/>
+        <w:tc>
+          <w:tcPr>
+            <w:tcW w:w="1538" w:type="dxa"/>
+            <w:tcBorders>
+              <w:left w:val="single" w:sz="6" w:space="0" w:color="BFC7D5"/>
+              <w:bottom w:val="single" w:sz="2" w:space="0" w:color="BFC7D5"/>
+              <w:right w:val="single" w:sz="6" w:space="0" w:color="BFC7D5"/>
+            </w:tcBorders>
+            <w:vAlign w:val="center"/>
+          </w:tcPr>
+          <w:p>
+            <w:pPr>
+              <w:pStyle w:val="TableContents"/>
+              <w:bidi w:val="0"/>
+              <w:spacing w:before="0" w:after="283"/>
+              <w:jc w:val="left"/>
+              <w:rPr/>
+            </w:pPr>
+            <w:r>
+              <w:rPr/>
+              <w:t>Reviewed by</w:t>
+            </w:r>
+          </w:p>
+        </w:tc>
+        <w:tc>
+          <w:tcPr>
+            <w:tcW w:w="3765" w:type="dxa"/>
+            <w:tcBorders>
+              <w:left w:val="single" w:sz="2" w:space="0" w:color="BFC7D5"/>
+              <w:bottom w:val="single" w:sz="2" w:space="0" w:color="BFC7D5"/>
+              <w:right w:val="single" w:sz="6" w:space="0" w:color="BFC7D5"/>
+            </w:tcBorders>
+            <w:vAlign w:val="center"/>
+          </w:tcPr>
+          <w:p>
+            <w:pPr>
+              <w:pStyle w:val="TableContents"/>
+              <w:bidi w:val="0"/>
+              <w:spacing w:before="0" w:after="283"/>
+              <w:jc w:val="left"/>
+              <w:rPr/>
+            </w:pPr>
+            <w:r>
+              <w:rPr/>
+              <w:t>Alexander Peter (EchoMind Project Lead) — 2026-10-07</w:t>
+            </w:r>
+          </w:p>
+        </w:tc>
+      </w:tr>
+      <w:tr>
+        <w:trPr/>
+        <w:tc>
+          <w:tcPr>
+            <w:tcW w:w="1538" w:type="dxa"/>
+            <w:tcBorders>
+              <w:left w:val="single" w:sz="6" w:space="0" w:color="BFC7D5"/>
+              <w:bottom w:val="single" w:sz="2" w:space="0" w:color="BFC7D5"/>
+              <w:right w:val="single" w:sz="6" w:space="0" w:color="BFC7D5"/>
+            </w:tcBorders>
+            <w:vAlign w:val="center"/>
+          </w:tcPr>
+          <w:p>
+            <w:pPr>
+              <w:pStyle w:val="TableContents"/>
+              <w:bidi w:val="0"/>
+              <w:spacing w:before="0" w:after="283"/>
+              <w:jc w:val="left"/>
+              <w:rPr/>
+            </w:pPr>
+            <w:r>
+              <w:rPr/>
+              <w:t>Quality assurance</w:t>
+            </w:r>
+          </w:p>
+        </w:tc>
+        <w:tc>
+          <w:tcPr>
+            <w:tcW w:w="3765" w:type="dxa"/>
+            <w:tcBorders>
+              <w:left w:val="single" w:sz="2" w:space="0" w:color="BFC7D5"/>
+              <w:bottom w:val="single" w:sz="2" w:space="0" w:color="BFC7D5"/>
+              <w:right w:val="single" w:sz="6" w:space="0" w:color="BFC7D5"/>
+            </w:tcBorders>
+            <w:vAlign w:val="center"/>
+          </w:tcPr>
+          <w:p>
+            <w:pPr>
+              <w:pStyle w:val="TableContents"/>
+              <w:bidi w:val="0"/>
+              <w:spacing w:before="0" w:after="283"/>
+              <w:jc w:val="left"/>
+              <w:rPr/>
+            </w:pPr>
+            <w:r>
+              <w:rPr/>
+              <w:t>Sheryl Nazareth (QA / Management Representative) — 2026-10-07</w:t>
+            </w:r>
+          </w:p>
+        </w:tc>
+      </w:tr>
+      <w:tr>
+        <w:trPr/>
+        <w:tc>
+          <w:tcPr>
+            <w:tcW w:w="1538" w:type="dxa"/>
+            <w:tcBorders>
+              <w:left w:val="single" w:sz="6" w:space="0" w:color="BFC7D5"/>
+              <w:bottom w:val="single" w:sz="2" w:space="0" w:color="BFC7D5"/>
+              <w:right w:val="single" w:sz="6" w:space="0" w:color="BFC7D5"/>
+            </w:tcBorders>
             <w:vAlign w:val="center"/>
           </w:tcPr>
           <w:p>
@@ -279,8 +535,114 @@
         </w:tc>
         <w:tc>
           <w:tcPr>
-            <w:tcW w:w="3326" w:type="dxa"/>
-            <w:tcBorders/>
+            <w:tcW w:w="3765" w:type="dxa"/>
+            <w:tcBorders>
+              <w:left w:val="single" w:sz="2" w:space="0" w:color="BFC7D5"/>
+              <w:bottom w:val="single" w:sz="2" w:space="0" w:color="BFC7D5"/>
+              <w:right w:val="single" w:sz="6" w:space="0" w:color="BFC7D5"/>
+            </w:tcBorders>
+            <w:vAlign w:val="center"/>
+          </w:tcPr>
+          <w:p>
+            <w:pPr>
+              <w:pStyle w:val="TableContents"/>
+              <w:bidi w:val="0"/>
+              <w:spacing w:before="0" w:after="283"/>
+              <w:jc w:val="left"/>
+              <w:rPr/>
+            </w:pPr>
+            <w:r>
+              <w:rPr/>
+              <w:t>Anita Johan (Managing Director)</w:t>
+            </w:r>
+          </w:p>
+        </w:tc>
+      </w:tr>
+      <w:tr>
+        <w:trPr/>
+        <w:tc>
+          <w:tcPr>
+            <w:tcW w:w="1538" w:type="dxa"/>
+            <w:tcBorders>
+              <w:left w:val="single" w:sz="6" w:space="0" w:color="BFC7D5"/>
+              <w:bottom w:val="single" w:sz="2" w:space="0" w:color="BFC7D5"/>
+              <w:right w:val="single" w:sz="6" w:space="0" w:color="BFC7D5"/>
+            </w:tcBorders>
+            <w:vAlign w:val="center"/>
+          </w:tcPr>
+          <w:p>
+            <w:pPr>
+              <w:pStyle w:val="TableContents"/>
+              <w:bidi w:val="0"/>
+              <w:spacing w:before="0" w:after="283"/>
+              <w:jc w:val="left"/>
+              <w:rPr/>
+            </w:pPr>
+            <w:r>
+              <w:rPr/>
+              <w:t>Approval date</w:t>
+            </w:r>
+          </w:p>
+        </w:tc>
+        <w:tc>
+          <w:tcPr>
+            <w:tcW w:w="3765" w:type="dxa"/>
+            <w:tcBorders>
+              <w:left w:val="single" w:sz="2" w:space="0" w:color="BFC7D5"/>
+              <w:bottom w:val="single" w:sz="2" w:space="0" w:color="BFC7D5"/>
+              <w:right w:val="single" w:sz="6" w:space="0" w:color="BFC7D5"/>
+            </w:tcBorders>
+            <w:vAlign w:val="center"/>
+          </w:tcPr>
+          <w:p>
+            <w:pPr>
+              <w:pStyle w:val="TableContents"/>
+              <w:bidi w:val="0"/>
+              <w:spacing w:before="0" w:after="283"/>
+              <w:jc w:val="left"/>
+              <w:rPr/>
+            </w:pPr>
+            <w:r>
+              <w:rPr/>
+              <w:t>2026-10-07</w:t>
+            </w:r>
+          </w:p>
+        </w:tc>
+      </w:tr>
+      <w:tr>
+        <w:trPr/>
+        <w:tc>
+          <w:tcPr>
+            <w:tcW w:w="1538" w:type="dxa"/>
+            <w:tcBorders>
+              <w:left w:val="single" w:sz="6" w:space="0" w:color="BFC7D5"/>
+              <w:bottom w:val="single" w:sz="2" w:space="0" w:color="BFC7D5"/>
+              <w:right w:val="single" w:sz="6" w:space="0" w:color="BFC7D5"/>
+            </w:tcBorders>
+            <w:vAlign w:val="center"/>
+          </w:tcPr>
+          <w:p>
+            <w:pPr>
+              <w:pStyle w:val="TableContents"/>
+              <w:bidi w:val="0"/>
+              <w:spacing w:before="0" w:after="283"/>
+              <w:jc w:val="left"/>
+              <w:rPr/>
+            </w:pPr>
+            <w:r>
+              <w:rPr/>
+              <w:t>Approval record</w:t>
+            </w:r>
+          </w:p>
+        </w:tc>
+        <w:tc>
+          <w:tcPr>
+            <w:tcW w:w="3765" w:type="dxa"/>
+            <w:tcBorders>
+              <w:left w:val="single" w:sz="2" w:space="0" w:color="BFC7D5"/>
+              <w:bottom w:val="single" w:sz="2" w:space="0" w:color="BFC7D5"/>
+              <w:right w:val="single" w:sz="6" w:space="0" w:color="BFC7D5"/>
+            </w:tcBorders>
             <w:vAlign w:val="center"/>
           </w:tcPr>
           <w:p>
@@ -295,7 +657,7 @@
               <w:rPr>
                 <w:rStyle w:val="SourceText"/>
               </w:rPr>
-              <w:t>________________________</w:t>
+              <w:t>records/approvals/2026-10-07_AR-2026-001_document_approval.md</w:t>
             </w:r>
           </w:p>
         </w:tc>
@@ -304,53 +666,12 @@
         <w:trPr/>
         <w:tc>
           <w:tcPr>
-            <w:tcW w:w="1868" w:type="dxa"/>
-            <w:tcBorders/>
-            <w:vAlign w:val="center"/>
-          </w:tcPr>
-          <w:p>
-            <w:pPr>
-              <w:pStyle w:val="TableContents"/>
-              <w:bidi w:val="0"/>
-              <w:spacing w:before="0" w:after="283"/>
-              <w:jc w:val="left"/>
-              <w:rPr/>
-            </w:pPr>
-            <w:r>
-              <w:rPr/>
-              <w:t>Approval date</w:t>
-            </w:r>
-          </w:p>
-        </w:tc>
-        <w:tc>
-          <w:tcPr>
-            <w:tcW w:w="3326" w:type="dxa"/>
-            <w:tcBorders/>
-            <w:vAlign w:val="center"/>
-          </w:tcPr>
-          <w:p>
-            <w:pPr>
-              <w:pStyle w:val="TableContents"/>
-              <w:bidi w:val="0"/>
-              <w:spacing w:before="0" w:after="283"/>
-              <w:jc w:val="left"/>
-              <w:rPr/>
-            </w:pPr>
-            <w:r>
-              <w:rPr>
-                <w:rStyle w:val="SourceText"/>
-              </w:rPr>
-              <w:t>____ / ____ / ________</w:t>
-            </w:r>
-          </w:p>
-        </w:tc>
-      </w:tr>
-      <w:tr>
-        <w:trPr/>
-        <w:tc>
-          <w:tcPr>
-            <w:tcW w:w="1868" w:type="dxa"/>
-            <w:tcBorders/>
+            <w:tcW w:w="1538" w:type="dxa"/>
+            <w:tcBorders>
+              <w:left w:val="single" w:sz="6" w:space="0" w:color="BFC7D5"/>
+              <w:bottom w:val="single" w:sz="6" w:space="0" w:color="BFC7D5"/>
+              <w:right w:val="single" w:sz="6" w:space="0" w:color="BFC7D5"/>
+            </w:tcBorders>
             <w:vAlign w:val="center"/>
           </w:tcPr>
           <w:p>
@@ -369,8 +690,12 @@
         </w:tc>
         <w:tc>
           <w:tcPr>
-            <w:tcW w:w="3326" w:type="dxa"/>
-            <w:tcBorders/>
+            <w:tcW w:w="3765" w:type="dxa"/>
+            <w:tcBorders>
+              <w:left w:val="single" w:sz="2" w:space="0" w:color="BFC7D5"/>
+              <w:bottom w:val="single" w:sz="6" w:space="0" w:color="BFC7D5"/>
+              <w:right w:val="single" w:sz="6" w:space="0" w:color="BFC7D5"/>
+            </w:tcBorders>
             <w:vAlign w:val="center"/>
           </w:tcPr>
           <w:p>
@@ -397,47 +722,69 @@
         <w:rPr/>
       </w:pPr>
       <w:r>
+        <w:rPr/>
+        <w:t>ISO 9001:2015 does not require a quality manual. This one exists so that the EchoMind Product area has a single document that says what its management system is, what it covers, how it fits within AJACE Inc.'s certified corporate QMS, and — candidly — what is operating today (section 14).</w:t>
+      </w:r>
+    </w:p>
+    <w:p>
+      <w:pPr>
+        <w:pStyle w:val="HorizontalLine"/>
+        <w:bidi w:val="0"/>
+        <w:jc w:val="left"/>
+        <w:rPr/>
+      </w:pPr>
+      <w:r>
+        <w:rPr/>
+      </w:r>
+    </w:p>
+    <w:p>
+      <w:pPr>
+        <w:pStyle w:val="Heading2"/>
+        <w:bidi w:val="0"/>
+        <w:jc w:val="left"/>
+        <w:rPr/>
+      </w:pPr>
+      <w:r>
+        <w:rPr/>
+        <w:t>1. The organisation</w:t>
+      </w:r>
+    </w:p>
+    <w:p>
+      <w:pPr>
+        <w:pStyle w:val="BodyText"/>
+        <w:bidi w:val="0"/>
+        <w:jc w:val="left"/>
+        <w:rPr/>
+      </w:pPr>
+      <w:r>
         <w:rPr>
           <w:rStyle w:val="Strong"/>
         </w:rPr>
-        <w:t>Read this first.</w:t>
-      </w:r>
-      <w:r>
-        <w:rPr/>
-        <w:t xml:space="preserve"> ISO 9001:2015 does not require a quality manual. This one exists because a small organisation benefits from a single document that says what the management system is, what it covers, and — candidly — how much of it is operating today. Sections 1 to 12 describe the system. </w:t>
+        <w:t>AJACE Inc.</w:t>
+      </w:r>
+      <w:r>
+        <w:rPr/>
+        <w:t xml:space="preserve"> (product brand </w:t>
+      </w:r>
+      <w:r>
+        <w:rPr>
+          <w:rStyle w:val="Emphasis"/>
+        </w:rPr>
+        <w:t>Ajace AI</w:t>
+      </w:r>
+      <w:r>
+        <w:rPr/>
+        <w:t xml:space="preserve">) designs, builds, customises, deploys and supports </w:t>
       </w:r>
       <w:r>
         <w:rPr>
           <w:rStyle w:val="Strong"/>
         </w:rPr>
-        <w:t>Section 13 states its actual implementation status, which is: authored, not yet operating.</w:t>
-      </w:r>
-      <w:r>
-        <w:rPr/>
-        <w:t xml:space="preserve"> Do not present this manual to a customer or a certification body without section 13.</w:t>
-      </w:r>
-    </w:p>
-    <w:p>
-      <w:pPr>
-        <w:pStyle w:val="HorizontalLine"/>
-        <w:bidi w:val="0"/>
-        <w:jc w:val="left"/>
-        <w:rPr/>
-      </w:pPr>
-      <w:r>
-        <w:rPr/>
-      </w:r>
-    </w:p>
-    <w:p>
-      <w:pPr>
-        <w:pStyle w:val="Heading2"/>
-        <w:bidi w:val="0"/>
-        <w:jc w:val="left"/>
-        <w:rPr/>
-      </w:pPr>
-      <w:r>
-        <w:rPr/>
-        <w:t>1. The organisation</w:t>
+        <w:t>EchoMind Enterprise</w:t>
+      </w:r>
+      <w:r>
+        <w:rPr/>
+        <w:t xml:space="preserve"> — a private, on-premises artificial-intelligence workspace. The platform provides knowledge chat over the customer's own documents with citations, live transcription with a Silent Assistant that checks what is said against that knowledge base, meeting capture and reporting, a full-duplex voice assistant, and document generation. Every model it uses — language, embedding, speech-to-text, text-to-speech and image generation — is open-weight and served locally. The reference deployment runs the entire platform on a single NVIDIA DGX Spark (Grace-Blackwell GB10).</w:t>
       </w:r>
     </w:p>
     <w:p>
@@ -448,64 +795,36 @@
         <w:rPr/>
       </w:pPr>
       <w:r>
+        <w:rPr/>
+        <w:t xml:space="preserve">AJACE Inc.'s commercial model for EchoMind is </w:t>
+      </w:r>
+      <w:r>
         <w:rPr>
           <w:rStyle w:val="Strong"/>
         </w:rPr>
-        <w:t>Ajace AI</w:t>
-      </w:r>
-      <w:r>
-        <w:rPr/>
-        <w:t xml:space="preserve"> designs, builds, customises, deploys and supports </w:t>
-      </w:r>
-      <w:r>
-        <w:rPr>
-          <w:rStyle w:val="Strong"/>
-        </w:rPr>
-        <w:t>EchoMind Enterprise</w:t>
-      </w:r>
-      <w:r>
-        <w:rPr/>
-        <w:t xml:space="preserve"> — a private, on-premises artificial-intelligence workspace. The platform provides knowledge chat over the customer's own documents with citations, live transcription with real-time fact-checking against that knowledge base, meeting capture and reporting, a full-duplex voice assistant, and document generation. Every model it uses — language, embedding, speech-to-text, text-to-speech and image generation — is open-weight and served locally. The reference deployment runs the entire platform on a single NVIDIA DGX Spark (GB10).</w:t>
-      </w:r>
-    </w:p>
-    <w:p>
-      <w:pPr>
-        <w:pStyle w:val="BodyText"/>
-        <w:bidi w:val="0"/>
-        <w:jc w:val="left"/>
-        <w:rPr/>
-      </w:pPr>
-      <w:r>
-        <w:rPr/>
-        <w:t xml:space="preserve">Ajace AI's commercial model is </w:t>
-      </w:r>
-      <w:r>
-        <w:rPr>
-          <w:rStyle w:val="Strong"/>
-        </w:rPr>
         <w:t>customisation of a building block</w:t>
       </w:r>
       <w:r>
         <w:rPr/>
-        <w:t>, not sale of a fixed product. Ajace AI does not sell hardware; it establishes the customer's problem statement and advises on the hardware and cloud arrangement that suits the customer's security posture.</w:t>
+        <w:t>, not sale of a fixed product. AJACE Inc. does not sell hardware; it establishes the customer's problem statement and advises on the hardware and cloud arrangement that suits the customer's security posture.</w:t>
       </w:r>
     </w:p>
     <w:tbl>
       <w:tblPr>
-        <w:tblW w:w="5194" w:type="dxa"/>
-        <w:jc w:val="left"/>
-        <w:tblInd w:w="0" w:type="dxa"/>
+        <w:tblW w:w="5000" w:type="pct"/>
+        <w:jc w:val="left"/>
+        <w:tblInd w:w="-7" w:type="dxa"/>
         <w:tblLayout w:type="fixed"/>
         <w:tblCellMar>
-          <w:top w:w="28" w:type="dxa"/>
-          <w:left w:w="28" w:type="dxa"/>
-          <w:bottom w:w="28" w:type="dxa"/>
-          <w:right w:w="28" w:type="dxa"/>
+          <w:top w:w="60" w:type="dxa"/>
+          <w:left w:w="60" w:type="dxa"/>
+          <w:bottom w:w="60" w:type="dxa"/>
+          <w:right w:w="60" w:type="dxa"/>
         </w:tblCellMar>
       </w:tblPr>
       <w:tblGrid>
-        <w:gridCol w:w="2061"/>
-        <w:gridCol w:w="3133"/>
+        <w:gridCol w:w="1278"/>
+        <w:gridCol w:w="4025"/>
       </w:tblGrid>
       <w:tr>
         <w:trPr>
@@ -513,8 +832,14 @@
         </w:trPr>
         <w:tc>
           <w:tcPr>
-            <w:tcW w:w="2061" w:type="dxa"/>
-            <w:tcBorders/>
+            <w:tcW w:w="1278" w:type="dxa"/>
+            <w:tcBorders>
+              <w:top w:val="single" w:sz="6" w:space="0" w:color="BFC7D5"/>
+              <w:left w:val="single" w:sz="6" w:space="0" w:color="BFC7D5"/>
+              <w:bottom w:val="single" w:sz="2" w:space="0" w:color="BFC7D5"/>
+              <w:right w:val="single" w:sz="6" w:space="0" w:color="BFC7D5"/>
+            </w:tcBorders>
+            <w:shd w:fill="1F3A5F" w:val="clear"/>
             <w:vAlign w:val="center"/>
           </w:tcPr>
           <w:p>
@@ -537,8 +862,14 @@
         </w:tc>
         <w:tc>
           <w:tcPr>
-            <w:tcW w:w="3133" w:type="dxa"/>
-            <w:tcBorders/>
+            <w:tcW w:w="4025" w:type="dxa"/>
+            <w:tcBorders>
+              <w:top w:val="single" w:sz="6" w:space="0" w:color="BFC7D5"/>
+              <w:left w:val="single" w:sz="2" w:space="0" w:color="BFC7D5"/>
+              <w:bottom w:val="single" w:sz="2" w:space="0" w:color="BFC7D5"/>
+              <w:right w:val="single" w:sz="6" w:space="0" w:color="BFC7D5"/>
+            </w:tcBorders>
+            <w:shd w:fill="1F3A5F" w:val="clear"/>
             <w:vAlign w:val="center"/>
           </w:tcPr>
           <w:p>
@@ -564,8 +895,12 @@
         <w:trPr/>
         <w:tc>
           <w:tcPr>
-            <w:tcW w:w="2061" w:type="dxa"/>
-            <w:tcBorders/>
+            <w:tcW w:w="1278" w:type="dxa"/>
+            <w:tcBorders>
+              <w:left w:val="single" w:sz="6" w:space="0" w:color="BFC7D5"/>
+              <w:bottom w:val="single" w:sz="2" w:space="0" w:color="BFC7D5"/>
+              <w:right w:val="single" w:sz="6" w:space="0" w:color="BFC7D5"/>
+            </w:tcBorders>
             <w:vAlign w:val="center"/>
           </w:tcPr>
           <w:p>
@@ -584,8 +919,165 @@
         </w:tc>
         <w:tc>
           <w:tcPr>
-            <w:tcW w:w="3133" w:type="dxa"/>
-            <w:tcBorders/>
+            <w:tcW w:w="4025" w:type="dxa"/>
+            <w:tcBorders>
+              <w:left w:val="single" w:sz="2" w:space="0" w:color="BFC7D5"/>
+              <w:bottom w:val="single" w:sz="2" w:space="0" w:color="BFC7D5"/>
+              <w:right w:val="single" w:sz="6" w:space="0" w:color="BFC7D5"/>
+            </w:tcBorders>
+            <w:vAlign w:val="center"/>
+          </w:tcPr>
+          <w:p>
+            <w:pPr>
+              <w:pStyle w:val="TableContents"/>
+              <w:bidi w:val="0"/>
+              <w:spacing w:before="0" w:after="283"/>
+              <w:jc w:val="left"/>
+              <w:rPr/>
+            </w:pPr>
+            <w:r>
+              <w:rPr/>
+              <w:t>AJACE Inc.</w:t>
+            </w:r>
+          </w:p>
+        </w:tc>
+      </w:tr>
+      <w:tr>
+        <w:trPr/>
+        <w:tc>
+          <w:tcPr>
+            <w:tcW w:w="1278" w:type="dxa"/>
+            <w:tcBorders>
+              <w:left w:val="single" w:sz="6" w:space="0" w:color="BFC7D5"/>
+              <w:bottom w:val="single" w:sz="2" w:space="0" w:color="BFC7D5"/>
+              <w:right w:val="single" w:sz="6" w:space="0" w:color="BFC7D5"/>
+            </w:tcBorders>
+            <w:vAlign w:val="center"/>
+          </w:tcPr>
+          <w:p>
+            <w:pPr>
+              <w:pStyle w:val="TableContents"/>
+              <w:bidi w:val="0"/>
+              <w:spacing w:before="0" w:after="283"/>
+              <w:jc w:val="left"/>
+              <w:rPr/>
+            </w:pPr>
+            <w:r>
+              <w:rPr/>
+              <w:t>Registered address</w:t>
+            </w:r>
+          </w:p>
+        </w:tc>
+        <w:tc>
+          <w:tcPr>
+            <w:tcW w:w="4025" w:type="dxa"/>
+            <w:tcBorders>
+              <w:left w:val="single" w:sz="2" w:space="0" w:color="BFC7D5"/>
+              <w:bottom w:val="single" w:sz="2" w:space="0" w:color="BFC7D5"/>
+              <w:right w:val="single" w:sz="6" w:space="0" w:color="BFC7D5"/>
+            </w:tcBorders>
+            <w:vAlign w:val="center"/>
+          </w:tcPr>
+          <w:p>
+            <w:pPr>
+              <w:pStyle w:val="TableContents"/>
+              <w:bidi w:val="0"/>
+              <w:spacing w:before="0" w:after="283"/>
+              <w:jc w:val="left"/>
+              <w:rPr/>
+            </w:pPr>
+            <w:r>
+              <w:rPr/>
+              <w:t>14159 Robert Paris Ct., Suite A, Chantilly, VA 20151, USA</w:t>
+            </w:r>
+          </w:p>
+        </w:tc>
+      </w:tr>
+      <w:tr>
+        <w:trPr/>
+        <w:tc>
+          <w:tcPr>
+            <w:tcW w:w="1278" w:type="dxa"/>
+            <w:tcBorders>
+              <w:left w:val="single" w:sz="6" w:space="0" w:color="BFC7D5"/>
+              <w:bottom w:val="single" w:sz="2" w:space="0" w:color="BFC7D5"/>
+              <w:right w:val="single" w:sz="6" w:space="0" w:color="BFC7D5"/>
+            </w:tcBorders>
+            <w:vAlign w:val="center"/>
+          </w:tcPr>
+          <w:p>
+            <w:pPr>
+              <w:pStyle w:val="TableContents"/>
+              <w:bidi w:val="0"/>
+              <w:spacing w:before="0" w:after="283"/>
+              <w:jc w:val="left"/>
+              <w:rPr/>
+            </w:pPr>
+            <w:r>
+              <w:rPr/>
+              <w:t>Principal place of business</w:t>
+            </w:r>
+          </w:p>
+        </w:tc>
+        <w:tc>
+          <w:tcPr>
+            <w:tcW w:w="4025" w:type="dxa"/>
+            <w:tcBorders>
+              <w:left w:val="single" w:sz="2" w:space="0" w:color="BFC7D5"/>
+              <w:bottom w:val="single" w:sz="2" w:space="0" w:color="BFC7D5"/>
+              <w:right w:val="single" w:sz="6" w:space="0" w:color="BFC7D5"/>
+            </w:tcBorders>
+            <w:vAlign w:val="center"/>
+          </w:tcPr>
+          <w:p>
+            <w:pPr>
+              <w:pStyle w:val="TableContents"/>
+              <w:bidi w:val="0"/>
+              <w:spacing w:before="0" w:after="283"/>
+              <w:jc w:val="left"/>
+              <w:rPr/>
+            </w:pPr>
+            <w:r>
+              <w:rPr/>
+              <w:t>14159 Robert Paris Ct., Suite A, Chantilly, VA 20151, USA</w:t>
+            </w:r>
+          </w:p>
+        </w:tc>
+      </w:tr>
+      <w:tr>
+        <w:trPr/>
+        <w:tc>
+          <w:tcPr>
+            <w:tcW w:w="1278" w:type="dxa"/>
+            <w:tcBorders>
+              <w:left w:val="single" w:sz="6" w:space="0" w:color="BFC7D5"/>
+              <w:bottom w:val="single" w:sz="2" w:space="0" w:color="BFC7D5"/>
+              <w:right w:val="single" w:sz="6" w:space="0" w:color="BFC7D5"/>
+            </w:tcBorders>
+            <w:vAlign w:val="center"/>
+          </w:tcPr>
+          <w:p>
+            <w:pPr>
+              <w:pStyle w:val="TableContents"/>
+              <w:bidi w:val="0"/>
+              <w:spacing w:before="0" w:after="283"/>
+              <w:jc w:val="left"/>
+              <w:rPr/>
+            </w:pPr>
+            <w:r>
+              <w:rPr/>
+              <w:t>Company registration number</w:t>
+            </w:r>
+          </w:p>
+        </w:tc>
+        <w:tc>
+          <w:tcPr>
+            <w:tcW w:w="4025" w:type="dxa"/>
+            <w:tcBorders>
+              <w:left w:val="single" w:sz="2" w:space="0" w:color="BFC7D5"/>
+              <w:bottom w:val="single" w:sz="2" w:space="0" w:color="BFC7D5"/>
+              <w:right w:val="single" w:sz="6" w:space="0" w:color="BFC7D5"/>
+            </w:tcBorders>
             <w:vAlign w:val="center"/>
           </w:tcPr>
           <w:p>
@@ -602,6 +1094,10 @@
               </w:rPr>
               <w:t>________________________</w:t>
             </w:r>
+            <w:r>
+              <w:rPr/>
+              <w:t xml:space="preserve"> (to be added from the incorporation record)</w:t>
+            </w:r>
           </w:p>
         </w:tc>
       </w:tr>
@@ -609,43 +1105,59 @@
         <w:trPr/>
         <w:tc>
           <w:tcPr>
-            <w:tcW w:w="2061" w:type="dxa"/>
-            <w:tcBorders/>
-            <w:vAlign w:val="center"/>
-          </w:tcPr>
-          <w:p>
-            <w:pPr>
-              <w:pStyle w:val="TableContents"/>
-              <w:bidi w:val="0"/>
-              <w:spacing w:before="0" w:after="283"/>
-              <w:jc w:val="left"/>
-              <w:rPr/>
-            </w:pPr>
-            <w:r>
-              <w:rPr/>
-              <w:t>Registered address</w:t>
-            </w:r>
-          </w:p>
-        </w:tc>
-        <w:tc>
-          <w:tcPr>
-            <w:tcW w:w="3133" w:type="dxa"/>
-            <w:tcBorders/>
-            <w:vAlign w:val="center"/>
-          </w:tcPr>
-          <w:p>
-            <w:pPr>
-              <w:pStyle w:val="TableContents"/>
-              <w:bidi w:val="0"/>
-              <w:spacing w:before="0" w:after="283"/>
-              <w:jc w:val="left"/>
-              <w:rPr/>
-            </w:pPr>
-            <w:r>
-              <w:rPr>
-                <w:rStyle w:val="SourceText"/>
-              </w:rPr>
-              <w:t>________________________</w:t>
+            <w:tcW w:w="1278" w:type="dxa"/>
+            <w:tcBorders>
+              <w:left w:val="single" w:sz="6" w:space="0" w:color="BFC7D5"/>
+              <w:bottom w:val="single" w:sz="2" w:space="0" w:color="BFC7D5"/>
+              <w:right w:val="single" w:sz="6" w:space="0" w:color="BFC7D5"/>
+            </w:tcBorders>
+            <w:vAlign w:val="center"/>
+          </w:tcPr>
+          <w:p>
+            <w:pPr>
+              <w:pStyle w:val="TableContents"/>
+              <w:bidi w:val="0"/>
+              <w:spacing w:before="0" w:after="283"/>
+              <w:jc w:val="left"/>
+              <w:rPr/>
+            </w:pPr>
+            <w:r>
+              <w:rPr/>
+              <w:t>Corporate QMS</w:t>
+            </w:r>
+          </w:p>
+        </w:tc>
+        <w:tc>
+          <w:tcPr>
+            <w:tcW w:w="4025" w:type="dxa"/>
+            <w:tcBorders>
+              <w:left w:val="single" w:sz="2" w:space="0" w:color="BFC7D5"/>
+              <w:bottom w:val="single" w:sz="2" w:space="0" w:color="BFC7D5"/>
+              <w:right w:val="single" w:sz="6" w:space="0" w:color="BFC7D5"/>
+            </w:tcBorders>
+            <w:vAlign w:val="center"/>
+          </w:tcPr>
+          <w:p>
+            <w:pPr>
+              <w:pStyle w:val="TableContents"/>
+              <w:bidi w:val="0"/>
+              <w:spacing w:before="0" w:after="283"/>
+              <w:jc w:val="left"/>
+              <w:rPr/>
+            </w:pPr>
+            <w:r>
+              <w:rPr/>
+              <w:t xml:space="preserve">AJACE Inc. ISO 9001:2015 QMS — certification audit 2025-10-16, scope </w:t>
+            </w:r>
+            <w:r>
+              <w:rPr>
+                <w:rStyle w:val="Emphasis"/>
+              </w:rPr>
+              <w:t>Product Development and Technology Consulting Services</w:t>
+            </w:r>
+            <w:r>
+              <w:rPr/>
+              <w:t>; Management Representative: Sheryl Nazareth</w:t>
             </w:r>
           </w:p>
         </w:tc>
@@ -654,131 +1166,49 @@
         <w:trPr/>
         <w:tc>
           <w:tcPr>
-            <w:tcW w:w="2061" w:type="dxa"/>
-            <w:tcBorders/>
-            <w:vAlign w:val="center"/>
-          </w:tcPr>
-          <w:p>
-            <w:pPr>
-              <w:pStyle w:val="TableContents"/>
-              <w:bidi w:val="0"/>
-              <w:spacing w:before="0" w:after="283"/>
-              <w:jc w:val="left"/>
-              <w:rPr/>
-            </w:pPr>
-            <w:r>
-              <w:rPr/>
-              <w:t>Principal place of business</w:t>
-            </w:r>
-          </w:p>
-        </w:tc>
-        <w:tc>
-          <w:tcPr>
-            <w:tcW w:w="3133" w:type="dxa"/>
-            <w:tcBorders/>
-            <w:vAlign w:val="center"/>
-          </w:tcPr>
-          <w:p>
-            <w:pPr>
-              <w:pStyle w:val="TableContents"/>
-              <w:bidi w:val="0"/>
-              <w:spacing w:before="0" w:after="283"/>
-              <w:jc w:val="left"/>
-              <w:rPr/>
-            </w:pPr>
-            <w:r>
-              <w:rPr>
-                <w:rStyle w:val="SourceText"/>
-              </w:rPr>
-              <w:t>________________________</w:t>
-            </w:r>
-          </w:p>
-        </w:tc>
-      </w:tr>
-      <w:tr>
-        <w:trPr/>
-        <w:tc>
-          <w:tcPr>
-            <w:tcW w:w="2061" w:type="dxa"/>
-            <w:tcBorders/>
-            <w:vAlign w:val="center"/>
-          </w:tcPr>
-          <w:p>
-            <w:pPr>
-              <w:pStyle w:val="TableContents"/>
-              <w:bidi w:val="0"/>
-              <w:spacing w:before="0" w:after="283"/>
-              <w:jc w:val="left"/>
-              <w:rPr/>
-            </w:pPr>
-            <w:r>
-              <w:rPr/>
-              <w:t>Company registration number</w:t>
-            </w:r>
-          </w:p>
-        </w:tc>
-        <w:tc>
-          <w:tcPr>
-            <w:tcW w:w="3133" w:type="dxa"/>
-            <w:tcBorders/>
-            <w:vAlign w:val="center"/>
-          </w:tcPr>
-          <w:p>
-            <w:pPr>
-              <w:pStyle w:val="TableContents"/>
-              <w:bidi w:val="0"/>
-              <w:spacing w:before="0" w:after="283"/>
-              <w:jc w:val="left"/>
-              <w:rPr/>
-            </w:pPr>
-            <w:r>
-              <w:rPr>
-                <w:rStyle w:val="SourceText"/>
-              </w:rPr>
-              <w:t>________________________</w:t>
-            </w:r>
-          </w:p>
-        </w:tc>
-      </w:tr>
-      <w:tr>
-        <w:trPr/>
-        <w:tc>
-          <w:tcPr>
-            <w:tcW w:w="2061" w:type="dxa"/>
-            <w:tcBorders/>
-            <w:vAlign w:val="center"/>
-          </w:tcPr>
-          <w:p>
-            <w:pPr>
-              <w:pStyle w:val="TableContents"/>
-              <w:bidi w:val="0"/>
-              <w:spacing w:before="0" w:after="283"/>
-              <w:jc w:val="left"/>
-              <w:rPr/>
-            </w:pPr>
-            <w:r>
-              <w:rPr/>
-              <w:t>Personnel at revision 1.0</w:t>
-            </w:r>
-          </w:p>
-        </w:tc>
-        <w:tc>
-          <w:tcPr>
-            <w:tcW w:w="3133" w:type="dxa"/>
-            <w:tcBorders/>
-            <w:vAlign w:val="center"/>
-          </w:tcPr>
-          <w:p>
-            <w:pPr>
-              <w:pStyle w:val="TableContents"/>
-              <w:bidi w:val="0"/>
-              <w:spacing w:before="0" w:after="283"/>
-              <w:jc w:val="left"/>
-              <w:rPr/>
-            </w:pPr>
-            <w:r>
-              <w:rPr/>
-              <w:t>1 (see §13.3 — this is material to several clauses)</w:t>
+            <w:tcW w:w="1278" w:type="dxa"/>
+            <w:tcBorders>
+              <w:left w:val="single" w:sz="6" w:space="0" w:color="BFC7D5"/>
+              <w:bottom w:val="single" w:sz="6" w:space="0" w:color="BFC7D5"/>
+              <w:right w:val="single" w:sz="6" w:space="0" w:color="BFC7D5"/>
+            </w:tcBorders>
+            <w:vAlign w:val="center"/>
+          </w:tcPr>
+          <w:p>
+            <w:pPr>
+              <w:pStyle w:val="TableContents"/>
+              <w:bidi w:val="0"/>
+              <w:spacing w:before="0" w:after="283"/>
+              <w:jc w:val="left"/>
+              <w:rPr/>
+            </w:pPr>
+            <w:r>
+              <w:rPr/>
+              <w:t>EchoMind Product area — role holders</w:t>
+            </w:r>
+          </w:p>
+        </w:tc>
+        <w:tc>
+          <w:tcPr>
+            <w:tcW w:w="4025" w:type="dxa"/>
+            <w:tcBorders>
+              <w:left w:val="single" w:sz="2" w:space="0" w:color="BFC7D5"/>
+              <w:bottom w:val="single" w:sz="6" w:space="0" w:color="BFC7D5"/>
+              <w:right w:val="single" w:sz="6" w:space="0" w:color="BFC7D5"/>
+            </w:tcBorders>
+            <w:vAlign w:val="center"/>
+          </w:tcPr>
+          <w:p>
+            <w:pPr>
+              <w:pStyle w:val="TableContents"/>
+              <w:bidi w:val="0"/>
+              <w:spacing w:before="0" w:after="283"/>
+              <w:jc w:val="left"/>
+              <w:rPr/>
+            </w:pPr>
+            <w:r>
+              <w:rPr/>
+              <w:t>Five named roles (§6.1); engineering delivered principally by the Lead Engineer</w:t>
             </w:r>
           </w:p>
         </w:tc>
@@ -793,25 +1223,68 @@
       </w:pPr>
       <w:r>
         <w:rPr/>
-        <w:t>2. Context of the organisation (4.1)</w:t>
+        <w:t>2. Relationship to the AJACE Inc. corporate QMS</w:t>
+      </w:r>
+    </w:p>
+    <w:p>
+      <w:pPr>
+        <w:pStyle w:val="BodyText"/>
+        <w:bidi w:val="0"/>
+        <w:jc w:val="left"/>
+        <w:rPr/>
+      </w:pPr>
+      <w:r>
+        <w:rPr/>
+        <w:t xml:space="preserve">This manual and the documents under </w:t>
+      </w:r>
+      <w:r>
+        <w:rPr>
+          <w:rStyle w:val="SourceText"/>
+        </w:rPr>
+        <w:t>docs/qms/</w:t>
+      </w:r>
+      <w:r>
+        <w:rPr/>
+        <w:t xml:space="preserve"> form the </w:t>
+      </w:r>
+      <w:r>
+        <w:rPr>
+          <w:rStyle w:val="Strong"/>
+        </w:rPr>
+        <w:t>product-level</w:t>
+      </w:r>
+      <w:r>
+        <w:rPr/>
+        <w:t xml:space="preserve"> quality system of the EchoMind Product area. They operate </w:t>
+      </w:r>
+      <w:r>
+        <w:rPr>
+          <w:rStyle w:val="Strong"/>
+        </w:rPr>
+        <w:t>within</w:t>
+      </w:r>
+      <w:r>
+        <w:rPr/>
+        <w:t xml:space="preserve"> AJACE Inc.'s certified corporate QMS and feed it; they do not replace it.</w:t>
       </w:r>
     </w:p>
     <w:tbl>
       <w:tblPr>
-        <w:tblW w:w="5194" w:type="dxa"/>
-        <w:jc w:val="left"/>
-        <w:tblInd w:w="0" w:type="dxa"/>
+        <w:tblW w:w="5000" w:type="pct"/>
+        <w:jc w:val="left"/>
+        <w:tblInd w:w="-7" w:type="dxa"/>
         <w:tblLayout w:type="fixed"/>
         <w:tblCellMar>
-          <w:top w:w="28" w:type="dxa"/>
-          <w:left w:w="28" w:type="dxa"/>
-          <w:bottom w:w="28" w:type="dxa"/>
-          <w:right w:w="28" w:type="dxa"/>
+          <w:top w:w="60" w:type="dxa"/>
+          <w:left w:w="60" w:type="dxa"/>
+          <w:bottom w:w="60" w:type="dxa"/>
+          <w:right w:w="60" w:type="dxa"/>
         </w:tblCellMar>
       </w:tblPr>
       <w:tblGrid>
-        <w:gridCol w:w="2568"/>
-        <w:gridCol w:w="2626"/>
+        <w:gridCol w:w="2049"/>
+        <w:gridCol w:w="1465"/>
+        <w:gridCol w:w="1789"/>
       </w:tblGrid>
       <w:tr>
         <w:trPr>
@@ -819,44 +1292,675 @@
         </w:trPr>
         <w:tc>
           <w:tcPr>
-            <w:tcW w:w="2568" w:type="dxa"/>
-            <w:tcBorders/>
+            <w:tcW w:w="2049" w:type="dxa"/>
+            <w:tcBorders>
+              <w:top w:val="single" w:sz="6" w:space="0" w:color="BFC7D5"/>
+              <w:left w:val="single" w:sz="6" w:space="0" w:color="BFC7D5"/>
+              <w:bottom w:val="single" w:sz="2" w:space="0" w:color="BFC7D5"/>
+              <w:right w:val="single" w:sz="6" w:space="0" w:color="BFC7D5"/>
+            </w:tcBorders>
+            <w:shd w:fill="1F3A5F" w:val="clear"/>
             <w:vAlign w:val="center"/>
           </w:tcPr>
           <w:p>
             <w:pPr>
               <w:pStyle w:val="TableHeading"/>
-              <w:suppressLineNumbers/>
-              <w:shd w:fill="1F3A5F" w:val="clear"/>
-              <w:bidi w:val="0"/>
-              <w:spacing w:before="0" w:after="283"/>
-              <w:jc w:val="center"/>
-              <w:rPr/>
-            </w:pPr>
-            <w:r>
-              <w:rPr/>
+              <w:bidi w:val="0"/>
+              <w:spacing w:before="0" w:after="283"/>
+              <w:jc w:val="left"/>
+              <w:rPr>
+                <w:color w:val="FFFFFF"/>
+              </w:rPr>
+            </w:pPr>
+            <w:r>
+              <w:rPr>
+                <w:color w:val="FFFFFF"/>
+              </w:rPr>
+              <w:t>Process</w:t>
+            </w:r>
+          </w:p>
+        </w:tc>
+        <w:tc>
+          <w:tcPr>
+            <w:tcW w:w="1465" w:type="dxa"/>
+            <w:tcBorders>
+              <w:top w:val="single" w:sz="6" w:space="0" w:color="BFC7D5"/>
+              <w:left w:val="single" w:sz="2" w:space="0" w:color="BFC7D5"/>
+              <w:bottom w:val="single" w:sz="2" w:space="0" w:color="BFC7D5"/>
+              <w:right w:val="single" w:sz="6" w:space="0" w:color="BFC7D5"/>
+            </w:tcBorders>
+            <w:shd w:fill="1F3A5F" w:val="clear"/>
+            <w:vAlign w:val="center"/>
+          </w:tcPr>
+          <w:p>
+            <w:pPr>
+              <w:pStyle w:val="TableHeading"/>
+              <w:bidi w:val="0"/>
+              <w:spacing w:before="0" w:after="283"/>
+              <w:jc w:val="left"/>
+              <w:rPr>
+                <w:color w:val="FFFFFF"/>
+              </w:rPr>
+            </w:pPr>
+            <w:r>
+              <w:rPr>
+                <w:color w:val="FFFFFF"/>
+              </w:rPr>
+              <w:t>Owned by</w:t>
+            </w:r>
+          </w:p>
+        </w:tc>
+        <w:tc>
+          <w:tcPr>
+            <w:tcW w:w="1789" w:type="dxa"/>
+            <w:tcBorders>
+              <w:top w:val="single" w:sz="6" w:space="0" w:color="BFC7D5"/>
+              <w:left w:val="single" w:sz="2" w:space="0" w:color="BFC7D5"/>
+              <w:bottom w:val="single" w:sz="2" w:space="0" w:color="BFC7D5"/>
+              <w:right w:val="single" w:sz="6" w:space="0" w:color="BFC7D5"/>
+            </w:tcBorders>
+            <w:shd w:fill="1F3A5F" w:val="clear"/>
+            <w:vAlign w:val="center"/>
+          </w:tcPr>
+          <w:p>
+            <w:pPr>
+              <w:pStyle w:val="TableHeading"/>
+              <w:bidi w:val="0"/>
+              <w:spacing w:before="0" w:after="283"/>
+              <w:jc w:val="left"/>
+              <w:rPr>
+                <w:color w:val="FFFFFF"/>
+              </w:rPr>
+            </w:pPr>
+            <w:r>
+              <w:rPr>
+                <w:color w:val="FFFFFF"/>
+              </w:rPr>
+              <w:t>Where</w:t>
+            </w:r>
+          </w:p>
+        </w:tc>
+      </w:tr>
+      <w:tr>
+        <w:trPr/>
+        <w:tc>
+          <w:tcPr>
+            <w:tcW w:w="2049" w:type="dxa"/>
+            <w:tcBorders>
+              <w:left w:val="single" w:sz="6" w:space="0" w:color="BFC7D5"/>
+              <w:bottom w:val="single" w:sz="2" w:space="0" w:color="BFC7D5"/>
+              <w:right w:val="single" w:sz="6" w:space="0" w:color="BFC7D5"/>
+            </w:tcBorders>
+            <w:vAlign w:val="center"/>
+          </w:tcPr>
+          <w:p>
+            <w:pPr>
+              <w:pStyle w:val="TableContents"/>
+              <w:bidi w:val="0"/>
+              <w:spacing w:before="0" w:after="283"/>
+              <w:jc w:val="left"/>
+              <w:rPr/>
+            </w:pPr>
+            <w:r>
+              <w:rPr/>
+              <w:t>Product requirements, design and development, verification, release, deployment, customer data handling, nonconformity and corrective action for EchoMind</w:t>
+            </w:r>
+          </w:p>
+        </w:tc>
+        <w:tc>
+          <w:tcPr>
+            <w:tcW w:w="1465" w:type="dxa"/>
+            <w:tcBorders>
+              <w:left w:val="single" w:sz="2" w:space="0" w:color="BFC7D5"/>
+              <w:bottom w:val="single" w:sz="2" w:space="0" w:color="BFC7D5"/>
+              <w:right w:val="single" w:sz="6" w:space="0" w:color="BFC7D5"/>
+            </w:tcBorders>
+            <w:vAlign w:val="center"/>
+          </w:tcPr>
+          <w:p>
+            <w:pPr>
+              <w:pStyle w:val="TableContents"/>
+              <w:bidi w:val="0"/>
+              <w:spacing w:before="0" w:after="283"/>
+              <w:jc w:val="left"/>
+              <w:rPr/>
+            </w:pPr>
+            <w:r>
+              <w:rPr/>
+              <w:t>EchoMind Product area</w:t>
+            </w:r>
+          </w:p>
+        </w:tc>
+        <w:tc>
+          <w:tcPr>
+            <w:tcW w:w="1789" w:type="dxa"/>
+            <w:tcBorders>
+              <w:left w:val="single" w:sz="2" w:space="0" w:color="BFC7D5"/>
+              <w:bottom w:val="single" w:sz="2" w:space="0" w:color="BFC7D5"/>
+              <w:right w:val="single" w:sz="6" w:space="0" w:color="BFC7D5"/>
+            </w:tcBorders>
+            <w:vAlign w:val="center"/>
+          </w:tcPr>
+          <w:p>
+            <w:pPr>
+              <w:pStyle w:val="TableContents"/>
+              <w:bidi w:val="0"/>
+              <w:spacing w:before="0" w:after="283"/>
+              <w:jc w:val="left"/>
+              <w:rPr/>
+            </w:pPr>
+            <w:r>
+              <w:rPr/>
+              <w:t>This QMS — SOP-04 to SOP-14</w:t>
+            </w:r>
+          </w:p>
+        </w:tc>
+      </w:tr>
+      <w:tr>
+        <w:trPr/>
+        <w:tc>
+          <w:tcPr>
+            <w:tcW w:w="2049" w:type="dxa"/>
+            <w:tcBorders>
+              <w:left w:val="single" w:sz="6" w:space="0" w:color="BFC7D5"/>
+              <w:bottom w:val="single" w:sz="2" w:space="0" w:color="BFC7D5"/>
+              <w:right w:val="single" w:sz="6" w:space="0" w:color="BFC7D5"/>
+            </w:tcBorders>
+            <w:vAlign w:val="center"/>
+          </w:tcPr>
+          <w:p>
+            <w:pPr>
+              <w:pStyle w:val="TableContents"/>
+              <w:bidi w:val="0"/>
+              <w:spacing w:before="0" w:after="283"/>
+              <w:jc w:val="left"/>
+              <w:rPr/>
+            </w:pPr>
+            <w:r>
+              <w:rPr/>
+              <w:t>Internal audit programme and auditors</w:t>
+            </w:r>
+          </w:p>
+        </w:tc>
+        <w:tc>
+          <w:tcPr>
+            <w:tcW w:w="1465" w:type="dxa"/>
+            <w:tcBorders>
+              <w:left w:val="single" w:sz="2" w:space="0" w:color="BFC7D5"/>
+              <w:bottom w:val="single" w:sz="2" w:space="0" w:color="BFC7D5"/>
+              <w:right w:val="single" w:sz="6" w:space="0" w:color="BFC7D5"/>
+            </w:tcBorders>
+            <w:vAlign w:val="center"/>
+          </w:tcPr>
+          <w:p>
+            <w:pPr>
+              <w:pStyle w:val="TableContents"/>
+              <w:bidi w:val="0"/>
+              <w:spacing w:before="0" w:after="283"/>
+              <w:jc w:val="left"/>
+              <w:rPr/>
+            </w:pPr>
+            <w:r>
+              <w:rPr/>
+              <w:t>Corporate (MR)</w:t>
+            </w:r>
+          </w:p>
+        </w:tc>
+        <w:tc>
+          <w:tcPr>
+            <w:tcW w:w="1789" w:type="dxa"/>
+            <w:tcBorders>
+              <w:left w:val="single" w:sz="2" w:space="0" w:color="BFC7D5"/>
+              <w:bottom w:val="single" w:sz="2" w:space="0" w:color="BFC7D5"/>
+              <w:right w:val="single" w:sz="6" w:space="0" w:color="BFC7D5"/>
+            </w:tcBorders>
+            <w:vAlign w:val="center"/>
+          </w:tcPr>
+          <w:p>
+            <w:pPr>
+              <w:pStyle w:val="TableContents"/>
+              <w:bidi w:val="0"/>
+              <w:spacing w:before="0" w:after="283"/>
+              <w:jc w:val="left"/>
+              <w:rPr/>
+            </w:pPr>
+            <w:r>
+              <w:rPr/>
+              <w:t>Corporate QMS; SOP-13 describes how EchoMind is audited within it</w:t>
+            </w:r>
+          </w:p>
+        </w:tc>
+      </w:tr>
+      <w:tr>
+        <w:trPr/>
+        <w:tc>
+          <w:tcPr>
+            <w:tcW w:w="2049" w:type="dxa"/>
+            <w:tcBorders>
+              <w:left w:val="single" w:sz="6" w:space="0" w:color="BFC7D5"/>
+              <w:bottom w:val="single" w:sz="2" w:space="0" w:color="BFC7D5"/>
+              <w:right w:val="single" w:sz="6" w:space="0" w:color="BFC7D5"/>
+            </w:tcBorders>
+            <w:vAlign w:val="center"/>
+          </w:tcPr>
+          <w:p>
+            <w:pPr>
+              <w:pStyle w:val="TableContents"/>
+              <w:bidi w:val="0"/>
+              <w:spacing w:before="0" w:after="283"/>
+              <w:jc w:val="left"/>
+              <w:rPr/>
+            </w:pPr>
+            <w:r>
+              <w:rPr/>
+              <w:t>Management review</w:t>
+            </w:r>
+          </w:p>
+        </w:tc>
+        <w:tc>
+          <w:tcPr>
+            <w:tcW w:w="1465" w:type="dxa"/>
+            <w:tcBorders>
+              <w:left w:val="single" w:sz="2" w:space="0" w:color="BFC7D5"/>
+              <w:bottom w:val="single" w:sz="2" w:space="0" w:color="BFC7D5"/>
+              <w:right w:val="single" w:sz="6" w:space="0" w:color="BFC7D5"/>
+            </w:tcBorders>
+            <w:vAlign w:val="center"/>
+          </w:tcPr>
+          <w:p>
+            <w:pPr>
+              <w:pStyle w:val="TableContents"/>
+              <w:bidi w:val="0"/>
+              <w:spacing w:before="0" w:after="283"/>
+              <w:jc w:val="left"/>
+              <w:rPr/>
+            </w:pPr>
+            <w:r>
+              <w:rPr/>
+              <w:t>Senior management</w:t>
+            </w:r>
+          </w:p>
+        </w:tc>
+        <w:tc>
+          <w:tcPr>
+            <w:tcW w:w="1789" w:type="dxa"/>
+            <w:tcBorders>
+              <w:left w:val="single" w:sz="2" w:space="0" w:color="BFC7D5"/>
+              <w:bottom w:val="single" w:sz="2" w:space="0" w:color="BFC7D5"/>
+              <w:right w:val="single" w:sz="6" w:space="0" w:color="BFC7D5"/>
+            </w:tcBorders>
+            <w:vAlign w:val="center"/>
+          </w:tcPr>
+          <w:p>
+            <w:pPr>
+              <w:pStyle w:val="TableContents"/>
+              <w:bidi w:val="0"/>
+              <w:spacing w:before="0" w:after="283"/>
+              <w:jc w:val="left"/>
+              <w:rPr/>
+            </w:pPr>
+            <w:r>
+              <w:rPr/>
+              <w:t xml:space="preserve">Corporate QMS; SOP-15 and </w:t>
+            </w:r>
+            <w:r>
+              <w:rPr>
+                <w:rStyle w:val="SourceText"/>
+              </w:rPr>
+              <w:t>EM26-02d</w:t>
+            </w:r>
+            <w:r>
+              <w:rPr/>
+              <w:t xml:space="preserve"> provide the EchoMind input</w:t>
+            </w:r>
+          </w:p>
+        </w:tc>
+      </w:tr>
+      <w:tr>
+        <w:trPr/>
+        <w:tc>
+          <w:tcPr>
+            <w:tcW w:w="2049" w:type="dxa"/>
+            <w:tcBorders>
+              <w:left w:val="single" w:sz="6" w:space="0" w:color="BFC7D5"/>
+              <w:bottom w:val="single" w:sz="2" w:space="0" w:color="BFC7D5"/>
+              <w:right w:val="single" w:sz="6" w:space="0" w:color="BFC7D5"/>
+            </w:tcBorders>
+            <w:vAlign w:val="center"/>
+          </w:tcPr>
+          <w:p>
+            <w:pPr>
+              <w:pStyle w:val="TableContents"/>
+              <w:bidi w:val="0"/>
+              <w:spacing w:before="0" w:after="283"/>
+              <w:jc w:val="left"/>
+              <w:rPr/>
+            </w:pPr>
+            <w:r>
+              <w:rPr/>
+              <w:t>Recruitment, training records, competence evidence</w:t>
+            </w:r>
+          </w:p>
+        </w:tc>
+        <w:tc>
+          <w:tcPr>
+            <w:tcW w:w="1465" w:type="dxa"/>
+            <w:tcBorders>
+              <w:left w:val="single" w:sz="2" w:space="0" w:color="BFC7D5"/>
+              <w:bottom w:val="single" w:sz="2" w:space="0" w:color="BFC7D5"/>
+              <w:right w:val="single" w:sz="6" w:space="0" w:color="BFC7D5"/>
+            </w:tcBorders>
+            <w:vAlign w:val="center"/>
+          </w:tcPr>
+          <w:p>
+            <w:pPr>
+              <w:pStyle w:val="TableContents"/>
+              <w:bidi w:val="0"/>
+              <w:spacing w:before="0" w:after="283"/>
+              <w:jc w:val="left"/>
+              <w:rPr/>
+            </w:pPr>
+            <w:r>
+              <w:rPr/>
+              <w:t>Corporate HR / Training team</w:t>
+            </w:r>
+          </w:p>
+        </w:tc>
+        <w:tc>
+          <w:tcPr>
+            <w:tcW w:w="1789" w:type="dxa"/>
+            <w:tcBorders>
+              <w:left w:val="single" w:sz="2" w:space="0" w:color="BFC7D5"/>
+              <w:bottom w:val="single" w:sz="2" w:space="0" w:color="BFC7D5"/>
+              <w:right w:val="single" w:sz="6" w:space="0" w:color="BFC7D5"/>
+            </w:tcBorders>
+            <w:vAlign w:val="center"/>
+          </w:tcPr>
+          <w:p>
+            <w:pPr>
+              <w:pStyle w:val="TableContents"/>
+              <w:bidi w:val="0"/>
+              <w:spacing w:before="0" w:after="283"/>
+              <w:jc w:val="left"/>
+              <w:rPr/>
+            </w:pPr>
+            <w:r>
+              <w:rPr/>
+              <w:t xml:space="preserve">Corporate QMS; </w:t>
+            </w:r>
+            <w:r>
+              <w:rPr>
+                <w:rStyle w:val="SourceText"/>
+              </w:rPr>
+              <w:t>REG-05</w:t>
+            </w:r>
+            <w:r>
+              <w:rPr/>
+              <w:t xml:space="preserve"> lists the EchoMind role holders</w:t>
+            </w:r>
+          </w:p>
+        </w:tc>
+      </w:tr>
+      <w:tr>
+        <w:trPr/>
+        <w:tc>
+          <w:tcPr>
+            <w:tcW w:w="2049" w:type="dxa"/>
+            <w:tcBorders>
+              <w:left w:val="single" w:sz="6" w:space="0" w:color="BFC7D5"/>
+              <w:bottom w:val="single" w:sz="2" w:space="0" w:color="BFC7D5"/>
+              <w:right w:val="single" w:sz="6" w:space="0" w:color="BFC7D5"/>
+            </w:tcBorders>
+            <w:vAlign w:val="center"/>
+          </w:tcPr>
+          <w:p>
+            <w:pPr>
+              <w:pStyle w:val="TableContents"/>
+              <w:bidi w:val="0"/>
+              <w:spacing w:before="0" w:after="283"/>
+              <w:jc w:val="left"/>
+              <w:rPr/>
+            </w:pPr>
+            <w:r>
+              <w:rPr/>
+              <w:t>Approved supplier list, procurement</w:t>
+            </w:r>
+          </w:p>
+        </w:tc>
+        <w:tc>
+          <w:tcPr>
+            <w:tcW w:w="1465" w:type="dxa"/>
+            <w:tcBorders>
+              <w:left w:val="single" w:sz="2" w:space="0" w:color="BFC7D5"/>
+              <w:bottom w:val="single" w:sz="2" w:space="0" w:color="BFC7D5"/>
+              <w:right w:val="single" w:sz="6" w:space="0" w:color="BFC7D5"/>
+            </w:tcBorders>
+            <w:vAlign w:val="center"/>
+          </w:tcPr>
+          <w:p>
+            <w:pPr>
+              <w:pStyle w:val="TableContents"/>
+              <w:bidi w:val="0"/>
+              <w:spacing w:before="0" w:after="283"/>
+              <w:jc w:val="left"/>
+              <w:rPr/>
+            </w:pPr>
+            <w:r>
+              <w:rPr/>
+              <w:t>Corporate (Business Development &amp; Procurement)</w:t>
+            </w:r>
+          </w:p>
+        </w:tc>
+        <w:tc>
+          <w:tcPr>
+            <w:tcW w:w="1789" w:type="dxa"/>
+            <w:tcBorders>
+              <w:left w:val="single" w:sz="2" w:space="0" w:color="BFC7D5"/>
+              <w:bottom w:val="single" w:sz="2" w:space="0" w:color="BFC7D5"/>
+              <w:right w:val="single" w:sz="6" w:space="0" w:color="BFC7D5"/>
+            </w:tcBorders>
+            <w:vAlign w:val="center"/>
+          </w:tcPr>
+          <w:p>
+            <w:pPr>
+              <w:pStyle w:val="TableContents"/>
+              <w:bidi w:val="0"/>
+              <w:spacing w:before="0" w:after="283"/>
+              <w:jc w:val="left"/>
+              <w:rPr/>
+            </w:pPr>
+            <w:r>
+              <w:rPr/>
+              <w:t xml:space="preserve">Corporate QMS; </w:t>
+            </w:r>
+            <w:r>
+              <w:rPr>
+                <w:rStyle w:val="SourceText"/>
+              </w:rPr>
+              <w:t>REG-02</w:t>
+            </w:r>
+            <w:r>
+              <w:rPr/>
+              <w:t xml:space="preserve"> lists the EchoMind-specific providers</w:t>
+            </w:r>
+          </w:p>
+        </w:tc>
+      </w:tr>
+      <w:tr>
+        <w:trPr/>
+        <w:tc>
+          <w:tcPr>
+            <w:tcW w:w="2049" w:type="dxa"/>
+            <w:tcBorders>
+              <w:left w:val="single" w:sz="6" w:space="0" w:color="BFC7D5"/>
+              <w:bottom w:val="single" w:sz="6" w:space="0" w:color="BFC7D5"/>
+              <w:right w:val="single" w:sz="6" w:space="0" w:color="BFC7D5"/>
+            </w:tcBorders>
+            <w:vAlign w:val="center"/>
+          </w:tcPr>
+          <w:p>
+            <w:pPr>
+              <w:pStyle w:val="TableContents"/>
+              <w:bidi w:val="0"/>
+              <w:spacing w:before="0" w:after="283"/>
+              <w:jc w:val="left"/>
+              <w:rPr/>
+            </w:pPr>
+            <w:r>
+              <w:rPr/>
+              <w:t>Customer satisfaction and past-performance feedback</w:t>
+            </w:r>
+          </w:p>
+        </w:tc>
+        <w:tc>
+          <w:tcPr>
+            <w:tcW w:w="1465" w:type="dxa"/>
+            <w:tcBorders>
+              <w:left w:val="single" w:sz="2" w:space="0" w:color="BFC7D5"/>
+              <w:bottom w:val="single" w:sz="6" w:space="0" w:color="BFC7D5"/>
+              <w:right w:val="single" w:sz="6" w:space="0" w:color="BFC7D5"/>
+            </w:tcBorders>
+            <w:vAlign w:val="center"/>
+          </w:tcPr>
+          <w:p>
+            <w:pPr>
+              <w:pStyle w:val="TableContents"/>
+              <w:bidi w:val="0"/>
+              <w:spacing w:before="0" w:after="283"/>
+              <w:jc w:val="left"/>
+              <w:rPr/>
+            </w:pPr>
+            <w:r>
+              <w:rPr/>
+              <w:t>Corporate</w:t>
+            </w:r>
+          </w:p>
+        </w:tc>
+        <w:tc>
+          <w:tcPr>
+            <w:tcW w:w="1789" w:type="dxa"/>
+            <w:tcBorders>
+              <w:left w:val="single" w:sz="2" w:space="0" w:color="BFC7D5"/>
+              <w:bottom w:val="single" w:sz="6" w:space="0" w:color="BFC7D5"/>
+              <w:right w:val="single" w:sz="6" w:space="0" w:color="BFC7D5"/>
+            </w:tcBorders>
+            <w:vAlign w:val="center"/>
+          </w:tcPr>
+          <w:p>
+            <w:pPr>
+              <w:pStyle w:val="TableContents"/>
+              <w:bidi w:val="0"/>
+              <w:spacing w:before="0" w:after="283"/>
+              <w:jc w:val="left"/>
+              <w:rPr/>
+            </w:pPr>
+            <w:r>
+              <w:rPr/>
+              <w:t xml:space="preserve">Corporate QMS; </w:t>
+            </w:r>
+            <w:r>
+              <w:rPr>
+                <w:rStyle w:val="SourceText"/>
+              </w:rPr>
+              <w:t>REG-06</w:t>
+            </w:r>
+            <w:r>
+              <w:rPr/>
+              <w:t xml:space="preserve"> records EchoMind-specific feedback</w:t>
+            </w:r>
+          </w:p>
+        </w:tc>
+      </w:tr>
+    </w:tbl>
+    <w:p>
+      <w:pPr>
+        <w:pStyle w:val="Heading2"/>
+        <w:bidi w:val="0"/>
+        <w:jc w:val="left"/>
+        <w:rPr/>
+      </w:pPr>
+      <w:r>
+        <w:rPr/>
+        <w:t>3. Context of the organisation (4.1)</w:t>
+      </w:r>
+    </w:p>
+    <w:tbl>
+      <w:tblPr>
+        <w:tblW w:w="5000" w:type="pct"/>
+        <w:jc w:val="left"/>
+        <w:tblInd w:w="-7" w:type="dxa"/>
+        <w:tblLayout w:type="fixed"/>
+        <w:tblCellMar>
+          <w:top w:w="60" w:type="dxa"/>
+          <w:left w:w="60" w:type="dxa"/>
+          <w:bottom w:w="60" w:type="dxa"/>
+          <w:right w:w="60" w:type="dxa"/>
+        </w:tblCellMar>
+      </w:tblPr>
+      <w:tblGrid>
+        <w:gridCol w:w="2588"/>
+        <w:gridCol w:w="2715"/>
+      </w:tblGrid>
+      <w:tr>
+        <w:trPr>
+          <w:tblHeader w:val="true"/>
+        </w:trPr>
+        <w:tc>
+          <w:tcPr>
+            <w:tcW w:w="2588" w:type="dxa"/>
+            <w:tcBorders>
+              <w:top w:val="single" w:sz="6" w:space="0" w:color="BFC7D5"/>
+              <w:left w:val="single" w:sz="6" w:space="0" w:color="BFC7D5"/>
+              <w:bottom w:val="single" w:sz="2" w:space="0" w:color="BFC7D5"/>
+              <w:right w:val="single" w:sz="6" w:space="0" w:color="BFC7D5"/>
+            </w:tcBorders>
+            <w:shd w:fill="1F3A5F" w:val="clear"/>
+            <w:vAlign w:val="center"/>
+          </w:tcPr>
+          <w:p>
+            <w:pPr>
+              <w:pStyle w:val="TableHeading"/>
+              <w:bidi w:val="0"/>
+              <w:spacing w:before="0" w:after="283"/>
+              <w:jc w:val="left"/>
+              <w:rPr>
+                <w:color w:val="FFFFFF"/>
+              </w:rPr>
+            </w:pPr>
+            <w:r>
+              <w:rPr>
+                <w:color w:val="FFFFFF"/>
+              </w:rPr>
               <w:t>External issues</w:t>
             </w:r>
           </w:p>
         </w:tc>
         <w:tc>
           <w:tcPr>
-            <w:tcW w:w="2626" w:type="dxa"/>
-            <w:tcBorders/>
+            <w:tcW w:w="2715" w:type="dxa"/>
+            <w:tcBorders>
+              <w:top w:val="single" w:sz="6" w:space="0" w:color="BFC7D5"/>
+              <w:left w:val="single" w:sz="2" w:space="0" w:color="BFC7D5"/>
+              <w:bottom w:val="single" w:sz="2" w:space="0" w:color="BFC7D5"/>
+              <w:right w:val="single" w:sz="6" w:space="0" w:color="BFC7D5"/>
+            </w:tcBorders>
+            <w:shd w:fill="1F3A5F" w:val="clear"/>
             <w:vAlign w:val="center"/>
           </w:tcPr>
           <w:p>
             <w:pPr>
               <w:pStyle w:val="TableHeading"/>
-              <w:suppressLineNumbers/>
-              <w:shd w:fill="1F3A5F" w:val="clear"/>
-              <w:bidi w:val="0"/>
-              <w:spacing w:before="0" w:after="283"/>
-              <w:jc w:val="center"/>
-              <w:rPr/>
-            </w:pPr>
-            <w:r>
-              <w:rPr/>
+              <w:bidi w:val="0"/>
+              <w:spacing w:before="0" w:after="283"/>
+              <w:jc w:val="left"/>
+              <w:rPr>
+                <w:color w:val="FFFFFF"/>
+              </w:rPr>
+            </w:pPr>
+            <w:r>
+              <w:rPr>
+                <w:color w:val="FFFFFF"/>
+              </w:rPr>
               <w:t>Why it matters to quality</w:t>
             </w:r>
           </w:p>
@@ -866,28 +1970,36 @@
         <w:trPr/>
         <w:tc>
           <w:tcPr>
-            <w:tcW w:w="2568" w:type="dxa"/>
-            <w:tcBorders/>
-            <w:vAlign w:val="center"/>
-          </w:tcPr>
-          <w:p>
-            <w:pPr>
-              <w:pStyle w:val="TableContents"/>
-              <w:bidi w:val="0"/>
-              <w:spacing w:before="0" w:after="283"/>
-              <w:jc w:val="left"/>
-              <w:rPr/>
-            </w:pPr>
-            <w:r>
-              <w:rPr/>
-              <w:t>Customers operate in regulated sectors (defence, government, legal, finance, healthcare)</w:t>
-            </w:r>
-          </w:p>
-        </w:tc>
-        <w:tc>
-          <w:tcPr>
-            <w:tcW w:w="2626" w:type="dxa"/>
-            <w:tcBorders/>
+            <w:tcW w:w="2588" w:type="dxa"/>
+            <w:tcBorders>
+              <w:left w:val="single" w:sz="6" w:space="0" w:color="BFC7D5"/>
+              <w:bottom w:val="single" w:sz="2" w:space="0" w:color="BFC7D5"/>
+              <w:right w:val="single" w:sz="6" w:space="0" w:color="BFC7D5"/>
+            </w:tcBorders>
+            <w:vAlign w:val="center"/>
+          </w:tcPr>
+          <w:p>
+            <w:pPr>
+              <w:pStyle w:val="TableContents"/>
+              <w:bidi w:val="0"/>
+              <w:spacing w:before="0" w:after="283"/>
+              <w:jc w:val="left"/>
+              <w:rPr/>
+            </w:pPr>
+            <w:r>
+              <w:rPr/>
+              <w:t>Customers operate in regulated sectors (banking, legal, healthcare, government, defence)</w:t>
+            </w:r>
+          </w:p>
+        </w:tc>
+        <w:tc>
+          <w:tcPr>
+            <w:tcW w:w="2715" w:type="dxa"/>
+            <w:tcBorders>
+              <w:left w:val="single" w:sz="2" w:space="0" w:color="BFC7D5"/>
+              <w:bottom w:val="single" w:sz="2" w:space="0" w:color="BFC7D5"/>
+              <w:right w:val="single" w:sz="6" w:space="0" w:color="BFC7D5"/>
+            </w:tcBorders>
             <w:vAlign w:val="center"/>
           </w:tcPr>
           <w:p>
@@ -909,8 +2021,12 @@
         <w:trPr/>
         <w:tc>
           <w:tcPr>
-            <w:tcW w:w="2568" w:type="dxa"/>
-            <w:tcBorders/>
+            <w:tcW w:w="2588" w:type="dxa"/>
+            <w:tcBorders>
+              <w:left w:val="single" w:sz="6" w:space="0" w:color="BFC7D5"/>
+              <w:bottom w:val="single" w:sz="2" w:space="0" w:color="BFC7D5"/>
+              <w:right w:val="single" w:sz="6" w:space="0" w:color="BFC7D5"/>
+            </w:tcBorders>
             <w:vAlign w:val="center"/>
           </w:tcPr>
           <w:p>
@@ -929,21 +2045,25 @@
         </w:tc>
         <w:tc>
           <w:tcPr>
-            <w:tcW w:w="2626" w:type="dxa"/>
-            <w:tcBorders/>
-            <w:vAlign w:val="center"/>
-          </w:tcPr>
-          <w:p>
-            <w:pPr>
-              <w:pStyle w:val="TableContents"/>
-              <w:bidi w:val="0"/>
-              <w:spacing w:before="0" w:after="283"/>
-              <w:jc w:val="left"/>
-              <w:rPr/>
-            </w:pPr>
-            <w:r>
-              <w:rPr/>
-              <w:t>Our entire value proposition rests on data never leaving the customer's perimeter; a breach of that is an existential quality failure, not a defect</w:t>
+            <w:tcW w:w="2715" w:type="dxa"/>
+            <w:tcBorders>
+              <w:left w:val="single" w:sz="2" w:space="0" w:color="BFC7D5"/>
+              <w:bottom w:val="single" w:sz="2" w:space="0" w:color="BFC7D5"/>
+              <w:right w:val="single" w:sz="6" w:space="0" w:color="BFC7D5"/>
+            </w:tcBorders>
+            <w:vAlign w:val="center"/>
+          </w:tcPr>
+          <w:p>
+            <w:pPr>
+              <w:pStyle w:val="TableContents"/>
+              <w:bidi w:val="0"/>
+              <w:spacing w:before="0" w:after="283"/>
+              <w:jc w:val="left"/>
+              <w:rPr/>
+            </w:pPr>
+            <w:r>
+              <w:rPr/>
+              <w:t>Our value proposition rests on data never leaving the customer's perimeter; a breach of that is an existential quality failure, not a defect</w:t>
             </w:r>
           </w:p>
         </w:tc>
@@ -952,8 +2072,12 @@
         <w:trPr/>
         <w:tc>
           <w:tcPr>
-            <w:tcW w:w="2568" w:type="dxa"/>
-            <w:tcBorders/>
+            <w:tcW w:w="2588" w:type="dxa"/>
+            <w:tcBorders>
+              <w:left w:val="single" w:sz="6" w:space="0" w:color="BFC7D5"/>
+              <w:bottom w:val="single" w:sz="2" w:space="0" w:color="BFC7D5"/>
+              <w:right w:val="single" w:sz="6" w:space="0" w:color="BFC7D5"/>
+            </w:tcBorders>
             <w:vAlign w:val="center"/>
           </w:tcPr>
           <w:p>
@@ -972,31 +2096,25 @@
         </w:tc>
         <w:tc>
           <w:tcPr>
-            <w:tcW w:w="2626" w:type="dxa"/>
-            <w:tcBorders/>
-            <w:vAlign w:val="center"/>
-          </w:tcPr>
-          <w:p>
-            <w:pPr>
-              <w:pStyle w:val="TableContents"/>
-              <w:bidi w:val="0"/>
-              <w:spacing w:before="0" w:after="283"/>
-              <w:jc w:val="left"/>
-              <w:rPr/>
-            </w:pPr>
-            <w:r>
-              <w:rPr/>
-              <w:t xml:space="preserve">Capability improves quickly, but supplier interfaces and behaviour change under us — see the NeMo </w:t>
-            </w:r>
-            <w:r>
-              <w:rPr>
-                <w:rStyle w:val="SourceText"/>
-              </w:rPr>
-              <w:t>main</w:t>
-            </w:r>
-            <w:r>
-              <w:rPr/>
-              <w:t xml:space="preserve"> dependency in SOP-09</w:t>
+            <w:tcW w:w="2715" w:type="dxa"/>
+            <w:tcBorders>
+              <w:left w:val="single" w:sz="2" w:space="0" w:color="BFC7D5"/>
+              <w:bottom w:val="single" w:sz="2" w:space="0" w:color="BFC7D5"/>
+              <w:right w:val="single" w:sz="6" w:space="0" w:color="BFC7D5"/>
+            </w:tcBorders>
+            <w:vAlign w:val="center"/>
+          </w:tcPr>
+          <w:p>
+            <w:pPr>
+              <w:pStyle w:val="TableContents"/>
+              <w:bidi w:val="0"/>
+              <w:spacing w:before="0" w:after="283"/>
+              <w:jc w:val="left"/>
+              <w:rPr/>
+            </w:pPr>
+            <w:r>
+              <w:rPr/>
+              <w:t>Capability improves quickly, but supplier interfaces and behaviour change under us — see the NeMo dependency history in SOP-09 and NC-2026-006</w:t>
             </w:r>
           </w:p>
         </w:tc>
@@ -1005,8 +2123,12 @@
         <w:trPr/>
         <w:tc>
           <w:tcPr>
-            <w:tcW w:w="2568" w:type="dxa"/>
-            <w:tcBorders/>
+            <w:tcW w:w="2588" w:type="dxa"/>
+            <w:tcBorders>
+              <w:left w:val="single" w:sz="6" w:space="0" w:color="BFC7D5"/>
+              <w:bottom w:val="single" w:sz="2" w:space="0" w:color="BFC7D5"/>
+              <w:right w:val="single" w:sz="6" w:space="0" w:color="BFC7D5"/>
+            </w:tcBorders>
             <w:vAlign w:val="center"/>
           </w:tcPr>
           <w:p>
@@ -1025,21 +2147,25 @@
         </w:tc>
         <w:tc>
           <w:tcPr>
-            <w:tcW w:w="2626" w:type="dxa"/>
-            <w:tcBorders/>
-            <w:vAlign w:val="center"/>
-          </w:tcPr>
-          <w:p>
-            <w:pPr>
-              <w:pStyle w:val="TableContents"/>
-              <w:bidi w:val="0"/>
-              <w:spacing w:before="0" w:after="283"/>
-              <w:jc w:val="left"/>
-              <w:rPr/>
-            </w:pPr>
-            <w:r>
-              <w:rPr/>
-              <w:t>Real, evidenced defects have originated in the platform below us (CUDA graph conflicts, NVML behaviour in containers)</w:t>
+            <w:tcW w:w="2715" w:type="dxa"/>
+            <w:tcBorders>
+              <w:left w:val="single" w:sz="2" w:space="0" w:color="BFC7D5"/>
+              <w:bottom w:val="single" w:sz="2" w:space="0" w:color="BFC7D5"/>
+              <w:right w:val="single" w:sz="6" w:space="0" w:color="BFC7D5"/>
+            </w:tcBorders>
+            <w:vAlign w:val="center"/>
+          </w:tcPr>
+          <w:p>
+            <w:pPr>
+              <w:pStyle w:val="TableContents"/>
+              <w:bidi w:val="0"/>
+              <w:spacing w:before="0" w:after="283"/>
+              <w:jc w:val="left"/>
+              <w:rPr/>
+            </w:pPr>
+            <w:r>
+              <w:rPr/>
+              <w:t>Real, evidenced defects have originated in the platform below us (CUDA graph conflicts, GPU memory sharing — NC-2026-016)</w:t>
             </w:r>
           </w:p>
         </w:tc>
@@ -1048,8 +2174,12 @@
         <w:trPr/>
         <w:tc>
           <w:tcPr>
-            <w:tcW w:w="2568" w:type="dxa"/>
-            <w:tcBorders/>
+            <w:tcW w:w="2588" w:type="dxa"/>
+            <w:tcBorders>
+              <w:left w:val="single" w:sz="6" w:space="0" w:color="BFC7D5"/>
+              <w:bottom w:val="single" w:sz="2" w:space="0" w:color="BFC7D5"/>
+              <w:right w:val="single" w:sz="6" w:space="0" w:color="BFC7D5"/>
+            </w:tcBorders>
             <w:vAlign w:val="center"/>
           </w:tcPr>
           <w:p>
@@ -1068,8 +2198,12 @@
         </w:tc>
         <w:tc>
           <w:tcPr>
-            <w:tcW w:w="2626" w:type="dxa"/>
-            <w:tcBorders/>
+            <w:tcW w:w="2715" w:type="dxa"/>
+            <w:tcBorders>
+              <w:left w:val="single" w:sz="2" w:space="0" w:color="BFC7D5"/>
+              <w:bottom w:val="single" w:sz="2" w:space="0" w:color="BFC7D5"/>
+              <w:right w:val="single" w:sz="6" w:space="0" w:color="BFC7D5"/>
+            </w:tcBorders>
             <w:vAlign w:val="center"/>
           </w:tcPr>
           <w:p>
@@ -1091,8 +2225,12 @@
         <w:trPr/>
         <w:tc>
           <w:tcPr>
-            <w:tcW w:w="2568" w:type="dxa"/>
-            <w:tcBorders/>
+            <w:tcW w:w="2588" w:type="dxa"/>
+            <w:tcBorders>
+              <w:left w:val="single" w:sz="6" w:space="0" w:color="BFC7D5"/>
+              <w:bottom w:val="single" w:sz="6" w:space="0" w:color="BFC7D5"/>
+              <w:right w:val="single" w:sz="6" w:space="0" w:color="BFC7D5"/>
+            </w:tcBorders>
             <w:vAlign w:val="center"/>
           </w:tcPr>
           <w:p>
@@ -1111,8 +2249,12 @@
         </w:tc>
         <w:tc>
           <w:tcPr>
-            <w:tcW w:w="2626" w:type="dxa"/>
-            <w:tcBorders/>
+            <w:tcW w:w="2715" w:type="dxa"/>
+            <w:tcBorders>
+              <w:left w:val="single" w:sz="2" w:space="0" w:color="BFC7D5"/>
+              <w:bottom w:val="single" w:sz="6" w:space="0" w:color="BFC7D5"/>
+              <w:right w:val="single" w:sz="6" w:space="0" w:color="BFC7D5"/>
+            </w:tcBorders>
             <w:vAlign w:val="center"/>
           </w:tcPr>
           <w:p>
@@ -1133,20 +2275,20 @@
     </w:tbl>
     <w:tbl>
       <w:tblPr>
-        <w:tblW w:w="5194" w:type="dxa"/>
-        <w:jc w:val="left"/>
-        <w:tblInd w:w="0" w:type="dxa"/>
+        <w:tblW w:w="5000" w:type="pct"/>
+        <w:jc w:val="left"/>
+        <w:tblInd w:w="-7" w:type="dxa"/>
         <w:tblLayout w:type="fixed"/>
         <w:tblCellMar>
-          <w:top w:w="28" w:type="dxa"/>
-          <w:left w:w="28" w:type="dxa"/>
-          <w:bottom w:w="28" w:type="dxa"/>
-          <w:right w:w="28" w:type="dxa"/>
+          <w:top w:w="60" w:type="dxa"/>
+          <w:left w:w="60" w:type="dxa"/>
+          <w:bottom w:w="60" w:type="dxa"/>
+          <w:right w:w="60" w:type="dxa"/>
         </w:tblCellMar>
       </w:tblPr>
       <w:tblGrid>
-        <w:gridCol w:w="2860"/>
-        <w:gridCol w:w="2334"/>
+        <w:gridCol w:w="2793"/>
+        <w:gridCol w:w="2510"/>
       </w:tblGrid>
       <w:tr>
         <w:trPr>
@@ -1154,44 +2296,60 @@
         </w:trPr>
         <w:tc>
           <w:tcPr>
-            <w:tcW w:w="2860" w:type="dxa"/>
-            <w:tcBorders/>
+            <w:tcW w:w="2793" w:type="dxa"/>
+            <w:tcBorders>
+              <w:top w:val="single" w:sz="6" w:space="0" w:color="BFC7D5"/>
+              <w:left w:val="single" w:sz="6" w:space="0" w:color="BFC7D5"/>
+              <w:bottom w:val="single" w:sz="2" w:space="0" w:color="BFC7D5"/>
+              <w:right w:val="single" w:sz="6" w:space="0" w:color="BFC7D5"/>
+            </w:tcBorders>
+            <w:shd w:fill="1F3A5F" w:val="clear"/>
             <w:vAlign w:val="center"/>
           </w:tcPr>
           <w:p>
             <w:pPr>
               <w:pStyle w:val="TableHeading"/>
-              <w:suppressLineNumbers/>
-              <w:shd w:fill="1F3A5F" w:val="clear"/>
-              <w:bidi w:val="0"/>
-              <w:spacing w:before="0" w:after="283"/>
-              <w:jc w:val="center"/>
-              <w:rPr/>
-            </w:pPr>
-            <w:r>
-              <w:rPr/>
+              <w:bidi w:val="0"/>
+              <w:spacing w:before="0" w:after="283"/>
+              <w:jc w:val="left"/>
+              <w:rPr>
+                <w:color w:val="FFFFFF"/>
+              </w:rPr>
+            </w:pPr>
+            <w:r>
+              <w:rPr>
+                <w:color w:val="FFFFFF"/>
+              </w:rPr>
               <w:t>Internal issues</w:t>
             </w:r>
           </w:p>
         </w:tc>
         <w:tc>
           <w:tcPr>
-            <w:tcW w:w="2334" w:type="dxa"/>
-            <w:tcBorders/>
+            <w:tcW w:w="2510" w:type="dxa"/>
+            <w:tcBorders>
+              <w:top w:val="single" w:sz="6" w:space="0" w:color="BFC7D5"/>
+              <w:left w:val="single" w:sz="2" w:space="0" w:color="BFC7D5"/>
+              <w:bottom w:val="single" w:sz="2" w:space="0" w:color="BFC7D5"/>
+              <w:right w:val="single" w:sz="6" w:space="0" w:color="BFC7D5"/>
+            </w:tcBorders>
+            <w:shd w:fill="1F3A5F" w:val="clear"/>
             <w:vAlign w:val="center"/>
           </w:tcPr>
           <w:p>
             <w:pPr>
               <w:pStyle w:val="TableHeading"/>
-              <w:suppressLineNumbers/>
-              <w:shd w:fill="1F3A5F" w:val="clear"/>
-              <w:bidi w:val="0"/>
-              <w:spacing w:before="0" w:after="283"/>
-              <w:jc w:val="center"/>
-              <w:rPr/>
-            </w:pPr>
-            <w:r>
-              <w:rPr/>
+              <w:bidi w:val="0"/>
+              <w:spacing w:before="0" w:after="283"/>
+              <w:jc w:val="left"/>
+              <w:rPr>
+                <w:color w:val="FFFFFF"/>
+              </w:rPr>
+            </w:pPr>
+            <w:r>
+              <w:rPr>
+                <w:color w:val="FFFFFF"/>
+              </w:rPr>
               <w:t>Why it matters to quality</w:t>
             </w:r>
           </w:p>
@@ -1201,41 +2359,49 @@
         <w:trPr/>
         <w:tc>
           <w:tcPr>
-            <w:tcW w:w="2860" w:type="dxa"/>
-            <w:tcBorders/>
-            <w:vAlign w:val="center"/>
-          </w:tcPr>
-          <w:p>
-            <w:pPr>
-              <w:pStyle w:val="TableContents"/>
-              <w:bidi w:val="0"/>
-              <w:spacing w:before="0" w:after="283"/>
-              <w:jc w:val="left"/>
-              <w:rPr/>
-            </w:pPr>
-            <w:r>
-              <w:rPr/>
-              <w:t>Very small organisation, currently one person</w:t>
-            </w:r>
-          </w:p>
-        </w:tc>
-        <w:tc>
-          <w:tcPr>
-            <w:tcW w:w="2334" w:type="dxa"/>
-            <w:tcBorders/>
-            <w:vAlign w:val="center"/>
-          </w:tcPr>
-          <w:p>
-            <w:pPr>
-              <w:pStyle w:val="TableContents"/>
-              <w:bidi w:val="0"/>
-              <w:spacing w:before="0" w:after="283"/>
-              <w:jc w:val="left"/>
-              <w:rPr/>
-            </w:pPr>
-            <w:r>
-              <w:rPr/>
-              <w:t>Single point of failure for knowledge and delivery; impartial internal audit is not currently possible (SOP-13)</w:t>
+            <w:tcW w:w="2793" w:type="dxa"/>
+            <w:tcBorders>
+              <w:left w:val="single" w:sz="6" w:space="0" w:color="BFC7D5"/>
+              <w:bottom w:val="single" w:sz="2" w:space="0" w:color="BFC7D5"/>
+              <w:right w:val="single" w:sz="6" w:space="0" w:color="BFC7D5"/>
+            </w:tcBorders>
+            <w:vAlign w:val="center"/>
+          </w:tcPr>
+          <w:p>
+            <w:pPr>
+              <w:pStyle w:val="TableContents"/>
+              <w:bidi w:val="0"/>
+              <w:spacing w:before="0" w:after="283"/>
+              <w:jc w:val="left"/>
+              <w:rPr/>
+            </w:pPr>
+            <w:r>
+              <w:rPr/>
+              <w:t>Engineering is concentrated in the Lead Engineer</w:t>
+            </w:r>
+          </w:p>
+        </w:tc>
+        <w:tc>
+          <w:tcPr>
+            <w:tcW w:w="2510" w:type="dxa"/>
+            <w:tcBorders>
+              <w:left w:val="single" w:sz="2" w:space="0" w:color="BFC7D5"/>
+              <w:bottom w:val="single" w:sz="2" w:space="0" w:color="BFC7D5"/>
+              <w:right w:val="single" w:sz="6" w:space="0" w:color="BFC7D5"/>
+            </w:tcBorders>
+            <w:vAlign w:val="center"/>
+          </w:tcPr>
+          <w:p>
+            <w:pPr>
+              <w:pStyle w:val="TableContents"/>
+              <w:bidi w:val="0"/>
+              <w:spacing w:before="0" w:after="283"/>
+              <w:jc w:val="left"/>
+              <w:rPr/>
+            </w:pPr>
+            <w:r>
+              <w:rPr/>
+              <w:t>Knowledge and delivery risk (REG-03 R-03); mitigated by written rationale, the GitHub project board, and independent review by the EchoMind Project Lead</w:t>
             </w:r>
           </w:p>
         </w:tc>
@@ -1244,8 +2410,12 @@
         <w:trPr/>
         <w:tc>
           <w:tcPr>
-            <w:tcW w:w="2860" w:type="dxa"/>
-            <w:tcBorders/>
+            <w:tcW w:w="2793" w:type="dxa"/>
+            <w:tcBorders>
+              <w:left w:val="single" w:sz="6" w:space="0" w:color="BFC7D5"/>
+              <w:bottom w:val="single" w:sz="2" w:space="0" w:color="BFC7D5"/>
+              <w:right w:val="single" w:sz="6" w:space="0" w:color="BFC7D5"/>
+            </w:tcBorders>
             <w:vAlign w:val="center"/>
           </w:tcPr>
           <w:p>
@@ -1264,8 +2434,12 @@
         </w:tc>
         <w:tc>
           <w:tcPr>
-            <w:tcW w:w="2334" w:type="dxa"/>
-            <w:tcBorders/>
+            <w:tcW w:w="2510" w:type="dxa"/>
+            <w:tcBorders>
+              <w:left w:val="single" w:sz="2" w:space="0" w:color="BFC7D5"/>
+              <w:bottom w:val="single" w:sz="2" w:space="0" w:color="BFC7D5"/>
+              <w:right w:val="single" w:sz="6" w:space="0" w:color="BFC7D5"/>
+            </w:tcBorders>
             <w:vAlign w:val="center"/>
           </w:tcPr>
           <w:p>
@@ -1287,41 +2461,49 @@
         <w:trPr/>
         <w:tc>
           <w:tcPr>
-            <w:tcW w:w="2860" w:type="dxa"/>
-            <w:tcBorders/>
-            <w:vAlign w:val="center"/>
-          </w:tcPr>
-          <w:p>
-            <w:pPr>
-              <w:pStyle w:val="TableContents"/>
-              <w:bidi w:val="0"/>
-              <w:spacing w:before="0" w:after="283"/>
-              <w:jc w:val="left"/>
-              <w:rPr/>
-            </w:pPr>
-            <w:r>
-              <w:rPr/>
-              <w:t>Strong measurement culture already in place — a 52-question golden evaluation, unit suites, and a paper harness that records findings contradicting our own published claims</w:t>
-            </w:r>
-          </w:p>
-        </w:tc>
-        <w:tc>
-          <w:tcPr>
-            <w:tcW w:w="2334" w:type="dxa"/>
-            <w:tcBorders/>
-            <w:vAlign w:val="center"/>
-          </w:tcPr>
-          <w:p>
-            <w:pPr>
-              <w:pStyle w:val="TableContents"/>
-              <w:bidi w:val="0"/>
-              <w:spacing w:before="0" w:after="283"/>
-              <w:jc w:val="left"/>
-              <w:rPr/>
-            </w:pPr>
-            <w:r>
-              <w:rPr/>
-              <w:t>A genuine strength to build the QMS on rather than replace</w:t>
+            <w:tcW w:w="2793" w:type="dxa"/>
+            <w:tcBorders>
+              <w:left w:val="single" w:sz="6" w:space="0" w:color="BFC7D5"/>
+              <w:bottom w:val="single" w:sz="2" w:space="0" w:color="BFC7D5"/>
+              <w:right w:val="single" w:sz="6" w:space="0" w:color="BFC7D5"/>
+            </w:tcBorders>
+            <w:vAlign w:val="center"/>
+          </w:tcPr>
+          <w:p>
+            <w:pPr>
+              <w:pStyle w:val="TableContents"/>
+              <w:bidi w:val="0"/>
+              <w:spacing w:before="0" w:after="283"/>
+              <w:jc w:val="left"/>
+              <w:rPr/>
+            </w:pPr>
+            <w:r>
+              <w:rPr/>
+              <w:t>Strong measurement culture — a 52-question golden evaluation, unit suites run by CI, a 13-case acceptance suite, and a research harness that records findings contradicting our own published claims</w:t>
+            </w:r>
+          </w:p>
+        </w:tc>
+        <w:tc>
+          <w:tcPr>
+            <w:tcW w:w="2510" w:type="dxa"/>
+            <w:tcBorders>
+              <w:left w:val="single" w:sz="2" w:space="0" w:color="BFC7D5"/>
+              <w:bottom w:val="single" w:sz="2" w:space="0" w:color="BFC7D5"/>
+              <w:right w:val="single" w:sz="6" w:space="0" w:color="BFC7D5"/>
+            </w:tcBorders>
+            <w:vAlign w:val="center"/>
+          </w:tcPr>
+          <w:p>
+            <w:pPr>
+              <w:pStyle w:val="TableContents"/>
+              <w:bidi w:val="0"/>
+              <w:spacing w:before="0" w:after="283"/>
+              <w:jc w:val="left"/>
+              <w:rPr/>
+            </w:pPr>
+            <w:r>
+              <w:rPr/>
+              <w:t>A genuine strength the QMS is built on</w:t>
             </w:r>
           </w:p>
         </w:tc>
@@ -1330,41 +2512,49 @@
         <w:trPr/>
         <w:tc>
           <w:tcPr>
-            <w:tcW w:w="2860" w:type="dxa"/>
-            <w:tcBorders/>
-            <w:vAlign w:val="center"/>
-          </w:tcPr>
-          <w:p>
-            <w:pPr>
-              <w:pStyle w:val="TableContents"/>
-              <w:bidi w:val="0"/>
-              <w:spacing w:before="0" w:after="283"/>
-              <w:jc w:val="left"/>
-              <w:rPr/>
-            </w:pPr>
-            <w:r>
-              <w:rPr/>
-              <w:t>Weak release discipline — no versioning, no CI, no change register</w:t>
-            </w:r>
-          </w:p>
-        </w:tc>
-        <w:tc>
-          <w:tcPr>
-            <w:tcW w:w="2334" w:type="dxa"/>
-            <w:tcBorders/>
-            <w:vAlign w:val="center"/>
-          </w:tcPr>
-          <w:p>
-            <w:pPr>
-              <w:pStyle w:val="TableContents"/>
-              <w:bidi w:val="0"/>
-              <w:spacing w:before="0" w:after="283"/>
-              <w:jc w:val="left"/>
-              <w:rPr/>
-            </w:pPr>
-            <w:r>
-              <w:rPr/>
-              <w:t>The largest cluster of nonconformities against ISO 9001 (§13, Gap Analysis)</w:t>
+            <w:tcW w:w="2793" w:type="dxa"/>
+            <w:tcBorders>
+              <w:left w:val="single" w:sz="6" w:space="0" w:color="BFC7D5"/>
+              <w:bottom w:val="single" w:sz="2" w:space="0" w:color="BFC7D5"/>
+              <w:right w:val="single" w:sz="6" w:space="0" w:color="BFC7D5"/>
+            </w:tcBorders>
+            <w:vAlign w:val="center"/>
+          </w:tcPr>
+          <w:p>
+            <w:pPr>
+              <w:pStyle w:val="TableContents"/>
+              <w:bidi w:val="0"/>
+              <w:spacing w:before="0" w:after="283"/>
+              <w:jc w:val="left"/>
+              <w:rPr/>
+            </w:pPr>
+            <w:r>
+              <w:rPr/>
+              <w:t>Release discipline established in 2026: versioned releases (v1.4.0, v1.4.1), changelog, runtime build identity, CI on every push</w:t>
+            </w:r>
+          </w:p>
+        </w:tc>
+        <w:tc>
+          <w:tcPr>
+            <w:tcW w:w="2510" w:type="dxa"/>
+            <w:tcBorders>
+              <w:left w:val="single" w:sz="2" w:space="0" w:color="BFC7D5"/>
+              <w:bottom w:val="single" w:sz="2" w:space="0" w:color="BFC7D5"/>
+              <w:right w:val="single" w:sz="6" w:space="0" w:color="BFC7D5"/>
+            </w:tcBorders>
+            <w:vAlign w:val="center"/>
+          </w:tcPr>
+          <w:p>
+            <w:pPr>
+              <w:pStyle w:val="TableContents"/>
+              <w:bidi w:val="0"/>
+              <w:spacing w:before="0" w:after="283"/>
+              <w:jc w:val="left"/>
+              <w:rPr/>
+            </w:pPr>
+            <w:r>
+              <w:rPr/>
+              <w:t>Traceability (8.5.2) and release control (8.6) are now operating; release records must be authorised before deployment</w:t>
             </w:r>
           </w:p>
         </w:tc>
@@ -1373,47 +2563,59 @@
         <w:trPr/>
         <w:tc>
           <w:tcPr>
-            <w:tcW w:w="2860" w:type="dxa"/>
-            <w:tcBorders/>
-            <w:vAlign w:val="center"/>
-          </w:tcPr>
-          <w:p>
-            <w:pPr>
-              <w:pStyle w:val="TableContents"/>
-              <w:bidi w:val="0"/>
-              <w:spacing w:before="0" w:after="283"/>
-              <w:jc w:val="left"/>
-              <w:rPr/>
-            </w:pPr>
-            <w:r>
-              <w:rPr/>
-              <w:t xml:space="preserve">Deep domain knowledge held largely in one person's head, commit bodies and </w:t>
+            <w:tcW w:w="2793" w:type="dxa"/>
+            <w:tcBorders>
+              <w:left w:val="single" w:sz="6" w:space="0" w:color="BFC7D5"/>
+              <w:bottom w:val="single" w:sz="6" w:space="0" w:color="BFC7D5"/>
+              <w:right w:val="single" w:sz="6" w:space="0" w:color="BFC7D5"/>
+            </w:tcBorders>
+            <w:vAlign w:val="center"/>
+          </w:tcPr>
+          <w:p>
+            <w:pPr>
+              <w:pStyle w:val="TableContents"/>
+              <w:bidi w:val="0"/>
+              <w:spacing w:before="0" w:after="283"/>
+              <w:jc w:val="left"/>
+              <w:rPr/>
+            </w:pPr>
+            <w:r>
+              <w:rPr/>
+              <w:t>The EchoMind product was rebuilt in 2026; the 2025 product (separate repositories, Streamlit UI, RTX 4090 appliance) is its predecessor</w:t>
+            </w:r>
+          </w:p>
+        </w:tc>
+        <w:tc>
+          <w:tcPr>
+            <w:tcW w:w="2510" w:type="dxa"/>
+            <w:tcBorders>
+              <w:left w:val="single" w:sz="2" w:space="0" w:color="BFC7D5"/>
+              <w:bottom w:val="single" w:sz="6" w:space="0" w:color="BFC7D5"/>
+              <w:right w:val="single" w:sz="6" w:space="0" w:color="BFC7D5"/>
+            </w:tcBorders>
+            <w:vAlign w:val="center"/>
+          </w:tcPr>
+          <w:p>
+            <w:pPr>
+              <w:pStyle w:val="TableContents"/>
+              <w:bidi w:val="0"/>
+              <w:spacing w:before="0" w:after="283"/>
+              <w:jc w:val="left"/>
+              <w:rPr/>
+            </w:pPr>
+            <w:r>
+              <w:rPr/>
+              <w:t>2025 audit evidence describes the predecessor; equivalent controls are re-established for the rebuilt product (</w:t>
             </w:r>
             <w:r>
               <w:rPr>
                 <w:rStyle w:val="SourceText"/>
               </w:rPr>
-              <w:t>docs/</w:t>
-            </w:r>
-          </w:p>
-        </w:tc>
-        <w:tc>
-          <w:tcPr>
-            <w:tcW w:w="2334" w:type="dxa"/>
-            <w:tcBorders/>
-            <w:vAlign w:val="center"/>
-          </w:tcPr>
-          <w:p>
-            <w:pPr>
-              <w:pStyle w:val="TableContents"/>
-              <w:bidi w:val="0"/>
-              <w:spacing w:before="0" w:after="283"/>
-              <w:jc w:val="left"/>
-              <w:rPr/>
-            </w:pPr>
-            <w:r>
-              <w:rPr/>
-              <w:t>Organisational knowledge (7.1.6) is a live risk</w:t>
+              <w:t>AUDIT_PACK_2026_EchoMind.md</w:t>
+            </w:r>
+            <w:r>
+              <w:rPr/>
+              <w:t xml:space="preserve"> §0)</w:t>
             </w:r>
           </w:p>
         </w:tc>
@@ -1428,25 +2630,25 @@
       </w:pPr>
       <w:r>
         <w:rPr/>
-        <w:t>3. Interested parties and their requirements (4.2)</w:t>
+        <w:t>4. Interested parties and their requirements (4.2)</w:t>
       </w:r>
     </w:p>
     <w:tbl>
       <w:tblPr>
-        <w:tblW w:w="5194" w:type="dxa"/>
-        <w:jc w:val="left"/>
-        <w:tblInd w:w="0" w:type="dxa"/>
+        <w:tblW w:w="5000" w:type="pct"/>
+        <w:jc w:val="left"/>
+        <w:tblInd w:w="-7" w:type="dxa"/>
         <w:tblLayout w:type="fixed"/>
         <w:tblCellMar>
-          <w:top w:w="28" w:type="dxa"/>
-          <w:left w:w="28" w:type="dxa"/>
-          <w:bottom w:w="28" w:type="dxa"/>
-          <w:right w:w="28" w:type="dxa"/>
+          <w:top w:w="60" w:type="dxa"/>
+          <w:left w:w="60" w:type="dxa"/>
+          <w:bottom w:w="60" w:type="dxa"/>
+          <w:right w:w="60" w:type="dxa"/>
         </w:tblCellMar>
       </w:tblPr>
       <w:tblGrid>
-        <w:gridCol w:w="2247"/>
-        <w:gridCol w:w="2947"/>
+        <w:gridCol w:w="2308"/>
+        <w:gridCol w:w="2995"/>
       </w:tblGrid>
       <w:tr>
         <w:trPr>
@@ -1454,44 +2656,60 @@
         </w:trPr>
         <w:tc>
           <w:tcPr>
-            <w:tcW w:w="2247" w:type="dxa"/>
-            <w:tcBorders/>
+            <w:tcW w:w="2308" w:type="dxa"/>
+            <w:tcBorders>
+              <w:top w:val="single" w:sz="6" w:space="0" w:color="BFC7D5"/>
+              <w:left w:val="single" w:sz="6" w:space="0" w:color="BFC7D5"/>
+              <w:bottom w:val="single" w:sz="2" w:space="0" w:color="BFC7D5"/>
+              <w:right w:val="single" w:sz="6" w:space="0" w:color="BFC7D5"/>
+            </w:tcBorders>
+            <w:shd w:fill="1F3A5F" w:val="clear"/>
             <w:vAlign w:val="center"/>
           </w:tcPr>
           <w:p>
             <w:pPr>
               <w:pStyle w:val="TableHeading"/>
-              <w:suppressLineNumbers/>
-              <w:shd w:fill="1F3A5F" w:val="clear"/>
-              <w:bidi w:val="0"/>
-              <w:spacing w:before="0" w:after="283"/>
-              <w:jc w:val="center"/>
-              <w:rPr/>
-            </w:pPr>
-            <w:r>
-              <w:rPr/>
+              <w:bidi w:val="0"/>
+              <w:spacing w:before="0" w:after="283"/>
+              <w:jc w:val="left"/>
+              <w:rPr>
+                <w:color w:val="FFFFFF"/>
+              </w:rPr>
+            </w:pPr>
+            <w:r>
+              <w:rPr>
+                <w:color w:val="FFFFFF"/>
+              </w:rPr>
               <w:t>Interested party</w:t>
             </w:r>
           </w:p>
         </w:tc>
         <w:tc>
           <w:tcPr>
-            <w:tcW w:w="2947" w:type="dxa"/>
-            <w:tcBorders/>
+            <w:tcW w:w="2995" w:type="dxa"/>
+            <w:tcBorders>
+              <w:top w:val="single" w:sz="6" w:space="0" w:color="BFC7D5"/>
+              <w:left w:val="single" w:sz="2" w:space="0" w:color="BFC7D5"/>
+              <w:bottom w:val="single" w:sz="2" w:space="0" w:color="BFC7D5"/>
+              <w:right w:val="single" w:sz="6" w:space="0" w:color="BFC7D5"/>
+            </w:tcBorders>
+            <w:shd w:fill="1F3A5F" w:val="clear"/>
             <w:vAlign w:val="center"/>
           </w:tcPr>
           <w:p>
             <w:pPr>
               <w:pStyle w:val="TableHeading"/>
-              <w:suppressLineNumbers/>
-              <w:shd w:fill="1F3A5F" w:val="clear"/>
-              <w:bidi w:val="0"/>
-              <w:spacing w:before="0" w:after="283"/>
-              <w:jc w:val="center"/>
-              <w:rPr/>
-            </w:pPr>
-            <w:r>
-              <w:rPr/>
+              <w:bidi w:val="0"/>
+              <w:spacing w:before="0" w:after="283"/>
+              <w:jc w:val="left"/>
+              <w:rPr>
+                <w:color w:val="FFFFFF"/>
+              </w:rPr>
+            </w:pPr>
+            <w:r>
+              <w:rPr>
+                <w:color w:val="FFFFFF"/>
+              </w:rPr>
               <w:t>What they require from us</w:t>
             </w:r>
           </w:p>
@@ -1501,28 +2719,36 @@
         <w:trPr/>
         <w:tc>
           <w:tcPr>
-            <w:tcW w:w="2247" w:type="dxa"/>
-            <w:tcBorders/>
-            <w:vAlign w:val="center"/>
-          </w:tcPr>
-          <w:p>
-            <w:pPr>
-              <w:pStyle w:val="TableContents"/>
-              <w:bidi w:val="0"/>
-              <w:spacing w:before="0" w:after="283"/>
-              <w:jc w:val="left"/>
-              <w:rPr/>
-            </w:pPr>
-            <w:r>
-              <w:rPr/>
-              <w:t>Customers (regulated enterprises)</w:t>
-            </w:r>
-          </w:p>
-        </w:tc>
-        <w:tc>
-          <w:tcPr>
-            <w:tcW w:w="2947" w:type="dxa"/>
-            <w:tcBorders/>
+            <w:tcW w:w="2308" w:type="dxa"/>
+            <w:tcBorders>
+              <w:left w:val="single" w:sz="6" w:space="0" w:color="BFC7D5"/>
+              <w:bottom w:val="single" w:sz="2" w:space="0" w:color="BFC7D5"/>
+              <w:right w:val="single" w:sz="6" w:space="0" w:color="BFC7D5"/>
+            </w:tcBorders>
+            <w:vAlign w:val="center"/>
+          </w:tcPr>
+          <w:p>
+            <w:pPr>
+              <w:pStyle w:val="TableContents"/>
+              <w:bidi w:val="0"/>
+              <w:spacing w:before="0" w:after="283"/>
+              <w:jc w:val="left"/>
+              <w:rPr/>
+            </w:pPr>
+            <w:r>
+              <w:rPr/>
+              <w:t>Customers (regulated enterprises — banking, law firms and others)</w:t>
+            </w:r>
+          </w:p>
+        </w:tc>
+        <w:tc>
+          <w:tcPr>
+            <w:tcW w:w="2995" w:type="dxa"/>
+            <w:tcBorders>
+              <w:left w:val="single" w:sz="2" w:space="0" w:color="BFC7D5"/>
+              <w:bottom w:val="single" w:sz="2" w:space="0" w:color="BFC7D5"/>
+              <w:right w:val="single" w:sz="6" w:space="0" w:color="BFC7D5"/>
+            </w:tcBorders>
             <w:vAlign w:val="center"/>
           </w:tcPr>
           <w:p>
@@ -1544,8 +2770,12 @@
         <w:trPr/>
         <w:tc>
           <w:tcPr>
-            <w:tcW w:w="2247" w:type="dxa"/>
-            <w:tcBorders/>
+            <w:tcW w:w="2308" w:type="dxa"/>
+            <w:tcBorders>
+              <w:left w:val="single" w:sz="6" w:space="0" w:color="BFC7D5"/>
+              <w:bottom w:val="single" w:sz="2" w:space="0" w:color="BFC7D5"/>
+              <w:right w:val="single" w:sz="6" w:space="0" w:color="BFC7D5"/>
+            </w:tcBorders>
             <w:vAlign w:val="center"/>
           </w:tcPr>
           <w:p>
@@ -1564,8 +2794,12 @@
         </w:tc>
         <w:tc>
           <w:tcPr>
-            <w:tcW w:w="2947" w:type="dxa"/>
-            <w:tcBorders/>
+            <w:tcW w:w="2995" w:type="dxa"/>
+            <w:tcBorders>
+              <w:left w:val="single" w:sz="2" w:space="0" w:color="BFC7D5"/>
+              <w:bottom w:val="single" w:sz="2" w:space="0" w:color="BFC7D5"/>
+              <w:right w:val="single" w:sz="6" w:space="0" w:color="BFC7D5"/>
+            </w:tcBorders>
             <w:vAlign w:val="center"/>
           </w:tcPr>
           <w:p>
@@ -1587,8 +2821,12 @@
         <w:trPr/>
         <w:tc>
           <w:tcPr>
-            <w:tcW w:w="2247" w:type="dxa"/>
-            <w:tcBorders/>
+            <w:tcW w:w="2308" w:type="dxa"/>
+            <w:tcBorders>
+              <w:left w:val="single" w:sz="6" w:space="0" w:color="BFC7D5"/>
+              <w:bottom w:val="single" w:sz="2" w:space="0" w:color="BFC7D5"/>
+              <w:right w:val="single" w:sz="6" w:space="0" w:color="BFC7D5"/>
+            </w:tcBorders>
             <w:vAlign w:val="center"/>
           </w:tcPr>
           <w:p>
@@ -1607,8 +2845,12 @@
         </w:tc>
         <w:tc>
           <w:tcPr>
-            <w:tcW w:w="2947" w:type="dxa"/>
-            <w:tcBorders/>
+            <w:tcW w:w="2995" w:type="dxa"/>
+            <w:tcBorders>
+              <w:left w:val="single" w:sz="2" w:space="0" w:color="BFC7D5"/>
+              <w:bottom w:val="single" w:sz="2" w:space="0" w:color="BFC7D5"/>
+              <w:right w:val="single" w:sz="6" w:space="0" w:color="BFC7D5"/>
+            </w:tcBorders>
             <w:vAlign w:val="center"/>
           </w:tcPr>
           <w:p>
@@ -1630,41 +2872,49 @@
         <w:trPr/>
         <w:tc>
           <w:tcPr>
-            <w:tcW w:w="2247" w:type="dxa"/>
-            <w:tcBorders/>
-            <w:vAlign w:val="center"/>
-          </w:tcPr>
-          <w:p>
-            <w:pPr>
-              <w:pStyle w:val="TableContents"/>
-              <w:bidi w:val="0"/>
-              <w:spacing w:before="0" w:after="283"/>
-              <w:jc w:val="left"/>
-              <w:rPr/>
-            </w:pPr>
-            <w:r>
-              <w:rPr/>
-              <w:t>Ajace AI owner / personnel</w:t>
-            </w:r>
-          </w:p>
-        </w:tc>
-        <w:tc>
-          <w:tcPr>
-            <w:tcW w:w="2947" w:type="dxa"/>
-            <w:tcBorders/>
-            <w:vAlign w:val="center"/>
-          </w:tcPr>
-          <w:p>
-            <w:pPr>
-              <w:pStyle w:val="TableContents"/>
-              <w:bidi w:val="0"/>
-              <w:spacing w:before="0" w:after="283"/>
-              <w:jc w:val="left"/>
-              <w:rPr/>
-            </w:pPr>
-            <w:r>
-              <w:rPr/>
-              <w:t>A system that makes quality repeatable rather than heroic; knowledge that survives a person being unavailable</w:t>
+            <w:tcW w:w="2308" w:type="dxa"/>
+            <w:tcBorders>
+              <w:left w:val="single" w:sz="6" w:space="0" w:color="BFC7D5"/>
+              <w:bottom w:val="single" w:sz="2" w:space="0" w:color="BFC7D5"/>
+              <w:right w:val="single" w:sz="6" w:space="0" w:color="BFC7D5"/>
+            </w:tcBorders>
+            <w:vAlign w:val="center"/>
+          </w:tcPr>
+          <w:p>
+            <w:pPr>
+              <w:pStyle w:val="TableContents"/>
+              <w:bidi w:val="0"/>
+              <w:spacing w:before="0" w:after="283"/>
+              <w:jc w:val="left"/>
+              <w:rPr/>
+            </w:pPr>
+            <w:r>
+              <w:rPr/>
+              <w:t>AJACE Inc. senior management and corporate QMS (MR)</w:t>
+            </w:r>
+          </w:p>
+        </w:tc>
+        <w:tc>
+          <w:tcPr>
+            <w:tcW w:w="2995" w:type="dxa"/>
+            <w:tcBorders>
+              <w:left w:val="single" w:sz="2" w:space="0" w:color="BFC7D5"/>
+              <w:bottom w:val="single" w:sz="2" w:space="0" w:color="BFC7D5"/>
+              <w:right w:val="single" w:sz="6" w:space="0" w:color="BFC7D5"/>
+            </w:tcBorders>
+            <w:vAlign w:val="center"/>
+          </w:tcPr>
+          <w:p>
+            <w:pPr>
+              <w:pStyle w:val="TableContents"/>
+              <w:bidi w:val="0"/>
+              <w:spacing w:before="0" w:after="283"/>
+              <w:jc w:val="left"/>
+              <w:rPr/>
+            </w:pPr>
+            <w:r>
+              <w:rPr/>
+              <w:t>Product-area evidence that feeds the corporate QMS, management review and certification</w:t>
             </w:r>
           </w:p>
         </w:tc>
@@ -1673,8 +2923,63 @@
         <w:trPr/>
         <w:tc>
           <w:tcPr>
-            <w:tcW w:w="2247" w:type="dxa"/>
-            <w:tcBorders/>
+            <w:tcW w:w="2308" w:type="dxa"/>
+            <w:tcBorders>
+              <w:left w:val="single" w:sz="6" w:space="0" w:color="BFC7D5"/>
+              <w:bottom w:val="single" w:sz="2" w:space="0" w:color="BFC7D5"/>
+              <w:right w:val="single" w:sz="6" w:space="0" w:color="BFC7D5"/>
+            </w:tcBorders>
+            <w:vAlign w:val="center"/>
+          </w:tcPr>
+          <w:p>
+            <w:pPr>
+              <w:pStyle w:val="TableContents"/>
+              <w:bidi w:val="0"/>
+              <w:spacing w:before="0" w:after="283"/>
+              <w:jc w:val="left"/>
+              <w:rPr/>
+            </w:pPr>
+            <w:r>
+              <w:rPr/>
+              <w:t>Certification body</w:t>
+            </w:r>
+          </w:p>
+        </w:tc>
+        <w:tc>
+          <w:tcPr>
+            <w:tcW w:w="2995" w:type="dxa"/>
+            <w:tcBorders>
+              <w:left w:val="single" w:sz="2" w:space="0" w:color="BFC7D5"/>
+              <w:bottom w:val="single" w:sz="2" w:space="0" w:color="BFC7D5"/>
+              <w:right w:val="single" w:sz="6" w:space="0" w:color="BFC7D5"/>
+            </w:tcBorders>
+            <w:vAlign w:val="center"/>
+          </w:tcPr>
+          <w:p>
+            <w:pPr>
+              <w:pStyle w:val="TableContents"/>
+              <w:bidi w:val="0"/>
+              <w:spacing w:before="0" w:after="283"/>
+              <w:jc w:val="left"/>
+              <w:rPr/>
+            </w:pPr>
+            <w:r>
+              <w:rPr/>
+              <w:t>Conformity with ISO 9001:2015, evidenced by records</w:t>
+            </w:r>
+          </w:p>
+        </w:tc>
+      </w:tr>
+      <w:tr>
+        <w:trPr/>
+        <w:tc>
+          <w:tcPr>
+            <w:tcW w:w="2308" w:type="dxa"/>
+            <w:tcBorders>
+              <w:left w:val="single" w:sz="6" w:space="0" w:color="BFC7D5"/>
+              <w:bottom w:val="single" w:sz="2" w:space="0" w:color="BFC7D5"/>
+              <w:right w:val="single" w:sz="6" w:space="0" w:color="BFC7D5"/>
+            </w:tcBorders>
             <w:vAlign w:val="center"/>
           </w:tcPr>
           <w:p>
@@ -1693,8 +2998,12 @@
         </w:tc>
         <w:tc>
           <w:tcPr>
-            <w:tcW w:w="2947" w:type="dxa"/>
-            <w:tcBorders/>
+            <w:tcW w:w="2995" w:type="dxa"/>
+            <w:tcBorders>
+              <w:left w:val="single" w:sz="2" w:space="0" w:color="BFC7D5"/>
+              <w:bottom w:val="single" w:sz="2" w:space="0" w:color="BFC7D5"/>
+              <w:right w:val="single" w:sz="6" w:space="0" w:color="BFC7D5"/>
+            </w:tcBorders>
             <w:vAlign w:val="center"/>
           </w:tcPr>
           <w:p>
@@ -1716,8 +3025,12 @@
         <w:trPr/>
         <w:tc>
           <w:tcPr>
-            <w:tcW w:w="2247" w:type="dxa"/>
-            <w:tcBorders/>
+            <w:tcW w:w="2308" w:type="dxa"/>
+            <w:tcBorders>
+              <w:left w:val="single" w:sz="6" w:space="0" w:color="BFC7D5"/>
+              <w:bottom w:val="single" w:sz="2" w:space="0" w:color="BFC7D5"/>
+              <w:right w:val="single" w:sz="6" w:space="0" w:color="BFC7D5"/>
+            </w:tcBorders>
             <w:vAlign w:val="center"/>
           </w:tcPr>
           <w:p>
@@ -1736,8 +3049,12 @@
         </w:tc>
         <w:tc>
           <w:tcPr>
-            <w:tcW w:w="2947" w:type="dxa"/>
-            <w:tcBorders/>
+            <w:tcW w:w="2995" w:type="dxa"/>
+            <w:tcBorders>
+              <w:left w:val="single" w:sz="2" w:space="0" w:color="BFC7D5"/>
+              <w:bottom w:val="single" w:sz="2" w:space="0" w:color="BFC7D5"/>
+              <w:right w:val="single" w:sz="6" w:space="0" w:color="BFC7D5"/>
+            </w:tcBorders>
             <w:vAlign w:val="center"/>
           </w:tcPr>
           <w:p>
@@ -1759,28 +3076,36 @@
         <w:trPr/>
         <w:tc>
           <w:tcPr>
-            <w:tcW w:w="2247" w:type="dxa"/>
-            <w:tcBorders/>
-            <w:vAlign w:val="center"/>
-          </w:tcPr>
-          <w:p>
-            <w:pPr>
-              <w:pStyle w:val="TableContents"/>
-              <w:bidi w:val="0"/>
-              <w:spacing w:before="0" w:after="283"/>
-              <w:jc w:val="left"/>
-              <w:rPr/>
-            </w:pPr>
-            <w:r>
-              <w:rPr/>
-              <w:t>Academic and conference reviewers</w:t>
-            </w:r>
-          </w:p>
-        </w:tc>
-        <w:tc>
-          <w:tcPr>
-            <w:tcW w:w="2947" w:type="dxa"/>
-            <w:tcBorders/>
+            <w:tcW w:w="2308" w:type="dxa"/>
+            <w:tcBorders>
+              <w:left w:val="single" w:sz="6" w:space="0" w:color="BFC7D5"/>
+              <w:bottom w:val="single" w:sz="6" w:space="0" w:color="BFC7D5"/>
+              <w:right w:val="single" w:sz="6" w:space="0" w:color="BFC7D5"/>
+            </w:tcBorders>
+            <w:vAlign w:val="center"/>
+          </w:tcPr>
+          <w:p>
+            <w:pPr>
+              <w:pStyle w:val="TableContents"/>
+              <w:bidi w:val="0"/>
+              <w:spacing w:before="0" w:after="283"/>
+              <w:jc w:val="left"/>
+              <w:rPr/>
+            </w:pPr>
+            <w:r>
+              <w:rPr/>
+              <w:t>Academic and conference reviewers (QASC 2026)</w:t>
+            </w:r>
+          </w:p>
+        </w:tc>
+        <w:tc>
+          <w:tcPr>
+            <w:tcW w:w="2995" w:type="dxa"/>
+            <w:tcBorders>
+              <w:left w:val="single" w:sz="2" w:space="0" w:color="BFC7D5"/>
+              <w:bottom w:val="single" w:sz="6" w:space="0" w:color="BFC7D5"/>
+              <w:right w:val="single" w:sz="6" w:space="0" w:color="BFC7D5"/>
+            </w:tcBorders>
             <w:vAlign w:val="center"/>
           </w:tcPr>
           <w:p>
@@ -1820,7 +3145,7 @@
       </w:pPr>
       <w:r>
         <w:rPr/>
-        <w:t>4. Scope of the quality management system (4.3)</w:t>
+        <w:t>5. Scope of the quality management system (4.3)</w:t>
       </w:r>
     </w:p>
     <w:p>
@@ -1838,13 +3163,13 @@
       </w:r>
       <w:r>
         <w:rPr/>
-        <w:t xml:space="preserve"> The design, development, customisation, deployment, and support of the EchoMind Enterprise on-premises artificial-intelligence software platform, and the related advisory services concerning hardware and deployment architecture, provided by Ajace AI from </w:t>
-      </w:r>
-      <w:r>
-        <w:rPr>
-          <w:rStyle w:val="SourceText"/>
-        </w:rPr>
-        <w:t>________________________</w:t>
+        <w:t xml:space="preserve"> The design, development, customisation, deployment and support of the EchoMind Enterprise on-premises artificial-intelligence software platform, and the related advisory services concerning hardware and deployment architecture, provided by AJACE Inc. from 14159 Robert Paris Ct., Suite A, Chantilly, VA 20151, USA. This product-area scope falls within AJACE Inc.'s certified scope </w:t>
+      </w:r>
+      <w:r>
+        <w:rPr>
+          <w:rStyle w:val="Emphasis"/>
+        </w:rPr>
+        <w:t>Product Development and Technology Consulting Services</w:t>
       </w:r>
       <w:r>
         <w:rPr/>
@@ -1884,7 +3209,7 @@
       </w:r>
       <w:r>
         <w:rPr/>
-        <w:t xml:space="preserve"> manufacture or supply of hardware (Ajace AI advises on hardware but neither manufactures nor resells it); the customer's own operation of their infrastructure, network and physical security once deployed on their premises.</w:t>
+        <w:t xml:space="preserve"> manufacture or supply of hardware (AJACE Inc. advises on hardware but neither manufactures nor resells it); the customer's own operation of their infrastructure, network and physical security once deployed on their premises.</w:t>
       </w:r>
     </w:p>
     <w:p>
@@ -1896,7 +3221,7 @@
       </w:pPr>
       <w:r>
         <w:rPr/>
-        <w:t>4.1 Applicability of requirements</w:t>
+        <w:t>5.1 Applicability of requirements</w:t>
       </w:r>
     </w:p>
     <w:p>
@@ -1913,20 +3238,20 @@
     </w:p>
     <w:tbl>
       <w:tblPr>
-        <w:tblW w:w="5194" w:type="dxa"/>
-        <w:jc w:val="left"/>
-        <w:tblInd w:w="0" w:type="dxa"/>
+        <w:tblW w:w="5000" w:type="pct"/>
+        <w:jc w:val="left"/>
+        <w:tblInd w:w="-7" w:type="dxa"/>
         <w:tblLayout w:type="fixed"/>
         <w:tblCellMar>
-          <w:top w:w="28" w:type="dxa"/>
-          <w:left w:w="28" w:type="dxa"/>
-          <w:bottom w:w="28" w:type="dxa"/>
-          <w:right w:w="28" w:type="dxa"/>
+          <w:top w:w="60" w:type="dxa"/>
+          <w:left w:w="60" w:type="dxa"/>
+          <w:bottom w:w="60" w:type="dxa"/>
+          <w:right w:w="60" w:type="dxa"/>
         </w:tblCellMar>
       </w:tblPr>
       <w:tblGrid>
-        <w:gridCol w:w="1661"/>
-        <w:gridCol w:w="3533"/>
+        <w:gridCol w:w="1719"/>
+        <w:gridCol w:w="3584"/>
       </w:tblGrid>
       <w:tr>
         <w:trPr>
@@ -1934,44 +3259,60 @@
         </w:trPr>
         <w:tc>
           <w:tcPr>
-            <w:tcW w:w="1661" w:type="dxa"/>
-            <w:tcBorders/>
+            <w:tcW w:w="1719" w:type="dxa"/>
+            <w:tcBorders>
+              <w:top w:val="single" w:sz="6" w:space="0" w:color="BFC7D5"/>
+              <w:left w:val="single" w:sz="6" w:space="0" w:color="BFC7D5"/>
+              <w:bottom w:val="single" w:sz="2" w:space="0" w:color="BFC7D5"/>
+              <w:right w:val="single" w:sz="6" w:space="0" w:color="BFC7D5"/>
+            </w:tcBorders>
+            <w:shd w:fill="1F3A5F" w:val="clear"/>
             <w:vAlign w:val="center"/>
           </w:tcPr>
           <w:p>
             <w:pPr>
               <w:pStyle w:val="TableHeading"/>
-              <w:suppressLineNumbers/>
-              <w:shd w:fill="1F3A5F" w:val="clear"/>
-              <w:bidi w:val="0"/>
-              <w:spacing w:before="0" w:after="283"/>
-              <w:jc w:val="center"/>
-              <w:rPr/>
-            </w:pPr>
-            <w:r>
-              <w:rPr/>
+              <w:bidi w:val="0"/>
+              <w:spacing w:before="0" w:after="283"/>
+              <w:jc w:val="left"/>
+              <w:rPr>
+                <w:color w:val="FFFFFF"/>
+              </w:rPr>
+            </w:pPr>
+            <w:r>
+              <w:rPr>
+                <w:color w:val="FFFFFF"/>
+              </w:rPr>
               <w:t>Clause</w:t>
             </w:r>
           </w:p>
         </w:tc>
         <w:tc>
           <w:tcPr>
-            <w:tcW w:w="3533" w:type="dxa"/>
-            <w:tcBorders/>
+            <w:tcW w:w="3584" w:type="dxa"/>
+            <w:tcBorders>
+              <w:top w:val="single" w:sz="6" w:space="0" w:color="BFC7D5"/>
+              <w:left w:val="single" w:sz="2" w:space="0" w:color="BFC7D5"/>
+              <w:bottom w:val="single" w:sz="2" w:space="0" w:color="BFC7D5"/>
+              <w:right w:val="single" w:sz="6" w:space="0" w:color="BFC7D5"/>
+            </w:tcBorders>
+            <w:shd w:fill="1F3A5F" w:val="clear"/>
             <w:vAlign w:val="center"/>
           </w:tcPr>
           <w:p>
             <w:pPr>
               <w:pStyle w:val="TableHeading"/>
-              <w:suppressLineNumbers/>
-              <w:shd w:fill="1F3A5F" w:val="clear"/>
-              <w:bidi w:val="0"/>
-              <w:spacing w:before="0" w:after="283"/>
-              <w:jc w:val="center"/>
-              <w:rPr/>
-            </w:pPr>
-            <w:r>
-              <w:rPr/>
+              <w:bidi w:val="0"/>
+              <w:spacing w:before="0" w:after="283"/>
+              <w:jc w:val="left"/>
+              <w:rPr>
+                <w:color w:val="FFFFFF"/>
+              </w:rPr>
+            </w:pPr>
+            <w:r>
+              <w:rPr>
+                <w:color w:val="FFFFFF"/>
+              </w:rPr>
               <w:t>Determination</w:t>
             </w:r>
           </w:p>
@@ -1981,8 +3322,12 @@
         <w:trPr/>
         <w:tc>
           <w:tcPr>
-            <w:tcW w:w="1661" w:type="dxa"/>
-            <w:tcBorders/>
+            <w:tcW w:w="1719" w:type="dxa"/>
+            <w:tcBorders>
+              <w:left w:val="single" w:sz="6" w:space="0" w:color="BFC7D5"/>
+              <w:bottom w:val="single" w:sz="2" w:space="0" w:color="BFC7D5"/>
+              <w:right w:val="single" w:sz="6" w:space="0" w:color="BFC7D5"/>
+            </w:tcBorders>
             <w:vAlign w:val="center"/>
           </w:tcPr>
           <w:p>
@@ -2003,8 +3348,12 @@
         </w:tc>
         <w:tc>
           <w:tcPr>
-            <w:tcW w:w="3533" w:type="dxa"/>
-            <w:tcBorders/>
+            <w:tcW w:w="3584" w:type="dxa"/>
+            <w:tcBorders>
+              <w:left w:val="single" w:sz="2" w:space="0" w:color="BFC7D5"/>
+              <w:bottom w:val="single" w:sz="2" w:space="0" w:color="BFC7D5"/>
+              <w:right w:val="single" w:sz="6" w:space="0" w:color="BFC7D5"/>
+            </w:tcBorders>
             <w:vAlign w:val="center"/>
           </w:tcPr>
           <w:p>
@@ -2023,7 +3372,7 @@
             </w:r>
             <w:r>
               <w:rPr/>
-              <w:t xml:space="preserve"> No physical measuring equipment requiring calibration against international or national standards is used. The organisation's measuring instruments are software: the golden question set, the evaluation scripts and their thresholds. The equivalent control — version control and change control over those instruments so that a measurement result means the same thing over time — is specified in SOP-12 §5.</w:t>
+              <w:t xml:space="preserve"> No physical measuring equipment requiring calibration against international or national standards is used. The measuring instruments are software: the golden question set, the evaluation scripts and their thresholds. The equivalent control — version control and change control over those instruments, plus a pre-flight check that the evaluation corpus is present — is specified in SOP-12 §5.</w:t>
             </w:r>
           </w:p>
         </w:tc>
@@ -2032,8 +3381,12 @@
         <w:trPr/>
         <w:tc>
           <w:tcPr>
-            <w:tcW w:w="1661" w:type="dxa"/>
-            <w:tcBorders/>
+            <w:tcW w:w="1719" w:type="dxa"/>
+            <w:tcBorders>
+              <w:left w:val="single" w:sz="6" w:space="0" w:color="BFC7D5"/>
+              <w:bottom w:val="single" w:sz="2" w:space="0" w:color="BFC7D5"/>
+              <w:right w:val="single" w:sz="6" w:space="0" w:color="BFC7D5"/>
+            </w:tcBorders>
             <w:vAlign w:val="center"/>
           </w:tcPr>
           <w:p>
@@ -2052,8 +3405,12 @@
         </w:tc>
         <w:tc>
           <w:tcPr>
-            <w:tcW w:w="3533" w:type="dxa"/>
-            <w:tcBorders/>
+            <w:tcW w:w="3584" w:type="dxa"/>
+            <w:tcBorders>
+              <w:left w:val="single" w:sz="2" w:space="0" w:color="BFC7D5"/>
+              <w:bottom w:val="single" w:sz="2" w:space="0" w:color="BFC7D5"/>
+              <w:right w:val="single" w:sz="6" w:space="0" w:color="BFC7D5"/>
+            </w:tcBorders>
             <w:vAlign w:val="center"/>
           </w:tcPr>
           <w:p>
@@ -2081,8 +3438,12 @@
         <w:trPr/>
         <w:tc>
           <w:tcPr>
-            <w:tcW w:w="1661" w:type="dxa"/>
-            <w:tcBorders/>
+            <w:tcW w:w="1719" w:type="dxa"/>
+            <w:tcBorders>
+              <w:left w:val="single" w:sz="6" w:space="0" w:color="BFC7D5"/>
+              <w:bottom w:val="single" w:sz="6" w:space="0" w:color="BFC7D5"/>
+              <w:right w:val="single" w:sz="6" w:space="0" w:color="BFC7D5"/>
+            </w:tcBorders>
             <w:vAlign w:val="center"/>
           </w:tcPr>
           <w:p>
@@ -2101,8 +3462,12 @@
         </w:tc>
         <w:tc>
           <w:tcPr>
-            <w:tcW w:w="3533" w:type="dxa"/>
-            <w:tcBorders/>
+            <w:tcW w:w="3584" w:type="dxa"/>
+            <w:tcBorders>
+              <w:left w:val="single" w:sz="2" w:space="0" w:color="BFC7D5"/>
+              <w:bottom w:val="single" w:sz="6" w:space="0" w:color="BFC7D5"/>
+              <w:right w:val="single" w:sz="6" w:space="0" w:color="BFC7D5"/>
+            </w:tcBorders>
             <w:vAlign w:val="center"/>
           </w:tcPr>
           <w:p>
@@ -2121,7 +3486,7 @@
             </w:r>
             <w:r>
               <w:rPr/>
-              <w:t xml:space="preserve"> The output of a generative model cannot be exhaustively verified; this is precisely why the golden evaluation, the grounding gate and the abstention behaviour exist. See SOP-07.</w:t>
+              <w:t xml:space="preserve"> The output of a generative model cannot be exhaustively verified; this is why the golden evaluation, the grounding gate and the abstention behaviour exist. See SOP-07.</w:t>
             </w:r>
           </w:p>
         </w:tc>
@@ -2148,7 +3513,7 @@
       </w:pPr>
       <w:r>
         <w:rPr/>
-        <w:t>5. The QMS and its processes (4.4)</w:t>
+        <w:t>6. The QMS and its processes (4.4)</w:t>
       </w:r>
     </w:p>
     <w:p>
@@ -2160,7 +3525,7 @@
       </w:pPr>
       <w:r>
         <w:rPr/>
-        <w:t>The management system is organised as six processes. Each has an owning procedure.</w:t>
+        <w:t>The product-area system is organised as six processes. Each has an owning procedure.</w:t>
       </w:r>
     </w:p>
     <w:p>
@@ -2624,22 +3989,22 @@
     </w:p>
     <w:tbl>
       <w:tblPr>
-        <w:tblW w:w="5194" w:type="dxa"/>
-        <w:jc w:val="left"/>
-        <w:tblInd w:w="0" w:type="dxa"/>
+        <w:tblW w:w="5303" w:type="dxa"/>
+        <w:jc w:val="left"/>
+        <w:tblInd w:w="-7" w:type="dxa"/>
         <w:tblLayout w:type="fixed"/>
         <w:tblCellMar>
-          <w:top w:w="28" w:type="dxa"/>
-          <w:left w:w="28" w:type="dxa"/>
-          <w:bottom w:w="28" w:type="dxa"/>
-          <w:right w:w="28" w:type="dxa"/>
+          <w:top w:w="60" w:type="dxa"/>
+          <w:left w:w="60" w:type="dxa"/>
+          <w:bottom w:w="60" w:type="dxa"/>
+          <w:right w:w="60" w:type="dxa"/>
         </w:tblCellMar>
       </w:tblPr>
       <w:tblGrid>
-        <w:gridCol w:w="1231"/>
-        <w:gridCol w:w="1261"/>
-        <w:gridCol w:w="1441"/>
-        <w:gridCol w:w="1261"/>
+        <w:gridCol w:w="1265"/>
+        <w:gridCol w:w="1296"/>
+        <w:gridCol w:w="1476"/>
+        <w:gridCol w:w="1266"/>
       </w:tblGrid>
       <w:tr>
         <w:trPr>
@@ -2647,88 +4012,120 @@
         </w:trPr>
         <w:tc>
           <w:tcPr>
-            <w:tcW w:w="1231" w:type="dxa"/>
-            <w:tcBorders/>
+            <w:tcW w:w="1265" w:type="dxa"/>
+            <w:tcBorders>
+              <w:top w:val="single" w:sz="6" w:space="0" w:color="BFC7D5"/>
+              <w:left w:val="single" w:sz="6" w:space="0" w:color="BFC7D5"/>
+              <w:bottom w:val="single" w:sz="2" w:space="0" w:color="BFC7D5"/>
+              <w:right w:val="single" w:sz="6" w:space="0" w:color="BFC7D5"/>
+            </w:tcBorders>
+            <w:shd w:fill="1F3A5F" w:val="clear"/>
             <w:vAlign w:val="center"/>
           </w:tcPr>
           <w:p>
             <w:pPr>
               <w:pStyle w:val="TableHeading"/>
-              <w:suppressLineNumbers/>
-              <w:shd w:fill="1F3A5F" w:val="clear"/>
-              <w:bidi w:val="0"/>
-              <w:spacing w:before="0" w:after="283"/>
-              <w:jc w:val="center"/>
-              <w:rPr/>
-            </w:pPr>
-            <w:r>
-              <w:rPr/>
+              <w:bidi w:val="0"/>
+              <w:spacing w:before="0" w:after="283"/>
+              <w:jc w:val="left"/>
+              <w:rPr>
+                <w:color w:val="FFFFFF"/>
+              </w:rPr>
+            </w:pPr>
+            <w:r>
+              <w:rPr>
+                <w:color w:val="FFFFFF"/>
+              </w:rPr>
               <w:t>Process</w:t>
             </w:r>
           </w:p>
         </w:tc>
         <w:tc>
           <w:tcPr>
-            <w:tcW w:w="1261" w:type="dxa"/>
-            <w:tcBorders/>
+            <w:tcW w:w="1296" w:type="dxa"/>
+            <w:tcBorders>
+              <w:top w:val="single" w:sz="6" w:space="0" w:color="BFC7D5"/>
+              <w:left w:val="single" w:sz="2" w:space="0" w:color="BFC7D5"/>
+              <w:bottom w:val="single" w:sz="2" w:space="0" w:color="BFC7D5"/>
+              <w:right w:val="single" w:sz="6" w:space="0" w:color="BFC7D5"/>
+            </w:tcBorders>
+            <w:shd w:fill="1F3A5F" w:val="clear"/>
             <w:vAlign w:val="center"/>
           </w:tcPr>
           <w:p>
             <w:pPr>
               <w:pStyle w:val="TableHeading"/>
-              <w:suppressLineNumbers/>
-              <w:shd w:fill="1F3A5F" w:val="clear"/>
-              <w:bidi w:val="0"/>
-              <w:spacing w:before="0" w:after="283"/>
-              <w:jc w:val="center"/>
-              <w:rPr/>
-            </w:pPr>
-            <w:r>
-              <w:rPr/>
+              <w:bidi w:val="0"/>
+              <w:spacing w:before="0" w:after="283"/>
+              <w:jc w:val="left"/>
+              <w:rPr>
+                <w:color w:val="FFFFFF"/>
+              </w:rPr>
+            </w:pPr>
+            <w:r>
+              <w:rPr>
+                <w:color w:val="FFFFFF"/>
+              </w:rPr>
               <w:t>Inputs</w:t>
             </w:r>
           </w:p>
         </w:tc>
         <w:tc>
           <w:tcPr>
-            <w:tcW w:w="1441" w:type="dxa"/>
-            <w:tcBorders/>
+            <w:tcW w:w="1476" w:type="dxa"/>
+            <w:tcBorders>
+              <w:top w:val="single" w:sz="6" w:space="0" w:color="BFC7D5"/>
+              <w:left w:val="single" w:sz="2" w:space="0" w:color="BFC7D5"/>
+              <w:bottom w:val="single" w:sz="2" w:space="0" w:color="BFC7D5"/>
+              <w:right w:val="single" w:sz="6" w:space="0" w:color="BFC7D5"/>
+            </w:tcBorders>
+            <w:shd w:fill="1F3A5F" w:val="clear"/>
             <w:vAlign w:val="center"/>
           </w:tcPr>
           <w:p>
             <w:pPr>
               <w:pStyle w:val="TableHeading"/>
-              <w:suppressLineNumbers/>
-              <w:shd w:fill="1F3A5F" w:val="clear"/>
-              <w:bidi w:val="0"/>
-              <w:spacing w:before="0" w:after="283"/>
-              <w:jc w:val="center"/>
-              <w:rPr/>
-            </w:pPr>
-            <w:r>
-              <w:rPr/>
+              <w:bidi w:val="0"/>
+              <w:spacing w:before="0" w:after="283"/>
+              <w:jc w:val="left"/>
+              <w:rPr>
+                <w:color w:val="FFFFFF"/>
+              </w:rPr>
+            </w:pPr>
+            <w:r>
+              <w:rPr>
+                <w:color w:val="FFFFFF"/>
+              </w:rPr>
               <w:t>Outputs</w:t>
             </w:r>
           </w:p>
         </w:tc>
         <w:tc>
           <w:tcPr>
-            <w:tcW w:w="1261" w:type="dxa"/>
-            <w:tcBorders/>
+            <w:tcW w:w="1266" w:type="dxa"/>
+            <w:tcBorders>
+              <w:top w:val="single" w:sz="6" w:space="0" w:color="BFC7D5"/>
+              <w:left w:val="single" w:sz="2" w:space="0" w:color="BFC7D5"/>
+              <w:bottom w:val="single" w:sz="2" w:space="0" w:color="BFC7D5"/>
+              <w:right w:val="single" w:sz="6" w:space="0" w:color="BFC7D5"/>
+            </w:tcBorders>
+            <w:shd w:fill="1F3A5F" w:val="clear"/>
             <w:vAlign w:val="center"/>
           </w:tcPr>
           <w:p>
             <w:pPr>
               <w:pStyle w:val="TableHeading"/>
-              <w:suppressLineNumbers/>
-              <w:shd w:fill="1F3A5F" w:val="clear"/>
-              <w:bidi w:val="0"/>
-              <w:spacing w:before="0" w:after="283"/>
-              <w:jc w:val="center"/>
-              <w:rPr/>
-            </w:pPr>
-            <w:r>
-              <w:rPr/>
+              <w:bidi w:val="0"/>
+              <w:spacing w:before="0" w:after="283"/>
+              <w:jc w:val="left"/>
+              <w:rPr>
+                <w:color w:val="FFFFFF"/>
+              </w:rPr>
+            </w:pPr>
+            <w:r>
+              <w:rPr>
+                <w:color w:val="FFFFFF"/>
+              </w:rPr>
               <w:t>Principal measures</w:t>
             </w:r>
           </w:p>
@@ -2738,8 +4135,12 @@
         <w:trPr/>
         <w:tc>
           <w:tcPr>
-            <w:tcW w:w="1231" w:type="dxa"/>
-            <w:tcBorders/>
+            <w:tcW w:w="1265" w:type="dxa"/>
+            <w:tcBorders>
+              <w:left w:val="single" w:sz="6" w:space="0" w:color="BFC7D5"/>
+              <w:bottom w:val="single" w:sz="2" w:space="0" w:color="BFC7D5"/>
+              <w:right w:val="single" w:sz="6" w:space="0" w:color="BFC7D5"/>
+            </w:tcBorders>
             <w:vAlign w:val="center"/>
           </w:tcPr>
           <w:p>
@@ -2758,8 +4159,12 @@
         </w:tc>
         <w:tc>
           <w:tcPr>
-            <w:tcW w:w="1261" w:type="dxa"/>
-            <w:tcBorders/>
+            <w:tcW w:w="1296" w:type="dxa"/>
+            <w:tcBorders>
+              <w:left w:val="single" w:sz="2" w:space="0" w:color="BFC7D5"/>
+              <w:bottom w:val="single" w:sz="2" w:space="0" w:color="BFC7D5"/>
+              <w:right w:val="single" w:sz="6" w:space="0" w:color="BFC7D5"/>
+            </w:tcBorders>
             <w:vAlign w:val="center"/>
           </w:tcPr>
           <w:p>
@@ -2778,8 +4183,12 @@
         </w:tc>
         <w:tc>
           <w:tcPr>
-            <w:tcW w:w="1441" w:type="dxa"/>
-            <w:tcBorders/>
+            <w:tcW w:w="1476" w:type="dxa"/>
+            <w:tcBorders>
+              <w:left w:val="single" w:sz="2" w:space="0" w:color="BFC7D5"/>
+              <w:bottom w:val="single" w:sz="2" w:space="0" w:color="BFC7D5"/>
+              <w:right w:val="single" w:sz="6" w:space="0" w:color="BFC7D5"/>
+            </w:tcBorders>
             <w:vAlign w:val="center"/>
           </w:tcPr>
           <w:p>
@@ -2798,8 +4207,12 @@
         </w:tc>
         <w:tc>
           <w:tcPr>
-            <w:tcW w:w="1261" w:type="dxa"/>
-            <w:tcBorders/>
+            <w:tcW w:w="1266" w:type="dxa"/>
+            <w:tcBorders>
+              <w:left w:val="single" w:sz="2" w:space="0" w:color="BFC7D5"/>
+              <w:bottom w:val="single" w:sz="2" w:space="0" w:color="BFC7D5"/>
+              <w:right w:val="single" w:sz="6" w:space="0" w:color="BFC7D5"/>
+            </w:tcBorders>
             <w:vAlign w:val="center"/>
           </w:tcPr>
           <w:p>
@@ -2821,8 +4234,12 @@
         <w:trPr/>
         <w:tc>
           <w:tcPr>
-            <w:tcW w:w="1231" w:type="dxa"/>
-            <w:tcBorders/>
+            <w:tcW w:w="1265" w:type="dxa"/>
+            <w:tcBorders>
+              <w:left w:val="single" w:sz="6" w:space="0" w:color="BFC7D5"/>
+              <w:bottom w:val="single" w:sz="2" w:space="0" w:color="BFC7D5"/>
+              <w:right w:val="single" w:sz="6" w:space="0" w:color="BFC7D5"/>
+            </w:tcBorders>
             <w:vAlign w:val="center"/>
           </w:tcPr>
           <w:p>
@@ -2841,28 +4258,46 @@
         </w:tc>
         <w:tc>
           <w:tcPr>
-            <w:tcW w:w="1261" w:type="dxa"/>
-            <w:tcBorders/>
-            <w:vAlign w:val="center"/>
-          </w:tcPr>
-          <w:p>
-            <w:pPr>
-              <w:pStyle w:val="TableContents"/>
-              <w:bidi w:val="0"/>
-              <w:spacing w:before="0" w:after="283"/>
-              <w:jc w:val="left"/>
-              <w:rPr/>
-            </w:pPr>
-            <w:r>
-              <w:rPr/>
-              <w:t>Requirements, architecture, risk</w:t>
-            </w:r>
-          </w:p>
-        </w:tc>
-        <w:tc>
-          <w:tcPr>
-            <w:tcW w:w="1441" w:type="dxa"/>
-            <w:tcBorders/>
+            <w:tcW w:w="1296" w:type="dxa"/>
+            <w:tcBorders>
+              <w:left w:val="single" w:sz="2" w:space="0" w:color="BFC7D5"/>
+              <w:bottom w:val="single" w:sz="2" w:space="0" w:color="BFC7D5"/>
+              <w:right w:val="single" w:sz="6" w:space="0" w:color="BFC7D5"/>
+            </w:tcBorders>
+            <w:vAlign w:val="center"/>
+          </w:tcPr>
+          <w:p>
+            <w:pPr>
+              <w:pStyle w:val="TableContents"/>
+              <w:bidi w:val="0"/>
+              <w:spacing w:before="0" w:after="283"/>
+              <w:jc w:val="left"/>
+              <w:rPr/>
+            </w:pPr>
+            <w:r>
+              <w:rPr/>
+              <w:t>Requirements, architecture, risk, NFRs (</w:t>
+            </w:r>
+            <w:r>
+              <w:rPr>
+                <w:rStyle w:val="SourceText"/>
+              </w:rPr>
+              <w:t>EM26-17</w:t>
+            </w:r>
+            <w:r>
+              <w:rPr/>
+              <w:t>)</w:t>
+            </w:r>
+          </w:p>
+        </w:tc>
+        <w:tc>
+          <w:tcPr>
+            <w:tcW w:w="1476" w:type="dxa"/>
+            <w:tcBorders>
+              <w:left w:val="single" w:sz="2" w:space="0" w:color="BFC7D5"/>
+              <w:bottom w:val="single" w:sz="2" w:space="0" w:color="BFC7D5"/>
+              <w:right w:val="single" w:sz="6" w:space="0" w:color="BFC7D5"/>
+            </w:tcBorders>
             <w:vAlign w:val="center"/>
           </w:tcPr>
           <w:p>
@@ -2881,8 +4316,12 @@
         </w:tc>
         <w:tc>
           <w:tcPr>
-            <w:tcW w:w="1261" w:type="dxa"/>
-            <w:tcBorders/>
+            <w:tcW w:w="1266" w:type="dxa"/>
+            <w:tcBorders>
+              <w:left w:val="single" w:sz="2" w:space="0" w:color="BFC7D5"/>
+              <w:bottom w:val="single" w:sz="2" w:space="0" w:color="BFC7D5"/>
+              <w:right w:val="single" w:sz="6" w:space="0" w:color="BFC7D5"/>
+            </w:tcBorders>
             <w:vAlign w:val="center"/>
           </w:tcPr>
           <w:p>
@@ -2904,8 +4343,12 @@
         <w:trPr/>
         <w:tc>
           <w:tcPr>
-            <w:tcW w:w="1231" w:type="dxa"/>
-            <w:tcBorders/>
+            <w:tcW w:w="1265" w:type="dxa"/>
+            <w:tcBorders>
+              <w:left w:val="single" w:sz="6" w:space="0" w:color="BFC7D5"/>
+              <w:bottom w:val="single" w:sz="2" w:space="0" w:color="BFC7D5"/>
+              <w:right w:val="single" w:sz="6" w:space="0" w:color="BFC7D5"/>
+            </w:tcBorders>
             <w:vAlign w:val="center"/>
           </w:tcPr>
           <w:p>
@@ -2924,8 +4367,12 @@
         </w:tc>
         <w:tc>
           <w:tcPr>
-            <w:tcW w:w="1261" w:type="dxa"/>
-            <w:tcBorders/>
+            <w:tcW w:w="1296" w:type="dxa"/>
+            <w:tcBorders>
+              <w:left w:val="single" w:sz="2" w:space="0" w:color="BFC7D5"/>
+              <w:bottom w:val="single" w:sz="2" w:space="0" w:color="BFC7D5"/>
+              <w:right w:val="single" w:sz="6" w:space="0" w:color="BFC7D5"/>
+            </w:tcBorders>
             <w:vAlign w:val="center"/>
           </w:tcPr>
           <w:p>
@@ -2944,8 +4391,12 @@
         </w:tc>
         <w:tc>
           <w:tcPr>
-            <w:tcW w:w="1441" w:type="dxa"/>
-            <w:tcBorders/>
+            <w:tcW w:w="1476" w:type="dxa"/>
+            <w:tcBorders>
+              <w:left w:val="single" w:sz="2" w:space="0" w:color="BFC7D5"/>
+              <w:bottom w:val="single" w:sz="2" w:space="0" w:color="BFC7D5"/>
+              <w:right w:val="single" w:sz="6" w:space="0" w:color="BFC7D5"/>
+            </w:tcBorders>
             <w:vAlign w:val="center"/>
           </w:tcPr>
           <w:p>
@@ -2964,21 +4415,25 @@
         </w:tc>
         <w:tc>
           <w:tcPr>
-            <w:tcW w:w="1261" w:type="dxa"/>
-            <w:tcBorders/>
-            <w:vAlign w:val="center"/>
-          </w:tcPr>
-          <w:p>
-            <w:pPr>
-              <w:pStyle w:val="TableContents"/>
-              <w:bidi w:val="0"/>
-              <w:spacing w:before="0" w:after="283"/>
-              <w:jc w:val="left"/>
-              <w:rPr/>
-            </w:pPr>
-            <w:r>
-              <w:rPr/>
-              <w:t>Unit pass rate; golden evaluation score</w:t>
+            <w:tcW w:w="1266" w:type="dxa"/>
+            <w:tcBorders>
+              <w:left w:val="single" w:sz="2" w:space="0" w:color="BFC7D5"/>
+              <w:bottom w:val="single" w:sz="2" w:space="0" w:color="BFC7D5"/>
+              <w:right w:val="single" w:sz="6" w:space="0" w:color="BFC7D5"/>
+            </w:tcBorders>
+            <w:vAlign w:val="center"/>
+          </w:tcPr>
+          <w:p>
+            <w:pPr>
+              <w:pStyle w:val="TableContents"/>
+              <w:bidi w:val="0"/>
+              <w:spacing w:before="0" w:after="283"/>
+              <w:jc w:val="left"/>
+              <w:rPr/>
+            </w:pPr>
+            <w:r>
+              <w:rPr/>
+              <w:t>CI pass rate; acceptance suite; golden evaluation score</w:t>
             </w:r>
           </w:p>
         </w:tc>
@@ -2987,8 +4442,12 @@
         <w:trPr/>
         <w:tc>
           <w:tcPr>
-            <w:tcW w:w="1231" w:type="dxa"/>
-            <w:tcBorders/>
+            <w:tcW w:w="1265" w:type="dxa"/>
+            <w:tcBorders>
+              <w:left w:val="single" w:sz="6" w:space="0" w:color="BFC7D5"/>
+              <w:bottom w:val="single" w:sz="2" w:space="0" w:color="BFC7D5"/>
+              <w:right w:val="single" w:sz="6" w:space="0" w:color="BFC7D5"/>
+            </w:tcBorders>
             <w:vAlign w:val="center"/>
           </w:tcPr>
           <w:p>
@@ -3007,8 +4466,12 @@
         </w:tc>
         <w:tc>
           <w:tcPr>
-            <w:tcW w:w="1261" w:type="dxa"/>
-            <w:tcBorders/>
+            <w:tcW w:w="1296" w:type="dxa"/>
+            <w:tcBorders>
+              <w:left w:val="single" w:sz="2" w:space="0" w:color="BFC7D5"/>
+              <w:bottom w:val="single" w:sz="2" w:space="0" w:color="BFC7D5"/>
+              <w:right w:val="single" w:sz="6" w:space="0" w:color="BFC7D5"/>
+            </w:tcBorders>
             <w:vAlign w:val="center"/>
           </w:tcPr>
           <w:p>
@@ -3027,8 +4490,12 @@
         </w:tc>
         <w:tc>
           <w:tcPr>
-            <w:tcW w:w="1441" w:type="dxa"/>
-            <w:tcBorders/>
+            <w:tcW w:w="1476" w:type="dxa"/>
+            <w:tcBorders>
+              <w:left w:val="single" w:sz="2" w:space="0" w:color="BFC7D5"/>
+              <w:bottom w:val="single" w:sz="2" w:space="0" w:color="BFC7D5"/>
+              <w:right w:val="single" w:sz="6" w:space="0" w:color="BFC7D5"/>
+            </w:tcBorders>
             <w:vAlign w:val="center"/>
           </w:tcPr>
           <w:p>
@@ -3047,8 +4514,12 @@
         </w:tc>
         <w:tc>
           <w:tcPr>
-            <w:tcW w:w="1261" w:type="dxa"/>
-            <w:tcBorders/>
+            <w:tcW w:w="1266" w:type="dxa"/>
+            <w:tcBorders>
+              <w:left w:val="single" w:sz="2" w:space="0" w:color="BFC7D5"/>
+              <w:bottom w:val="single" w:sz="2" w:space="0" w:color="BFC7D5"/>
+              <w:right w:val="single" w:sz="6" w:space="0" w:color="BFC7D5"/>
+            </w:tcBorders>
             <w:vAlign w:val="center"/>
           </w:tcPr>
           <w:p>
@@ -3070,8 +4541,12 @@
         <w:trPr/>
         <w:tc>
           <w:tcPr>
-            <w:tcW w:w="1231" w:type="dxa"/>
-            <w:tcBorders/>
+            <w:tcW w:w="1265" w:type="dxa"/>
+            <w:tcBorders>
+              <w:left w:val="single" w:sz="6" w:space="0" w:color="BFC7D5"/>
+              <w:bottom w:val="single" w:sz="2" w:space="0" w:color="BFC7D5"/>
+              <w:right w:val="single" w:sz="6" w:space="0" w:color="BFC7D5"/>
+            </w:tcBorders>
             <w:vAlign w:val="center"/>
           </w:tcPr>
           <w:p>
@@ -3090,8 +4565,12 @@
         </w:tc>
         <w:tc>
           <w:tcPr>
-            <w:tcW w:w="1261" w:type="dxa"/>
-            <w:tcBorders/>
+            <w:tcW w:w="1296" w:type="dxa"/>
+            <w:tcBorders>
+              <w:left w:val="single" w:sz="2" w:space="0" w:color="BFC7D5"/>
+              <w:bottom w:val="single" w:sz="2" w:space="0" w:color="BFC7D5"/>
+              <w:right w:val="single" w:sz="6" w:space="0" w:color="BFC7D5"/>
+            </w:tcBorders>
             <w:vAlign w:val="center"/>
           </w:tcPr>
           <w:p>
@@ -3110,8 +4589,12 @@
         </w:tc>
         <w:tc>
           <w:tcPr>
-            <w:tcW w:w="1441" w:type="dxa"/>
-            <w:tcBorders/>
+            <w:tcW w:w="1476" w:type="dxa"/>
+            <w:tcBorders>
+              <w:left w:val="single" w:sz="2" w:space="0" w:color="BFC7D5"/>
+              <w:bottom w:val="single" w:sz="2" w:space="0" w:color="BFC7D5"/>
+              <w:right w:val="single" w:sz="6" w:space="0" w:color="BFC7D5"/>
+            </w:tcBorders>
             <w:vAlign w:val="center"/>
           </w:tcPr>
           <w:p>
@@ -3130,21 +4613,25 @@
         </w:tc>
         <w:tc>
           <w:tcPr>
-            <w:tcW w:w="1261" w:type="dxa"/>
-            <w:tcBorders/>
-            <w:vAlign w:val="center"/>
-          </w:tcPr>
-          <w:p>
-            <w:pPr>
-              <w:pStyle w:val="TableContents"/>
-              <w:bidi w:val="0"/>
-              <w:spacing w:before="0" w:after="283"/>
-              <w:jc w:val="left"/>
-              <w:rPr/>
-            </w:pPr>
-            <w:r>
-              <w:rPr/>
-              <w:t>Health state; data-handling conformity</w:t>
+            <w:tcW w:w="1266" w:type="dxa"/>
+            <w:tcBorders>
+              <w:left w:val="single" w:sz="2" w:space="0" w:color="BFC7D5"/>
+              <w:bottom w:val="single" w:sz="2" w:space="0" w:color="BFC7D5"/>
+              <w:right w:val="single" w:sz="6" w:space="0" w:color="BFC7D5"/>
+            </w:tcBorders>
+            <w:vAlign w:val="center"/>
+          </w:tcPr>
+          <w:p>
+            <w:pPr>
+              <w:pStyle w:val="TableContents"/>
+              <w:bidi w:val="0"/>
+              <w:spacing w:before="0" w:after="283"/>
+              <w:jc w:val="left"/>
+              <w:rPr/>
+            </w:pPr>
+            <w:r>
+              <w:rPr/>
+              <w:t>Health state; external login check; data-handling conformity</w:t>
             </w:r>
           </w:p>
         </w:tc>
@@ -3153,8 +4640,12 @@
         <w:trPr/>
         <w:tc>
           <w:tcPr>
-            <w:tcW w:w="1231" w:type="dxa"/>
-            <w:tcBorders/>
+            <w:tcW w:w="1265" w:type="dxa"/>
+            <w:tcBorders>
+              <w:left w:val="single" w:sz="6" w:space="0" w:color="BFC7D5"/>
+              <w:bottom w:val="single" w:sz="6" w:space="0" w:color="BFC7D5"/>
+              <w:right w:val="single" w:sz="6" w:space="0" w:color="BFC7D5"/>
+            </w:tcBorders>
             <w:vAlign w:val="center"/>
           </w:tcPr>
           <w:p>
@@ -3173,8 +4664,12 @@
         </w:tc>
         <w:tc>
           <w:tcPr>
-            <w:tcW w:w="1261" w:type="dxa"/>
-            <w:tcBorders/>
+            <w:tcW w:w="1296" w:type="dxa"/>
+            <w:tcBorders>
+              <w:left w:val="single" w:sz="2" w:space="0" w:color="BFC7D5"/>
+              <w:bottom w:val="single" w:sz="6" w:space="0" w:color="BFC7D5"/>
+              <w:right w:val="single" w:sz="6" w:space="0" w:color="BFC7D5"/>
+            </w:tcBorders>
             <w:vAlign w:val="center"/>
           </w:tcPr>
           <w:p>
@@ -3193,8 +4688,12 @@
         </w:tc>
         <w:tc>
           <w:tcPr>
-            <w:tcW w:w="1441" w:type="dxa"/>
-            <w:tcBorders/>
+            <w:tcW w:w="1476" w:type="dxa"/>
+            <w:tcBorders>
+              <w:left w:val="single" w:sz="2" w:space="0" w:color="BFC7D5"/>
+              <w:bottom w:val="single" w:sz="6" w:space="0" w:color="BFC7D5"/>
+              <w:right w:val="single" w:sz="6" w:space="0" w:color="BFC7D5"/>
+            </w:tcBorders>
             <w:vAlign w:val="center"/>
           </w:tcPr>
           <w:p>
@@ -3213,21 +4712,45 @@
         </w:tc>
         <w:tc>
           <w:tcPr>
-            <w:tcW w:w="1261" w:type="dxa"/>
-            <w:tcBorders/>
-            <w:vAlign w:val="center"/>
-          </w:tcPr>
-          <w:p>
-            <w:pPr>
-              <w:pStyle w:val="TableContents"/>
-              <w:bidi w:val="0"/>
-              <w:spacing w:before="0" w:after="283"/>
-              <w:jc w:val="left"/>
-              <w:rPr/>
-            </w:pPr>
-            <w:r>
-              <w:rPr/>
-              <w:t>NC closure with effectiveness verified</w:t>
+            <w:tcW w:w="1266" w:type="dxa"/>
+            <w:tcBorders>
+              <w:left w:val="single" w:sz="2" w:space="0" w:color="BFC7D5"/>
+              <w:bottom w:val="single" w:sz="6" w:space="0" w:color="BFC7D5"/>
+              <w:right w:val="single" w:sz="6" w:space="0" w:color="BFC7D5"/>
+            </w:tcBorders>
+            <w:vAlign w:val="center"/>
+          </w:tcPr>
+          <w:p>
+            <w:pPr>
+              <w:pStyle w:val="TableContents"/>
+              <w:bidi w:val="0"/>
+              <w:spacing w:before="0" w:after="283"/>
+              <w:jc w:val="left"/>
+              <w:rPr/>
+            </w:pPr>
+            <w:r>
+              <w:rPr/>
+              <w:t>NC closure with effectiveness verified (</w:t>
+            </w:r>
+            <w:r>
+              <w:rPr>
+                <w:rStyle w:val="SourceText"/>
+              </w:rPr>
+              <w:t>REG-04</w:t>
+            </w:r>
+            <w:r>
+              <w:rPr/>
+              <w:t>); review actions closed (</w:t>
+            </w:r>
+            <w:r>
+              <w:rPr>
+                <w:rStyle w:val="SourceText"/>
+              </w:rPr>
+              <w:t>EM26-18</w:t>
+            </w:r>
+            <w:r>
+              <w:rPr/>
+              <w:t>)</w:t>
             </w:r>
           </w:p>
         </w:tc>
@@ -3242,7 +4765,7 @@
       </w:pPr>
       <w:r>
         <w:rPr/>
-        <w:t>6. Leadership (5)</w:t>
+        <w:t>7. Leadership (5)</w:t>
       </w:r>
     </w:p>
     <w:p>
@@ -3254,12 +4777,22 @@
       </w:pPr>
       <w:r>
         <w:rPr/>
-        <w:t>Top management (the Managing Director) is accountable for the effectiveness of the QMS, establishes the quality policy (</w:t>
+        <w:t xml:space="preserve">Top management — the </w:t>
       </w:r>
       <w:r>
         <w:rPr>
           <w:rStyle w:val="Strong"/>
         </w:rPr>
+        <w:t>Managing Director, Anita Johan</w:t>
+      </w:r>
+      <w:r>
+        <w:rPr/>
+        <w:t xml:space="preserve"> — is accountable for the effectiveness of the QMS, establishes the quality policy (</w:t>
+      </w:r>
+      <w:r>
+        <w:rPr>
+          <w:rStyle w:val="Strong"/>
+        </w:rPr>
         <w:t>QP-01</w:t>
       </w:r>
       <w:r>
@@ -3274,7 +4807,7 @@
       </w:r>
       <w:r>
         <w:rPr/>
-        <w:t>), ensures the customer focus expressed in QP-01 §2, and provides resources. In an organisation of one, the practical meaning of clause 5 is that the same person who writes the code also owns the decision to stop and fix it — and that the management system exists to make that decision evidence-based rather than discretionary.</w:t>
+        <w:t>), ensures the customer focus expressed in QP-01 §2, provides resources, and authorises releases. Customer focus (5.1.2) is maintained by determining customer and regulatory requirements (SOP-04), addressing risks that can affect conformity (REG-03), and monitoring accuracy of the product's answers (REG-09).</w:t>
       </w:r>
     </w:p>
     <w:p>
@@ -3286,26 +4819,26 @@
       </w:pPr>
       <w:r>
         <w:rPr/>
-        <w:t>6.1 Roles, responsibilities and authorities (5.3)</w:t>
+        <w:t>7.1 Roles, responsibilities and authorities (5.3)</w:t>
       </w:r>
     </w:p>
     <w:tbl>
       <w:tblPr>
-        <w:tblW w:w="5194" w:type="dxa"/>
-        <w:jc w:val="left"/>
-        <w:tblInd w:w="0" w:type="dxa"/>
+        <w:tblW w:w="5000" w:type="pct"/>
+        <w:jc w:val="left"/>
+        <w:tblInd w:w="-7" w:type="dxa"/>
         <w:tblLayout w:type="fixed"/>
         <w:tblCellMar>
-          <w:top w:w="28" w:type="dxa"/>
-          <w:left w:w="28" w:type="dxa"/>
-          <w:bottom w:w="28" w:type="dxa"/>
-          <w:right w:w="28" w:type="dxa"/>
+          <w:top w:w="60" w:type="dxa"/>
+          <w:left w:w="60" w:type="dxa"/>
+          <w:bottom w:w="60" w:type="dxa"/>
+          <w:right w:w="60" w:type="dxa"/>
         </w:tblCellMar>
       </w:tblPr>
       <w:tblGrid>
-        <w:gridCol w:w="1367"/>
-        <w:gridCol w:w="2722"/>
-        <w:gridCol w:w="1105"/>
+        <w:gridCol w:w="1498"/>
+        <w:gridCol w:w="2490"/>
+        <w:gridCol w:w="1315"/>
       </w:tblGrid>
       <w:tr>
         <w:trPr>
@@ -3313,67 +4846,91 @@
         </w:trPr>
         <w:tc>
           <w:tcPr>
-            <w:tcW w:w="1367" w:type="dxa"/>
-            <w:tcBorders/>
+            <w:tcW w:w="1498" w:type="dxa"/>
+            <w:tcBorders>
+              <w:top w:val="single" w:sz="6" w:space="0" w:color="BFC7D5"/>
+              <w:left w:val="single" w:sz="6" w:space="0" w:color="BFC7D5"/>
+              <w:bottom w:val="single" w:sz="2" w:space="0" w:color="BFC7D5"/>
+              <w:right w:val="single" w:sz="6" w:space="0" w:color="BFC7D5"/>
+            </w:tcBorders>
+            <w:shd w:fill="1F3A5F" w:val="clear"/>
             <w:vAlign w:val="center"/>
           </w:tcPr>
           <w:p>
             <w:pPr>
               <w:pStyle w:val="TableHeading"/>
-              <w:suppressLineNumbers/>
-              <w:shd w:fill="1F3A5F" w:val="clear"/>
-              <w:bidi w:val="0"/>
-              <w:spacing w:before="0" w:after="283"/>
-              <w:jc w:val="center"/>
-              <w:rPr/>
-            </w:pPr>
-            <w:r>
-              <w:rPr/>
+              <w:bidi w:val="0"/>
+              <w:spacing w:before="0" w:after="283"/>
+              <w:jc w:val="left"/>
+              <w:rPr>
+                <w:color w:val="FFFFFF"/>
+              </w:rPr>
+            </w:pPr>
+            <w:r>
+              <w:rPr>
+                <w:color w:val="FFFFFF"/>
+              </w:rPr>
               <w:t>Role</w:t>
             </w:r>
           </w:p>
         </w:tc>
         <w:tc>
           <w:tcPr>
-            <w:tcW w:w="2722" w:type="dxa"/>
-            <w:tcBorders/>
+            <w:tcW w:w="2490" w:type="dxa"/>
+            <w:tcBorders>
+              <w:top w:val="single" w:sz="6" w:space="0" w:color="BFC7D5"/>
+              <w:left w:val="single" w:sz="2" w:space="0" w:color="BFC7D5"/>
+              <w:bottom w:val="single" w:sz="2" w:space="0" w:color="BFC7D5"/>
+              <w:right w:val="single" w:sz="6" w:space="0" w:color="BFC7D5"/>
+            </w:tcBorders>
+            <w:shd w:fill="1F3A5F" w:val="clear"/>
             <w:vAlign w:val="center"/>
           </w:tcPr>
           <w:p>
             <w:pPr>
               <w:pStyle w:val="TableHeading"/>
-              <w:suppressLineNumbers/>
-              <w:shd w:fill="1F3A5F" w:val="clear"/>
-              <w:bidi w:val="0"/>
-              <w:spacing w:before="0" w:after="283"/>
-              <w:jc w:val="center"/>
-              <w:rPr/>
-            </w:pPr>
-            <w:r>
-              <w:rPr/>
+              <w:bidi w:val="0"/>
+              <w:spacing w:before="0" w:after="283"/>
+              <w:jc w:val="left"/>
+              <w:rPr>
+                <w:color w:val="FFFFFF"/>
+              </w:rPr>
+            </w:pPr>
+            <w:r>
+              <w:rPr>
+                <w:color w:val="FFFFFF"/>
+              </w:rPr>
               <w:t>Responsibility</w:t>
             </w:r>
           </w:p>
         </w:tc>
         <w:tc>
           <w:tcPr>
-            <w:tcW w:w="1105" w:type="dxa"/>
-            <w:tcBorders/>
+            <w:tcW w:w="1315" w:type="dxa"/>
+            <w:tcBorders>
+              <w:top w:val="single" w:sz="6" w:space="0" w:color="BFC7D5"/>
+              <w:left w:val="single" w:sz="2" w:space="0" w:color="BFC7D5"/>
+              <w:bottom w:val="single" w:sz="2" w:space="0" w:color="BFC7D5"/>
+              <w:right w:val="single" w:sz="6" w:space="0" w:color="BFC7D5"/>
+            </w:tcBorders>
+            <w:shd w:fill="1F3A5F" w:val="clear"/>
             <w:vAlign w:val="center"/>
           </w:tcPr>
           <w:p>
             <w:pPr>
               <w:pStyle w:val="TableHeading"/>
-              <w:suppressLineNumbers/>
-              <w:shd w:fill="1F3A5F" w:val="clear"/>
-              <w:bidi w:val="0"/>
-              <w:spacing w:before="0" w:after="283"/>
-              <w:jc w:val="center"/>
-              <w:rPr/>
-            </w:pPr>
-            <w:r>
-              <w:rPr/>
-              <w:t>Currently held by</w:t>
+              <w:bidi w:val="0"/>
+              <w:spacing w:before="0" w:after="283"/>
+              <w:jc w:val="left"/>
+              <w:rPr>
+                <w:color w:val="FFFFFF"/>
+              </w:rPr>
+            </w:pPr>
+            <w:r>
+              <w:rPr>
+                <w:color w:val="FFFFFF"/>
+              </w:rPr>
+              <w:t>Held by</w:t>
             </w:r>
           </w:p>
         </w:tc>
@@ -3382,8 +4939,12 @@
         <w:trPr/>
         <w:tc>
           <w:tcPr>
-            <w:tcW w:w="1367" w:type="dxa"/>
-            <w:tcBorders/>
+            <w:tcW w:w="1498" w:type="dxa"/>
+            <w:tcBorders>
+              <w:left w:val="single" w:sz="6" w:space="0" w:color="BFC7D5"/>
+              <w:bottom w:val="single" w:sz="2" w:space="0" w:color="BFC7D5"/>
+              <w:right w:val="single" w:sz="6" w:space="0" w:color="BFC7D5"/>
+            </w:tcBorders>
             <w:vAlign w:val="center"/>
           </w:tcPr>
           <w:p>
@@ -3402,8 +4963,12 @@
         </w:tc>
         <w:tc>
           <w:tcPr>
-            <w:tcW w:w="2722" w:type="dxa"/>
-            <w:tcBorders/>
+            <w:tcW w:w="2490" w:type="dxa"/>
+            <w:tcBorders>
+              <w:left w:val="single" w:sz="2" w:space="0" w:color="BFC7D5"/>
+              <w:bottom w:val="single" w:sz="2" w:space="0" w:color="BFC7D5"/>
+              <w:right w:val="single" w:sz="6" w:space="0" w:color="BFC7D5"/>
+            </w:tcBorders>
             <w:vAlign w:val="center"/>
           </w:tcPr>
           <w:p>
@@ -3422,23 +4987,27 @@
         </w:tc>
         <w:tc>
           <w:tcPr>
-            <w:tcW w:w="1105" w:type="dxa"/>
-            <w:tcBorders/>
-            <w:vAlign w:val="center"/>
-          </w:tcPr>
-          <w:p>
-            <w:pPr>
-              <w:pStyle w:val="TableContents"/>
-              <w:bidi w:val="0"/>
-              <w:spacing w:before="0" w:after="283"/>
-              <w:jc w:val="left"/>
-              <w:rPr/>
-            </w:pPr>
-            <w:r>
-              <w:rPr>
-                <w:rStyle w:val="SourceText"/>
-              </w:rPr>
-              <w:t>________________</w:t>
+            <w:tcW w:w="1315" w:type="dxa"/>
+            <w:tcBorders>
+              <w:left w:val="single" w:sz="2" w:space="0" w:color="BFC7D5"/>
+              <w:bottom w:val="single" w:sz="2" w:space="0" w:color="BFC7D5"/>
+              <w:right w:val="single" w:sz="6" w:space="0" w:color="BFC7D5"/>
+            </w:tcBorders>
+            <w:vAlign w:val="center"/>
+          </w:tcPr>
+          <w:p>
+            <w:pPr>
+              <w:pStyle w:val="TableContents"/>
+              <w:bidi w:val="0"/>
+              <w:spacing w:before="0" w:after="283"/>
+              <w:jc w:val="left"/>
+              <w:rPr/>
+            </w:pPr>
+            <w:r>
+              <w:rPr>
+                <w:rStyle w:val="Strong"/>
+              </w:rPr>
+              <w:t>Anita Johan</w:t>
             </w:r>
           </w:p>
         </w:tc>
@@ -3447,8 +5016,89 @@
         <w:trPr/>
         <w:tc>
           <w:tcPr>
-            <w:tcW w:w="1367" w:type="dxa"/>
-            <w:tcBorders/>
+            <w:tcW w:w="1498" w:type="dxa"/>
+            <w:tcBorders>
+              <w:left w:val="single" w:sz="6" w:space="0" w:color="BFC7D5"/>
+              <w:bottom w:val="single" w:sz="2" w:space="0" w:color="BFC7D5"/>
+              <w:right w:val="single" w:sz="6" w:space="0" w:color="BFC7D5"/>
+            </w:tcBorders>
+            <w:vAlign w:val="center"/>
+          </w:tcPr>
+          <w:p>
+            <w:pPr>
+              <w:pStyle w:val="TableContents"/>
+              <w:bidi w:val="0"/>
+              <w:spacing w:before="0" w:after="283"/>
+              <w:jc w:val="left"/>
+              <w:rPr/>
+            </w:pPr>
+            <w:r>
+              <w:rPr/>
+              <w:t>EchoMind Project Lead</w:t>
+            </w:r>
+          </w:p>
+        </w:tc>
+        <w:tc>
+          <w:tcPr>
+            <w:tcW w:w="2490" w:type="dxa"/>
+            <w:tcBorders>
+              <w:left w:val="single" w:sz="2" w:space="0" w:color="BFC7D5"/>
+              <w:bottom w:val="single" w:sz="2" w:space="0" w:color="BFC7D5"/>
+              <w:right w:val="single" w:sz="6" w:space="0" w:color="BFC7D5"/>
+            </w:tcBorders>
+            <w:vAlign w:val="center"/>
+          </w:tcPr>
+          <w:p>
+            <w:pPr>
+              <w:pStyle w:val="TableContents"/>
+              <w:bidi w:val="0"/>
+              <w:spacing w:before="0" w:after="283"/>
+              <w:jc w:val="left"/>
+              <w:rPr/>
+            </w:pPr>
+            <w:r>
+              <w:rPr/>
+              <w:t>Independent review of design, deliverables and QMS documents; programme direction</w:t>
+            </w:r>
+          </w:p>
+        </w:tc>
+        <w:tc>
+          <w:tcPr>
+            <w:tcW w:w="1315" w:type="dxa"/>
+            <w:tcBorders>
+              <w:left w:val="single" w:sz="2" w:space="0" w:color="BFC7D5"/>
+              <w:bottom w:val="single" w:sz="2" w:space="0" w:color="BFC7D5"/>
+              <w:right w:val="single" w:sz="6" w:space="0" w:color="BFC7D5"/>
+            </w:tcBorders>
+            <w:vAlign w:val="center"/>
+          </w:tcPr>
+          <w:p>
+            <w:pPr>
+              <w:pStyle w:val="TableContents"/>
+              <w:bidi w:val="0"/>
+              <w:spacing w:before="0" w:after="283"/>
+              <w:jc w:val="left"/>
+              <w:rPr/>
+            </w:pPr>
+            <w:r>
+              <w:rPr>
+                <w:rStyle w:val="Strong"/>
+              </w:rPr>
+              <w:t>Alexander Peter</w:t>
+            </w:r>
+          </w:p>
+        </w:tc>
+      </w:tr>
+      <w:tr>
+        <w:trPr/>
+        <w:tc>
+          <w:tcPr>
+            <w:tcW w:w="1498" w:type="dxa"/>
+            <w:tcBorders>
+              <w:left w:val="single" w:sz="6" w:space="0" w:color="BFC7D5"/>
+              <w:bottom w:val="single" w:sz="2" w:space="0" w:color="BFC7D5"/>
+              <w:right w:val="single" w:sz="6" w:space="0" w:color="BFC7D5"/>
+            </w:tcBorders>
             <w:vAlign w:val="center"/>
           </w:tcPr>
           <w:p>
@@ -3467,43 +5117,51 @@
         </w:tc>
         <w:tc>
           <w:tcPr>
-            <w:tcW w:w="2722" w:type="dxa"/>
-            <w:tcBorders/>
-            <w:vAlign w:val="center"/>
-          </w:tcPr>
-          <w:p>
-            <w:pPr>
-              <w:pStyle w:val="TableContents"/>
-              <w:bidi w:val="0"/>
-              <w:spacing w:before="0" w:after="283"/>
-              <w:jc w:val="left"/>
-              <w:rPr/>
-            </w:pPr>
-            <w:r>
-              <w:rPr/>
-              <w:t>Design, development, verification, configuration and release execution</w:t>
-            </w:r>
-          </w:p>
-        </w:tc>
-        <w:tc>
-          <w:tcPr>
-            <w:tcW w:w="1105" w:type="dxa"/>
-            <w:tcBorders/>
-            <w:vAlign w:val="center"/>
-          </w:tcPr>
-          <w:p>
-            <w:pPr>
-              <w:pStyle w:val="TableContents"/>
-              <w:bidi w:val="0"/>
-              <w:spacing w:before="0" w:after="283"/>
-              <w:jc w:val="left"/>
-              <w:rPr/>
-            </w:pPr>
-            <w:r>
-              <w:rPr>
-                <w:rStyle w:val="SourceText"/>
-              </w:rPr>
-              <w:t>________________</w:t>
+            <w:tcW w:w="2490" w:type="dxa"/>
+            <w:tcBorders>
+              <w:left w:val="single" w:sz="2" w:space="0" w:color="BFC7D5"/>
+              <w:bottom w:val="single" w:sz="2" w:space="0" w:color="BFC7D5"/>
+              <w:right w:val="single" w:sz="6" w:space="0" w:color="BFC7D5"/>
+            </w:tcBorders>
+            <w:vAlign w:val="center"/>
+          </w:tcPr>
+          <w:p>
+            <w:pPr>
+              <w:pStyle w:val="TableContents"/>
+              <w:bidi w:val="0"/>
+              <w:spacing w:before="0" w:after="283"/>
+              <w:jc w:val="left"/>
+              <w:rPr/>
+            </w:pPr>
+            <w:r>
+              <w:rPr/>
+              <w:t>Design, development, verification, configuration and release execution; preparation of QMS documents</w:t>
+            </w:r>
+          </w:p>
+        </w:tc>
+        <w:tc>
+          <w:tcPr>
+            <w:tcW w:w="1315" w:type="dxa"/>
+            <w:tcBorders>
+              <w:left w:val="single" w:sz="2" w:space="0" w:color="BFC7D5"/>
+              <w:bottom w:val="single" w:sz="2" w:space="0" w:color="BFC7D5"/>
+              <w:right w:val="single" w:sz="6" w:space="0" w:color="BFC7D5"/>
+            </w:tcBorders>
+            <w:vAlign w:val="center"/>
+          </w:tcPr>
+          <w:p>
+            <w:pPr>
+              <w:pStyle w:val="TableContents"/>
+              <w:bidi w:val="0"/>
+              <w:spacing w:before="0" w:after="283"/>
+              <w:jc w:val="left"/>
+              <w:rPr/>
+            </w:pPr>
+            <w:r>
+              <w:rPr>
+                <w:rStyle w:val="Strong"/>
+              </w:rPr>
+              <w:t>Richard Watson Stephen Amudha</w:t>
             </w:r>
           </w:p>
         </w:tc>
@@ -3512,63 +5170,75 @@
         <w:trPr/>
         <w:tc>
           <w:tcPr>
-            <w:tcW w:w="1367" w:type="dxa"/>
-            <w:tcBorders/>
-            <w:vAlign w:val="center"/>
-          </w:tcPr>
-          <w:p>
-            <w:pPr>
-              <w:pStyle w:val="TableContents"/>
-              <w:bidi w:val="0"/>
-              <w:spacing w:before="0" w:after="283"/>
-              <w:jc w:val="left"/>
-              <w:rPr/>
-            </w:pPr>
-            <w:r>
-              <w:rPr/>
-              <w:t>Quality representative</w:t>
-            </w:r>
-          </w:p>
-        </w:tc>
-        <w:tc>
-          <w:tcPr>
-            <w:tcW w:w="2722" w:type="dxa"/>
-            <w:tcBorders/>
-            <w:vAlign w:val="center"/>
-          </w:tcPr>
-          <w:p>
-            <w:pPr>
-              <w:pStyle w:val="TableContents"/>
-              <w:bidi w:val="0"/>
-              <w:spacing w:before="0" w:after="283"/>
-              <w:jc w:val="left"/>
-              <w:rPr/>
-            </w:pPr>
-            <w:r>
-              <w:rPr/>
-              <w:t>Maintaining the QMS, the registers, the audit programme and corrective actions</w:t>
-            </w:r>
-          </w:p>
-        </w:tc>
-        <w:tc>
-          <w:tcPr>
-            <w:tcW w:w="1105" w:type="dxa"/>
-            <w:tcBorders/>
-            <w:vAlign w:val="center"/>
-          </w:tcPr>
-          <w:p>
-            <w:pPr>
-              <w:pStyle w:val="TableContents"/>
-              <w:bidi w:val="0"/>
-              <w:spacing w:before="0" w:after="283"/>
-              <w:jc w:val="left"/>
-              <w:rPr/>
-            </w:pPr>
-            <w:r>
-              <w:rPr>
-                <w:rStyle w:val="SourceText"/>
-              </w:rPr>
-              <w:t>________________</w:t>
+            <w:tcW w:w="1498" w:type="dxa"/>
+            <w:tcBorders>
+              <w:left w:val="single" w:sz="6" w:space="0" w:color="BFC7D5"/>
+              <w:bottom w:val="single" w:sz="2" w:space="0" w:color="BFC7D5"/>
+              <w:right w:val="single" w:sz="6" w:space="0" w:color="BFC7D5"/>
+            </w:tcBorders>
+            <w:vAlign w:val="center"/>
+          </w:tcPr>
+          <w:p>
+            <w:pPr>
+              <w:pStyle w:val="TableContents"/>
+              <w:bidi w:val="0"/>
+              <w:spacing w:before="0" w:after="283"/>
+              <w:jc w:val="left"/>
+              <w:rPr/>
+            </w:pPr>
+            <w:r>
+              <w:rPr/>
+              <w:t>Quality representative (QA / MR)</w:t>
+            </w:r>
+          </w:p>
+        </w:tc>
+        <w:tc>
+          <w:tcPr>
+            <w:tcW w:w="2490" w:type="dxa"/>
+            <w:tcBorders>
+              <w:left w:val="single" w:sz="2" w:space="0" w:color="BFC7D5"/>
+              <w:bottom w:val="single" w:sz="2" w:space="0" w:color="BFC7D5"/>
+              <w:right w:val="single" w:sz="6" w:space="0" w:color="BFC7D5"/>
+            </w:tcBorders>
+            <w:vAlign w:val="center"/>
+          </w:tcPr>
+          <w:p>
+            <w:pPr>
+              <w:pStyle w:val="TableContents"/>
+              <w:bidi w:val="0"/>
+              <w:spacing w:before="0" w:after="283"/>
+              <w:jc w:val="left"/>
+              <w:rPr/>
+            </w:pPr>
+            <w:r>
+              <w:rPr/>
+              <w:t>Maintaining the QMS, the registers, the audit programme and corrective actions; link to the corporate QMS</w:t>
+            </w:r>
+          </w:p>
+        </w:tc>
+        <w:tc>
+          <w:tcPr>
+            <w:tcW w:w="1315" w:type="dxa"/>
+            <w:tcBorders>
+              <w:left w:val="single" w:sz="2" w:space="0" w:color="BFC7D5"/>
+              <w:bottom w:val="single" w:sz="2" w:space="0" w:color="BFC7D5"/>
+              <w:right w:val="single" w:sz="6" w:space="0" w:color="BFC7D5"/>
+            </w:tcBorders>
+            <w:vAlign w:val="center"/>
+          </w:tcPr>
+          <w:p>
+            <w:pPr>
+              <w:pStyle w:val="TableContents"/>
+              <w:bidi w:val="0"/>
+              <w:spacing w:before="0" w:after="283"/>
+              <w:jc w:val="left"/>
+              <w:rPr/>
+            </w:pPr>
+            <w:r>
+              <w:rPr>
+                <w:rStyle w:val="Strong"/>
+              </w:rPr>
+              <w:t>Sheryl Nazareth</w:t>
             </w:r>
           </w:p>
         </w:tc>
@@ -3577,8 +5247,12 @@
         <w:trPr/>
         <w:tc>
           <w:tcPr>
-            <w:tcW w:w="1367" w:type="dxa"/>
-            <w:tcBorders/>
+            <w:tcW w:w="1498" w:type="dxa"/>
+            <w:tcBorders>
+              <w:left w:val="single" w:sz="6" w:space="0" w:color="BFC7D5"/>
+              <w:bottom w:val="single" w:sz="6" w:space="0" w:color="BFC7D5"/>
+              <w:right w:val="single" w:sz="6" w:space="0" w:color="BFC7D5"/>
+            </w:tcBorders>
             <w:vAlign w:val="center"/>
           </w:tcPr>
           <w:p>
@@ -3597,43 +5271,51 @@
         </w:tc>
         <w:tc>
           <w:tcPr>
-            <w:tcW w:w="2722" w:type="dxa"/>
-            <w:tcBorders/>
-            <w:vAlign w:val="center"/>
-          </w:tcPr>
-          <w:p>
-            <w:pPr>
-              <w:pStyle w:val="TableContents"/>
-              <w:bidi w:val="0"/>
-              <w:spacing w:before="0" w:after="283"/>
-              <w:jc w:val="left"/>
-              <w:rPr/>
-            </w:pPr>
-            <w:r>
-              <w:rPr/>
-              <w:t>Customer property and data handling per SOP-11</w:t>
-            </w:r>
-          </w:p>
-        </w:tc>
-        <w:tc>
-          <w:tcPr>
-            <w:tcW w:w="1105" w:type="dxa"/>
-            <w:tcBorders/>
-            <w:vAlign w:val="center"/>
-          </w:tcPr>
-          <w:p>
-            <w:pPr>
-              <w:pStyle w:val="TableContents"/>
-              <w:bidi w:val="0"/>
-              <w:spacing w:before="0" w:after="283"/>
-              <w:jc w:val="left"/>
-              <w:rPr/>
-            </w:pPr>
-            <w:r>
-              <w:rPr>
-                <w:rStyle w:val="SourceText"/>
-              </w:rPr>
-              <w:t>________________</w:t>
+            <w:tcW w:w="2490" w:type="dxa"/>
+            <w:tcBorders>
+              <w:left w:val="single" w:sz="2" w:space="0" w:color="BFC7D5"/>
+              <w:bottom w:val="single" w:sz="6" w:space="0" w:color="BFC7D5"/>
+              <w:right w:val="single" w:sz="6" w:space="0" w:color="BFC7D5"/>
+            </w:tcBorders>
+            <w:vAlign w:val="center"/>
+          </w:tcPr>
+          <w:p>
+            <w:pPr>
+              <w:pStyle w:val="TableContents"/>
+              <w:bidi w:val="0"/>
+              <w:spacing w:before="0" w:after="283"/>
+              <w:jc w:val="left"/>
+              <w:rPr/>
+            </w:pPr>
+            <w:r>
+              <w:rPr/>
+              <w:t>Customer property and data handling per SOP-11; data-protection NFRs</w:t>
+            </w:r>
+          </w:p>
+        </w:tc>
+        <w:tc>
+          <w:tcPr>
+            <w:tcW w:w="1315" w:type="dxa"/>
+            <w:tcBorders>
+              <w:left w:val="single" w:sz="2" w:space="0" w:color="BFC7D5"/>
+              <w:bottom w:val="single" w:sz="6" w:space="0" w:color="BFC7D5"/>
+              <w:right w:val="single" w:sz="6" w:space="0" w:color="BFC7D5"/>
+            </w:tcBorders>
+            <w:vAlign w:val="center"/>
+          </w:tcPr>
+          <w:p>
+            <w:pPr>
+              <w:pStyle w:val="TableContents"/>
+              <w:bidi w:val="0"/>
+              <w:spacing w:before="0" w:after="283"/>
+              <w:jc w:val="left"/>
+              <w:rPr/>
+            </w:pPr>
+            <w:r>
+              <w:rPr>
+                <w:rStyle w:val="Strong"/>
+              </w:rPr>
+              <w:t>Kishan Haravu Pradeep</w:t>
             </w:r>
           </w:p>
         </w:tc>
@@ -3648,7 +5330,156 @@
       </w:pPr>
       <w:r>
         <w:rPr/>
-        <w:t>Where one person holds several of these roles, the roles remain distinct in the records: an entry is made against the role that is acting. Where a role's independence is required and cannot be provided internally — notably internal audit (9.2.2 c) — SOP-13 §4 sets out how it is obtained.</w:t>
+        <w:t>Where one person holds several roles, the roles remain distinct in the records: an entry is made against the role that is acting. Independence where required — review of the Lead Engineer's work, internal audit (9.2.2 c) — is provided by the Project Lead and the corporate audit programme (SOP-13 §4).</w:t>
+      </w:r>
+    </w:p>
+    <w:p>
+      <w:pPr>
+        <w:pStyle w:val="Heading3"/>
+        <w:bidi w:val="0"/>
+        <w:jc w:val="left"/>
+        <w:rPr/>
+      </w:pPr>
+      <w:r>
+        <w:rPr/>
+        <w:t>7.2 Organisation chart</w:t>
+      </w:r>
+    </w:p>
+    <w:p>
+      <w:pPr>
+        <w:pStyle w:val="PreformattedText"/>
+        <w:bidi w:val="0"/>
+        <w:jc w:val="left"/>
+        <w:rPr/>
+      </w:pPr>
+      <w:r>
+        <w:rPr>
+          <w:rStyle w:val="SourceText"/>
+        </w:rPr>
+        <w:t xml:space="preserve">                     </w:t>
+      </w:r>
+      <w:r>
+        <w:rPr>
+          <w:rStyle w:val="SourceText"/>
+        </w:rPr>
+        <w:t>Managing Director — Anita Johan</w:t>
+      </w:r>
+    </w:p>
+    <w:p>
+      <w:pPr>
+        <w:pStyle w:val="PreformattedText"/>
+        <w:bidi w:val="0"/>
+        <w:jc w:val="left"/>
+        <w:rPr/>
+      </w:pPr>
+      <w:r>
+        <w:rPr>
+          <w:rStyle w:val="SourceText"/>
+        </w:rPr>
+        <w:t xml:space="preserve">                                  │</w:t>
+      </w:r>
+    </w:p>
+    <w:p>
+      <w:pPr>
+        <w:pStyle w:val="PreformattedText"/>
+        <w:bidi w:val="0"/>
+        <w:jc w:val="left"/>
+        <w:rPr/>
+      </w:pPr>
+      <w:r>
+        <w:rPr>
+          <w:rStyle w:val="SourceText"/>
+        </w:rPr>
+        <w:t xml:space="preserve">             ┌────────────────────┼─────────────────────────────┐</w:t>
+      </w:r>
+    </w:p>
+    <w:p>
+      <w:pPr>
+        <w:pStyle w:val="PreformattedText"/>
+        <w:bidi w:val="0"/>
+        <w:jc w:val="left"/>
+        <w:rPr/>
+      </w:pPr>
+      <w:r>
+        <w:rPr>
+          <w:rStyle w:val="SourceText"/>
+        </w:rPr>
+        <w:t xml:space="preserve">             │                    │                             │</w:t>
+      </w:r>
+    </w:p>
+    <w:p>
+      <w:pPr>
+        <w:pStyle w:val="PreformattedText"/>
+        <w:bidi w:val="0"/>
+        <w:jc w:val="left"/>
+        <w:rPr/>
+      </w:pPr>
+      <w:r>
+        <w:rPr>
+          <w:rStyle w:val="SourceText"/>
+        </w:rPr>
+        <w:t xml:space="preserve">  </w:t>
+      </w:r>
+      <w:r>
+        <w:rPr>
+          <w:rStyle w:val="SourceText"/>
+        </w:rPr>
+        <w:t>QA / MR — Sheryl Nazareth   EchoMind Project Lead —      Data custodian —</w:t>
+      </w:r>
+    </w:p>
+    <w:p>
+      <w:pPr>
+        <w:pStyle w:val="PreformattedText"/>
+        <w:bidi w:val="0"/>
+        <w:jc w:val="left"/>
+        <w:rPr/>
+      </w:pPr>
+      <w:r>
+        <w:rPr>
+          <w:rStyle w:val="SourceText"/>
+        </w:rPr>
+        <w:t xml:space="preserve">  </w:t>
+      </w:r>
+      <w:r>
+        <w:rPr>
+          <w:rStyle w:val="SourceText"/>
+        </w:rPr>
+        <w:t>(corporate QMS link)        Alexander Peter              Kishan Haravu Pradeep</w:t>
+      </w:r>
+    </w:p>
+    <w:p>
+      <w:pPr>
+        <w:pStyle w:val="PreformattedText"/>
+        <w:bidi w:val="0"/>
+        <w:jc w:val="left"/>
+        <w:rPr/>
+      </w:pPr>
+      <w:r>
+        <w:rPr>
+          <w:rStyle w:val="SourceText"/>
+        </w:rPr>
+        <w:t xml:space="preserve">                                  │</w:t>
+      </w:r>
+    </w:p>
+    <w:p>
+      <w:pPr>
+        <w:pStyle w:val="PreformattedText"/>
+        <w:bidi w:val="0"/>
+        <w:spacing w:before="0" w:after="283"/>
+        <w:jc w:val="left"/>
+        <w:rPr/>
+      </w:pPr>
+      <w:r>
+        <w:rPr>
+          <w:rStyle w:val="SourceText"/>
+        </w:rPr>
+        <w:t xml:space="preserve">                       </w:t>
+      </w:r>
+      <w:r>
+        <w:rPr>
+          <w:rStyle w:val="SourceText"/>
+        </w:rPr>
+        <w:t>Lead Engineer — Richard Watson Stephen Amudha</w:t>
       </w:r>
     </w:p>
     <w:p>
@@ -3660,7 +5491,7 @@
       </w:pPr>
       <w:r>
         <w:rPr/>
-        <w:t>7. Planning (6)</w:t>
+        <w:t>8. Planning (6)</w:t>
       </w:r>
     </w:p>
     <w:p>
@@ -3702,6 +5533,16 @@
       </w:r>
       <w:r>
         <w:rPr/>
+        <w:t xml:space="preserve">; non-functional targets in </w:t>
+      </w:r>
+      <w:r>
+        <w:rPr>
+          <w:rStyle w:val="Strong"/>
+        </w:rPr>
+        <w:t>EM26-17 / REG-09</w:t>
+      </w:r>
+      <w:r>
+        <w:rPr/>
         <w:t xml:space="preserve">. Changes to the QMS and to the product are planned under </w:t>
       </w:r>
       <w:r>
@@ -3722,6 +5563,16 @@
       </w:r>
       <w:r>
         <w:rPr/>
+        <w:t xml:space="preserve">, and recorded in </w:t>
+      </w:r>
+      <w:r>
+        <w:rPr>
+          <w:rStyle w:val="Strong"/>
+        </w:rPr>
+        <w:t>REG-07</w:t>
+      </w:r>
+      <w:r>
+        <w:rPr/>
         <w:t>.</w:t>
       </w:r>
     </w:p>
@@ -3734,69 +5585,25 @@
       </w:pPr>
       <w:r>
         <w:rPr/>
-        <w:t>8. Support (7)</w:t>
-      </w:r>
-    </w:p>
-    <w:p>
-      <w:pPr>
-        <w:pStyle w:val="BodyText"/>
-        <w:bidi w:val="0"/>
-        <w:jc w:val="left"/>
-        <w:rPr/>
-      </w:pPr>
-      <w:r>
-        <w:rPr/>
-        <w:t xml:space="preserve">Resources, competence, awareness and organisational knowledge are addressed in </w:t>
-      </w:r>
-      <w:r>
-        <w:rPr>
-          <w:rStyle w:val="Strong"/>
-        </w:rPr>
-        <w:t>SOP-03</w:t>
-      </w:r>
-      <w:r>
-        <w:rPr/>
-        <w:t xml:space="preserve">. Documented information is controlled under </w:t>
-      </w:r>
-      <w:r>
-        <w:rPr>
-          <w:rStyle w:val="Strong"/>
-        </w:rPr>
-        <w:t>SOP-01</w:t>
-      </w:r>
-      <w:r>
-        <w:rPr/>
-        <w:t>, using the product's Git repository as the control mechanism.</w:t>
-      </w:r>
-    </w:p>
-    <w:p>
-      <w:pPr>
-        <w:pStyle w:val="Heading2"/>
-        <w:bidi w:val="0"/>
-        <w:jc w:val="left"/>
-        <w:rPr/>
-      </w:pPr>
-      <w:r>
-        <w:rPr/>
-        <w:t>9. Operation (8)</w:t>
+        <w:t>9. Support (7)</w:t>
       </w:r>
     </w:p>
     <w:tbl>
       <w:tblPr>
-        <w:tblW w:w="5194" w:type="dxa"/>
-        <w:jc w:val="left"/>
-        <w:tblInd w:w="0" w:type="dxa"/>
+        <w:tblW w:w="5000" w:type="pct"/>
+        <w:jc w:val="left"/>
+        <w:tblInd w:w="-7" w:type="dxa"/>
         <w:tblLayout w:type="fixed"/>
         <w:tblCellMar>
-          <w:top w:w="28" w:type="dxa"/>
-          <w:left w:w="28" w:type="dxa"/>
-          <w:bottom w:w="28" w:type="dxa"/>
-          <w:right w:w="28" w:type="dxa"/>
+          <w:top w:w="60" w:type="dxa"/>
+          <w:left w:w="60" w:type="dxa"/>
+          <w:bottom w:w="60" w:type="dxa"/>
+          <w:right w:w="60" w:type="dxa"/>
         </w:tblCellMar>
       </w:tblPr>
       <w:tblGrid>
-        <w:gridCol w:w="3728"/>
-        <w:gridCol w:w="1466"/>
+        <w:gridCol w:w="1735"/>
+        <w:gridCol w:w="3568"/>
       </w:tblGrid>
       <w:tr>
         <w:trPr>
@@ -3804,44 +5611,667 @@
         </w:trPr>
         <w:tc>
           <w:tcPr>
-            <w:tcW w:w="3728" w:type="dxa"/>
-            <w:tcBorders/>
+            <w:tcW w:w="1735" w:type="dxa"/>
+            <w:tcBorders>
+              <w:top w:val="single" w:sz="6" w:space="0" w:color="BFC7D5"/>
+              <w:left w:val="single" w:sz="6" w:space="0" w:color="BFC7D5"/>
+              <w:bottom w:val="single" w:sz="2" w:space="0" w:color="BFC7D5"/>
+              <w:right w:val="single" w:sz="6" w:space="0" w:color="BFC7D5"/>
+            </w:tcBorders>
+            <w:shd w:fill="1F3A5F" w:val="clear"/>
             <w:vAlign w:val="center"/>
           </w:tcPr>
           <w:p>
             <w:pPr>
               <w:pStyle w:val="TableHeading"/>
-              <w:suppressLineNumbers/>
-              <w:shd w:fill="1F3A5F" w:val="clear"/>
-              <w:bidi w:val="0"/>
-              <w:spacing w:before="0" w:after="283"/>
-              <w:jc w:val="center"/>
-              <w:rPr/>
-            </w:pPr>
-            <w:r>
-              <w:rPr/>
+              <w:bidi w:val="0"/>
+              <w:spacing w:before="0" w:after="283"/>
+              <w:jc w:val="left"/>
+              <w:rPr>
+                <w:color w:val="FFFFFF"/>
+              </w:rPr>
+            </w:pPr>
+            <w:r>
+              <w:rPr>
+                <w:color w:val="FFFFFF"/>
+              </w:rPr>
               <w:t>Clause</w:t>
             </w:r>
           </w:p>
         </w:tc>
         <w:tc>
           <w:tcPr>
-            <w:tcW w:w="1466" w:type="dxa"/>
-            <w:tcBorders/>
+            <w:tcW w:w="3568" w:type="dxa"/>
+            <w:tcBorders>
+              <w:top w:val="single" w:sz="6" w:space="0" w:color="BFC7D5"/>
+              <w:left w:val="single" w:sz="2" w:space="0" w:color="BFC7D5"/>
+              <w:bottom w:val="single" w:sz="2" w:space="0" w:color="BFC7D5"/>
+              <w:right w:val="single" w:sz="6" w:space="0" w:color="BFC7D5"/>
+            </w:tcBorders>
+            <w:shd w:fill="1F3A5F" w:val="clear"/>
             <w:vAlign w:val="center"/>
           </w:tcPr>
           <w:p>
             <w:pPr>
               <w:pStyle w:val="TableHeading"/>
-              <w:suppressLineNumbers/>
-              <w:shd w:fill="1F3A5F" w:val="clear"/>
-              <w:bidi w:val="0"/>
-              <w:spacing w:before="0" w:after="283"/>
-              <w:jc w:val="center"/>
-              <w:rPr/>
-            </w:pPr>
-            <w:r>
-              <w:rPr/>
+              <w:bidi w:val="0"/>
+              <w:spacing w:before="0" w:after="283"/>
+              <w:jc w:val="left"/>
+              <w:rPr>
+                <w:color w:val="FFFFFF"/>
+              </w:rPr>
+            </w:pPr>
+            <w:r>
+              <w:rPr>
+                <w:color w:val="FFFFFF"/>
+              </w:rPr>
+              <w:t>How it is met</w:t>
+            </w:r>
+          </w:p>
+        </w:tc>
+      </w:tr>
+      <w:tr>
+        <w:trPr/>
+        <w:tc>
+          <w:tcPr>
+            <w:tcW w:w="1735" w:type="dxa"/>
+            <w:tcBorders>
+              <w:left w:val="single" w:sz="6" w:space="0" w:color="BFC7D5"/>
+              <w:bottom w:val="single" w:sz="2" w:space="0" w:color="BFC7D5"/>
+              <w:right w:val="single" w:sz="6" w:space="0" w:color="BFC7D5"/>
+            </w:tcBorders>
+            <w:vAlign w:val="center"/>
+          </w:tcPr>
+          <w:p>
+            <w:pPr>
+              <w:pStyle w:val="TableContents"/>
+              <w:bidi w:val="0"/>
+              <w:spacing w:before="0" w:after="283"/>
+              <w:jc w:val="left"/>
+              <w:rPr/>
+            </w:pPr>
+            <w:r>
+              <w:rPr/>
+              <w:t>7.1.2 People</w:t>
+            </w:r>
+          </w:p>
+        </w:tc>
+        <w:tc>
+          <w:tcPr>
+            <w:tcW w:w="3568" w:type="dxa"/>
+            <w:tcBorders>
+              <w:left w:val="single" w:sz="2" w:space="0" w:color="BFC7D5"/>
+              <w:bottom w:val="single" w:sz="2" w:space="0" w:color="BFC7D5"/>
+              <w:right w:val="single" w:sz="6" w:space="0" w:color="BFC7D5"/>
+            </w:tcBorders>
+            <w:vAlign w:val="center"/>
+          </w:tcPr>
+          <w:p>
+            <w:pPr>
+              <w:pStyle w:val="TableContents"/>
+              <w:bidi w:val="0"/>
+              <w:spacing w:before="0" w:after="283"/>
+              <w:jc w:val="left"/>
+              <w:rPr/>
+            </w:pPr>
+            <w:r>
+              <w:rPr/>
+              <w:t xml:space="preserve">Role holders in §7.1; competence evidence held by the corporate training team and summarised in </w:t>
+            </w:r>
+            <w:r>
+              <w:rPr>
+                <w:rStyle w:val="SourceText"/>
+              </w:rPr>
+              <w:t>REG-05</w:t>
+            </w:r>
+          </w:p>
+        </w:tc>
+      </w:tr>
+      <w:tr>
+        <w:trPr/>
+        <w:tc>
+          <w:tcPr>
+            <w:tcW w:w="1735" w:type="dxa"/>
+            <w:tcBorders>
+              <w:left w:val="single" w:sz="6" w:space="0" w:color="BFC7D5"/>
+              <w:bottom w:val="single" w:sz="2" w:space="0" w:color="BFC7D5"/>
+              <w:right w:val="single" w:sz="6" w:space="0" w:color="BFC7D5"/>
+            </w:tcBorders>
+            <w:vAlign w:val="center"/>
+          </w:tcPr>
+          <w:p>
+            <w:pPr>
+              <w:pStyle w:val="TableContents"/>
+              <w:bidi w:val="0"/>
+              <w:spacing w:before="0" w:after="283"/>
+              <w:jc w:val="left"/>
+              <w:rPr/>
+            </w:pPr>
+            <w:r>
+              <w:rPr/>
+              <w:t>7.1.3 Infrastructure</w:t>
+            </w:r>
+          </w:p>
+        </w:tc>
+        <w:tc>
+          <w:tcPr>
+            <w:tcW w:w="3568" w:type="dxa"/>
+            <w:tcBorders>
+              <w:left w:val="single" w:sz="2" w:space="0" w:color="BFC7D5"/>
+              <w:bottom w:val="single" w:sz="2" w:space="0" w:color="BFC7D5"/>
+              <w:right w:val="single" w:sz="6" w:space="0" w:color="BFC7D5"/>
+            </w:tcBorders>
+            <w:vAlign w:val="center"/>
+          </w:tcPr>
+          <w:p>
+            <w:pPr>
+              <w:pStyle w:val="TableContents"/>
+              <w:bidi w:val="0"/>
+              <w:spacing w:before="0" w:after="283"/>
+              <w:jc w:val="left"/>
+              <w:rPr/>
+            </w:pPr>
+            <w:r>
+              <w:rPr/>
+              <w:t>NVIDIA DGX Spark reference host; Docker Compose stack (six services); GitHub repository, GitHub Actions CI and the project board; backups (</w:t>
+            </w:r>
+            <w:r>
+              <w:rPr>
+                <w:rStyle w:val="SourceText"/>
+              </w:rPr>
+              <w:t>scripts/backup_data.sh</w:t>
+            </w:r>
+            <w:r>
+              <w:rPr/>
+              <w:t>)</w:t>
+            </w:r>
+          </w:p>
+        </w:tc>
+      </w:tr>
+      <w:tr>
+        <w:trPr/>
+        <w:tc>
+          <w:tcPr>
+            <w:tcW w:w="1735" w:type="dxa"/>
+            <w:tcBorders>
+              <w:left w:val="single" w:sz="6" w:space="0" w:color="BFC7D5"/>
+              <w:bottom w:val="single" w:sz="2" w:space="0" w:color="BFC7D5"/>
+              <w:right w:val="single" w:sz="6" w:space="0" w:color="BFC7D5"/>
+            </w:tcBorders>
+            <w:vAlign w:val="center"/>
+          </w:tcPr>
+          <w:p>
+            <w:pPr>
+              <w:pStyle w:val="TableContents"/>
+              <w:bidi w:val="0"/>
+              <w:spacing w:before="0" w:after="283"/>
+              <w:jc w:val="left"/>
+              <w:rPr/>
+            </w:pPr>
+            <w:r>
+              <w:rPr/>
+              <w:t>7.1.4 Environment for operation</w:t>
+            </w:r>
+          </w:p>
+        </w:tc>
+        <w:tc>
+          <w:tcPr>
+            <w:tcW w:w="3568" w:type="dxa"/>
+            <w:tcBorders>
+              <w:left w:val="single" w:sz="2" w:space="0" w:color="BFC7D5"/>
+              <w:bottom w:val="single" w:sz="2" w:space="0" w:color="BFC7D5"/>
+              <w:right w:val="single" w:sz="6" w:space="0" w:color="BFC7D5"/>
+            </w:tcBorders>
+            <w:vAlign w:val="center"/>
+          </w:tcPr>
+          <w:p>
+            <w:pPr>
+              <w:pStyle w:val="TableContents"/>
+              <w:bidi w:val="0"/>
+              <w:spacing w:before="0" w:after="283"/>
+              <w:jc w:val="left"/>
+              <w:rPr/>
+            </w:pPr>
+            <w:r>
+              <w:rPr/>
+              <w:t>Controlled host access; production configuration recorded and drift-checked (</w:t>
+            </w:r>
+            <w:r>
+              <w:rPr>
+                <w:rStyle w:val="SourceText"/>
+              </w:rPr>
+              <w:t>SOP-06</w:t>
+            </w:r>
+            <w:r>
+              <w:rPr/>
+              <w:t xml:space="preserve"> §10.1)</w:t>
+            </w:r>
+          </w:p>
+        </w:tc>
+      </w:tr>
+      <w:tr>
+        <w:trPr/>
+        <w:tc>
+          <w:tcPr>
+            <w:tcW w:w="1735" w:type="dxa"/>
+            <w:tcBorders>
+              <w:left w:val="single" w:sz="6" w:space="0" w:color="BFC7D5"/>
+              <w:bottom w:val="single" w:sz="2" w:space="0" w:color="BFC7D5"/>
+              <w:right w:val="single" w:sz="6" w:space="0" w:color="BFC7D5"/>
+            </w:tcBorders>
+            <w:vAlign w:val="center"/>
+          </w:tcPr>
+          <w:p>
+            <w:pPr>
+              <w:pStyle w:val="TableContents"/>
+              <w:bidi w:val="0"/>
+              <w:spacing w:before="0" w:after="283"/>
+              <w:jc w:val="left"/>
+              <w:rPr/>
+            </w:pPr>
+            <w:r>
+              <w:rPr/>
+              <w:t>7.1.5 Monitoring and measuring resources</w:t>
+            </w:r>
+          </w:p>
+        </w:tc>
+        <w:tc>
+          <w:tcPr>
+            <w:tcW w:w="3568" w:type="dxa"/>
+            <w:tcBorders>
+              <w:left w:val="single" w:sz="2" w:space="0" w:color="BFC7D5"/>
+              <w:bottom w:val="single" w:sz="2" w:space="0" w:color="BFC7D5"/>
+              <w:right w:val="single" w:sz="6" w:space="0" w:color="BFC7D5"/>
+            </w:tcBorders>
+            <w:vAlign w:val="center"/>
+          </w:tcPr>
+          <w:p>
+            <w:pPr>
+              <w:pStyle w:val="TableContents"/>
+              <w:bidi w:val="0"/>
+              <w:spacing w:before="0" w:after="283"/>
+              <w:jc w:val="left"/>
+              <w:rPr/>
+            </w:pPr>
+            <w:r>
+              <w:rPr/>
+              <w:t>Version-controlled evaluation instruments (</w:t>
+            </w:r>
+            <w:r>
+              <w:rPr>
+                <w:rStyle w:val="SourceText"/>
+              </w:rPr>
+              <w:t>eval/</w:t>
+            </w:r>
+            <w:r>
+              <w:rPr/>
+              <w:t xml:space="preserve">), CI, acceptance suite, external login check — </w:t>
+            </w:r>
+            <w:r>
+              <w:rPr>
+                <w:rStyle w:val="SourceText"/>
+              </w:rPr>
+              <w:t>EM26-17</w:t>
+            </w:r>
+            <w:r>
+              <w:rPr/>
+              <w:t xml:space="preserve"> §5</w:t>
+            </w:r>
+          </w:p>
+        </w:tc>
+      </w:tr>
+      <w:tr>
+        <w:trPr/>
+        <w:tc>
+          <w:tcPr>
+            <w:tcW w:w="1735" w:type="dxa"/>
+            <w:tcBorders>
+              <w:left w:val="single" w:sz="6" w:space="0" w:color="BFC7D5"/>
+              <w:bottom w:val="single" w:sz="2" w:space="0" w:color="BFC7D5"/>
+              <w:right w:val="single" w:sz="6" w:space="0" w:color="BFC7D5"/>
+            </w:tcBorders>
+            <w:vAlign w:val="center"/>
+          </w:tcPr>
+          <w:p>
+            <w:pPr>
+              <w:pStyle w:val="TableContents"/>
+              <w:bidi w:val="0"/>
+              <w:spacing w:before="0" w:after="283"/>
+              <w:jc w:val="left"/>
+              <w:rPr/>
+            </w:pPr>
+            <w:r>
+              <w:rPr/>
+              <w:t>7.1.6 Organisational knowledge</w:t>
+            </w:r>
+          </w:p>
+        </w:tc>
+        <w:tc>
+          <w:tcPr>
+            <w:tcW w:w="3568" w:type="dxa"/>
+            <w:tcBorders>
+              <w:left w:val="single" w:sz="2" w:space="0" w:color="BFC7D5"/>
+              <w:bottom w:val="single" w:sz="2" w:space="0" w:color="BFC7D5"/>
+              <w:right w:val="single" w:sz="6" w:space="0" w:color="BFC7D5"/>
+            </w:tcBorders>
+            <w:vAlign w:val="center"/>
+          </w:tcPr>
+          <w:p>
+            <w:pPr>
+              <w:pStyle w:val="TableContents"/>
+              <w:bidi w:val="0"/>
+              <w:spacing w:before="0" w:after="283"/>
+              <w:jc w:val="left"/>
+              <w:rPr/>
+            </w:pPr>
+            <w:r>
+              <w:rPr>
+                <w:rStyle w:val="SourceText"/>
+              </w:rPr>
+              <w:t>docs/</w:t>
+            </w:r>
+            <w:r>
+              <w:rPr/>
+              <w:t xml:space="preserve"> architecture documentation, commit rationale, the QASC 2026 paper, lessons learnt (</w:t>
+            </w:r>
+            <w:r>
+              <w:rPr>
+                <w:rStyle w:val="SourceText"/>
+              </w:rPr>
+              <w:t>EM26-16</w:t>
+            </w:r>
+            <w:r>
+              <w:rPr/>
+              <w:t>), the QMS itself</w:t>
+            </w:r>
+          </w:p>
+        </w:tc>
+      </w:tr>
+      <w:tr>
+        <w:trPr/>
+        <w:tc>
+          <w:tcPr>
+            <w:tcW w:w="1735" w:type="dxa"/>
+            <w:tcBorders>
+              <w:left w:val="single" w:sz="6" w:space="0" w:color="BFC7D5"/>
+              <w:bottom w:val="single" w:sz="2" w:space="0" w:color="BFC7D5"/>
+              <w:right w:val="single" w:sz="6" w:space="0" w:color="BFC7D5"/>
+            </w:tcBorders>
+            <w:vAlign w:val="center"/>
+          </w:tcPr>
+          <w:p>
+            <w:pPr>
+              <w:pStyle w:val="TableContents"/>
+              <w:bidi w:val="0"/>
+              <w:spacing w:before="0" w:after="283"/>
+              <w:jc w:val="left"/>
+              <w:rPr/>
+            </w:pPr>
+            <w:r>
+              <w:rPr/>
+              <w:t>7.2–7.3 Competence and awareness</w:t>
+            </w:r>
+          </w:p>
+        </w:tc>
+        <w:tc>
+          <w:tcPr>
+            <w:tcW w:w="3568" w:type="dxa"/>
+            <w:tcBorders>
+              <w:left w:val="single" w:sz="2" w:space="0" w:color="BFC7D5"/>
+              <w:bottom w:val="single" w:sz="2" w:space="0" w:color="BFC7D5"/>
+              <w:right w:val="single" w:sz="6" w:space="0" w:color="BFC7D5"/>
+            </w:tcBorders>
+            <w:vAlign w:val="center"/>
+          </w:tcPr>
+          <w:p>
+            <w:pPr>
+              <w:pStyle w:val="TableContents"/>
+              <w:bidi w:val="0"/>
+              <w:spacing w:before="0" w:after="283"/>
+              <w:jc w:val="left"/>
+              <w:rPr/>
+            </w:pPr>
+            <w:r>
+              <w:rPr>
+                <w:rStyle w:val="SourceText"/>
+              </w:rPr>
+              <w:t>SOP-03</w:t>
+            </w:r>
+            <w:r>
+              <w:rPr/>
+              <w:t>; corporate onboarding and training</w:t>
+            </w:r>
+          </w:p>
+        </w:tc>
+      </w:tr>
+      <w:tr>
+        <w:trPr/>
+        <w:tc>
+          <w:tcPr>
+            <w:tcW w:w="1735" w:type="dxa"/>
+            <w:tcBorders>
+              <w:left w:val="single" w:sz="6" w:space="0" w:color="BFC7D5"/>
+              <w:bottom w:val="single" w:sz="2" w:space="0" w:color="BFC7D5"/>
+              <w:right w:val="single" w:sz="6" w:space="0" w:color="BFC7D5"/>
+            </w:tcBorders>
+            <w:vAlign w:val="center"/>
+          </w:tcPr>
+          <w:p>
+            <w:pPr>
+              <w:pStyle w:val="TableContents"/>
+              <w:bidi w:val="0"/>
+              <w:spacing w:before="0" w:after="283"/>
+              <w:jc w:val="left"/>
+              <w:rPr/>
+            </w:pPr>
+            <w:r>
+              <w:rPr/>
+              <w:t>7.4 Communication</w:t>
+            </w:r>
+          </w:p>
+        </w:tc>
+        <w:tc>
+          <w:tcPr>
+            <w:tcW w:w="3568" w:type="dxa"/>
+            <w:tcBorders>
+              <w:left w:val="single" w:sz="2" w:space="0" w:color="BFC7D5"/>
+              <w:bottom w:val="single" w:sz="2" w:space="0" w:color="BFC7D5"/>
+              <w:right w:val="single" w:sz="6" w:space="0" w:color="BFC7D5"/>
+            </w:tcBorders>
+            <w:vAlign w:val="center"/>
+          </w:tcPr>
+          <w:p>
+            <w:pPr>
+              <w:pStyle w:val="TableContents"/>
+              <w:bidi w:val="0"/>
+              <w:spacing w:before="0" w:after="283"/>
+              <w:jc w:val="left"/>
+              <w:rPr/>
+            </w:pPr>
+            <w:r>
+              <w:rPr/>
+              <w:t>Internal: GitHub project board and issues, email/Teams, review records (</w:t>
+            </w:r>
+            <w:r>
+              <w:rPr>
+                <w:rStyle w:val="SourceText"/>
+              </w:rPr>
+              <w:t>EM26-18</w:t>
+            </w:r>
+            <w:r>
+              <w:rPr/>
+              <w:t xml:space="preserve">). External: customer communication under </w:t>
+            </w:r>
+            <w:r>
+              <w:rPr>
+                <w:rStyle w:val="SourceText"/>
+              </w:rPr>
+              <w:t>SOP-04</w:t>
+            </w:r>
+            <w:r>
+              <w:rPr/>
+              <w:t>; audit communication through the MR</w:t>
+            </w:r>
+          </w:p>
+        </w:tc>
+      </w:tr>
+      <w:tr>
+        <w:trPr/>
+        <w:tc>
+          <w:tcPr>
+            <w:tcW w:w="1735" w:type="dxa"/>
+            <w:tcBorders>
+              <w:left w:val="single" w:sz="6" w:space="0" w:color="BFC7D5"/>
+              <w:bottom w:val="single" w:sz="6" w:space="0" w:color="BFC7D5"/>
+              <w:right w:val="single" w:sz="6" w:space="0" w:color="BFC7D5"/>
+            </w:tcBorders>
+            <w:vAlign w:val="center"/>
+          </w:tcPr>
+          <w:p>
+            <w:pPr>
+              <w:pStyle w:val="TableContents"/>
+              <w:bidi w:val="0"/>
+              <w:spacing w:before="0" w:after="283"/>
+              <w:jc w:val="left"/>
+              <w:rPr/>
+            </w:pPr>
+            <w:r>
+              <w:rPr/>
+              <w:t>7.5 Documented information</w:t>
+            </w:r>
+          </w:p>
+        </w:tc>
+        <w:tc>
+          <w:tcPr>
+            <w:tcW w:w="3568" w:type="dxa"/>
+            <w:tcBorders>
+              <w:left w:val="single" w:sz="2" w:space="0" w:color="BFC7D5"/>
+              <w:bottom w:val="single" w:sz="6" w:space="0" w:color="BFC7D5"/>
+              <w:right w:val="single" w:sz="6" w:space="0" w:color="BFC7D5"/>
+            </w:tcBorders>
+            <w:vAlign w:val="center"/>
+          </w:tcPr>
+          <w:p>
+            <w:pPr>
+              <w:pStyle w:val="TableContents"/>
+              <w:bidi w:val="0"/>
+              <w:spacing w:before="0" w:after="283"/>
+              <w:jc w:val="left"/>
+              <w:rPr/>
+            </w:pPr>
+            <w:r>
+              <w:rPr>
+                <w:rStyle w:val="SourceText"/>
+              </w:rPr>
+              <w:t>SOP-01</w:t>
+            </w:r>
+            <w:r>
+              <w:rPr/>
+              <w:t xml:space="preserve">; the Git repository is the control mechanism; </w:t>
+            </w:r>
+            <w:r>
+              <w:rPr>
+                <w:rStyle w:val="SourceText"/>
+              </w:rPr>
+              <w:t>REG-01</w:t>
+            </w:r>
+            <w:r>
+              <w:rPr/>
+              <w:t xml:space="preserve"> is the document register</w:t>
+            </w:r>
+          </w:p>
+        </w:tc>
+      </w:tr>
+    </w:tbl>
+    <w:p>
+      <w:pPr>
+        <w:pStyle w:val="Heading2"/>
+        <w:bidi w:val="0"/>
+        <w:jc w:val="left"/>
+        <w:rPr/>
+      </w:pPr>
+      <w:r>
+        <w:rPr/>
+        <w:t>10. Operation (8)</w:t>
+      </w:r>
+    </w:p>
+    <w:tbl>
+      <w:tblPr>
+        <w:tblW w:w="5000" w:type="pct"/>
+        <w:jc w:val="left"/>
+        <w:tblInd w:w="-7" w:type="dxa"/>
+        <w:tblLayout w:type="fixed"/>
+        <w:tblCellMar>
+          <w:top w:w="60" w:type="dxa"/>
+          <w:left w:w="60" w:type="dxa"/>
+          <w:bottom w:w="60" w:type="dxa"/>
+          <w:right w:w="60" w:type="dxa"/>
+        </w:tblCellMar>
+      </w:tblPr>
+      <w:tblGrid>
+        <w:gridCol w:w="3821"/>
+        <w:gridCol w:w="1482"/>
+      </w:tblGrid>
+      <w:tr>
+        <w:trPr>
+          <w:tblHeader w:val="true"/>
+        </w:trPr>
+        <w:tc>
+          <w:tcPr>
+            <w:tcW w:w="3821" w:type="dxa"/>
+            <w:tcBorders>
+              <w:top w:val="single" w:sz="6" w:space="0" w:color="BFC7D5"/>
+              <w:left w:val="single" w:sz="6" w:space="0" w:color="BFC7D5"/>
+              <w:bottom w:val="single" w:sz="2" w:space="0" w:color="BFC7D5"/>
+              <w:right w:val="single" w:sz="6" w:space="0" w:color="BFC7D5"/>
+            </w:tcBorders>
+            <w:shd w:fill="1F3A5F" w:val="clear"/>
+            <w:vAlign w:val="center"/>
+          </w:tcPr>
+          <w:p>
+            <w:pPr>
+              <w:pStyle w:val="TableHeading"/>
+              <w:bidi w:val="0"/>
+              <w:spacing w:before="0" w:after="283"/>
+              <w:jc w:val="left"/>
+              <w:rPr>
+                <w:color w:val="FFFFFF"/>
+              </w:rPr>
+            </w:pPr>
+            <w:r>
+              <w:rPr>
+                <w:color w:val="FFFFFF"/>
+              </w:rPr>
+              <w:t>Clause</w:t>
+            </w:r>
+          </w:p>
+        </w:tc>
+        <w:tc>
+          <w:tcPr>
+            <w:tcW w:w="1482" w:type="dxa"/>
+            <w:tcBorders>
+              <w:top w:val="single" w:sz="6" w:space="0" w:color="BFC7D5"/>
+              <w:left w:val="single" w:sz="2" w:space="0" w:color="BFC7D5"/>
+              <w:bottom w:val="single" w:sz="2" w:space="0" w:color="BFC7D5"/>
+              <w:right w:val="single" w:sz="6" w:space="0" w:color="BFC7D5"/>
+            </w:tcBorders>
+            <w:shd w:fill="1F3A5F" w:val="clear"/>
+            <w:vAlign w:val="center"/>
+          </w:tcPr>
+          <w:p>
+            <w:pPr>
+              <w:pStyle w:val="TableHeading"/>
+              <w:bidi w:val="0"/>
+              <w:spacing w:before="0" w:after="283"/>
+              <w:jc w:val="left"/>
+              <w:rPr>
+                <w:color w:val="FFFFFF"/>
+              </w:rPr>
+            </w:pPr>
+            <w:r>
+              <w:rPr>
+                <w:color w:val="FFFFFF"/>
+              </w:rPr>
               <w:t>Procedure</w:t>
             </w:r>
           </w:p>
@@ -3851,8 +6281,12 @@
         <w:trPr/>
         <w:tc>
           <w:tcPr>
-            <w:tcW w:w="3728" w:type="dxa"/>
-            <w:tcBorders/>
+            <w:tcW w:w="3821" w:type="dxa"/>
+            <w:tcBorders>
+              <w:left w:val="single" w:sz="6" w:space="0" w:color="BFC7D5"/>
+              <w:bottom w:val="single" w:sz="2" w:space="0" w:color="BFC7D5"/>
+              <w:right w:val="single" w:sz="6" w:space="0" w:color="BFC7D5"/>
+            </w:tcBorders>
             <w:vAlign w:val="center"/>
           </w:tcPr>
           <w:p>
@@ -3871,21 +6305,25 @@
         </w:tc>
         <w:tc>
           <w:tcPr>
-            <w:tcW w:w="1466" w:type="dxa"/>
-            <w:tcBorders/>
-            <w:vAlign w:val="center"/>
-          </w:tcPr>
-          <w:p>
-            <w:pPr>
-              <w:pStyle w:val="TableContents"/>
-              <w:bidi w:val="0"/>
-              <w:spacing w:before="0" w:after="283"/>
-              <w:jc w:val="left"/>
-              <w:rPr/>
-            </w:pPr>
-            <w:r>
-              <w:rPr/>
-              <w:t>QM-01 §5, SOP-06</w:t>
+            <w:tcW w:w="1482" w:type="dxa"/>
+            <w:tcBorders>
+              <w:left w:val="single" w:sz="2" w:space="0" w:color="BFC7D5"/>
+              <w:bottom w:val="single" w:sz="2" w:space="0" w:color="BFC7D5"/>
+              <w:right w:val="single" w:sz="6" w:space="0" w:color="BFC7D5"/>
+            </w:tcBorders>
+            <w:vAlign w:val="center"/>
+          </w:tcPr>
+          <w:p>
+            <w:pPr>
+              <w:pStyle w:val="TableContents"/>
+              <w:bidi w:val="0"/>
+              <w:spacing w:before="0" w:after="283"/>
+              <w:jc w:val="left"/>
+              <w:rPr/>
+            </w:pPr>
+            <w:r>
+              <w:rPr/>
+              <w:t>QM-01 §6, SOP-06</w:t>
             </w:r>
           </w:p>
         </w:tc>
@@ -3894,8 +6332,12 @@
         <w:trPr/>
         <w:tc>
           <w:tcPr>
-            <w:tcW w:w="3728" w:type="dxa"/>
-            <w:tcBorders/>
+            <w:tcW w:w="3821" w:type="dxa"/>
+            <w:tcBorders>
+              <w:left w:val="single" w:sz="6" w:space="0" w:color="BFC7D5"/>
+              <w:bottom w:val="single" w:sz="2" w:space="0" w:color="BFC7D5"/>
+              <w:right w:val="single" w:sz="6" w:space="0" w:color="BFC7D5"/>
+            </w:tcBorders>
             <w:vAlign w:val="center"/>
           </w:tcPr>
           <w:p>
@@ -3914,8 +6356,12 @@
         </w:tc>
         <w:tc>
           <w:tcPr>
-            <w:tcW w:w="1466" w:type="dxa"/>
-            <w:tcBorders/>
+            <w:tcW w:w="1482" w:type="dxa"/>
+            <w:tcBorders>
+              <w:left w:val="single" w:sz="2" w:space="0" w:color="BFC7D5"/>
+              <w:bottom w:val="single" w:sz="2" w:space="0" w:color="BFC7D5"/>
+              <w:right w:val="single" w:sz="6" w:space="0" w:color="BFC7D5"/>
+            </w:tcBorders>
             <w:vAlign w:val="center"/>
           </w:tcPr>
           <w:p>
@@ -3937,8 +6383,12 @@
         <w:trPr/>
         <w:tc>
           <w:tcPr>
-            <w:tcW w:w="3728" w:type="dxa"/>
-            <w:tcBorders/>
+            <w:tcW w:w="3821" w:type="dxa"/>
+            <w:tcBorders>
+              <w:left w:val="single" w:sz="6" w:space="0" w:color="BFC7D5"/>
+              <w:bottom w:val="single" w:sz="2" w:space="0" w:color="BFC7D5"/>
+              <w:right w:val="single" w:sz="6" w:space="0" w:color="BFC7D5"/>
+            </w:tcBorders>
             <w:vAlign w:val="center"/>
           </w:tcPr>
           <w:p>
@@ -3957,8 +6407,12 @@
         </w:tc>
         <w:tc>
           <w:tcPr>
-            <w:tcW w:w="1466" w:type="dxa"/>
-            <w:tcBorders/>
+            <w:tcW w:w="1482" w:type="dxa"/>
+            <w:tcBorders>
+              <w:left w:val="single" w:sz="2" w:space="0" w:color="BFC7D5"/>
+              <w:bottom w:val="single" w:sz="2" w:space="0" w:color="BFC7D5"/>
+              <w:right w:val="single" w:sz="6" w:space="0" w:color="BFC7D5"/>
+            </w:tcBorders>
             <w:vAlign w:val="center"/>
           </w:tcPr>
           <w:p>
@@ -3980,8 +6434,12 @@
         <w:trPr/>
         <w:tc>
           <w:tcPr>
-            <w:tcW w:w="3728" w:type="dxa"/>
-            <w:tcBorders/>
+            <w:tcW w:w="3821" w:type="dxa"/>
+            <w:tcBorders>
+              <w:left w:val="single" w:sz="6" w:space="0" w:color="BFC7D5"/>
+              <w:bottom w:val="single" w:sz="2" w:space="0" w:color="BFC7D5"/>
+              <w:right w:val="single" w:sz="6" w:space="0" w:color="BFC7D5"/>
+            </w:tcBorders>
             <w:vAlign w:val="center"/>
           </w:tcPr>
           <w:p>
@@ -4000,8 +6458,12 @@
         </w:tc>
         <w:tc>
           <w:tcPr>
-            <w:tcW w:w="1466" w:type="dxa"/>
-            <w:tcBorders/>
+            <w:tcW w:w="1482" w:type="dxa"/>
+            <w:tcBorders>
+              <w:left w:val="single" w:sz="2" w:space="0" w:color="BFC7D5"/>
+              <w:bottom w:val="single" w:sz="2" w:space="0" w:color="BFC7D5"/>
+              <w:right w:val="single" w:sz="6" w:space="0" w:color="BFC7D5"/>
+            </w:tcBorders>
             <w:vAlign w:val="center"/>
           </w:tcPr>
           <w:p>
@@ -4023,8 +6485,12 @@
         <w:trPr/>
         <w:tc>
           <w:tcPr>
-            <w:tcW w:w="3728" w:type="dxa"/>
-            <w:tcBorders/>
+            <w:tcW w:w="3821" w:type="dxa"/>
+            <w:tcBorders>
+              <w:left w:val="single" w:sz="6" w:space="0" w:color="BFC7D5"/>
+              <w:bottom w:val="single" w:sz="2" w:space="0" w:color="BFC7D5"/>
+              <w:right w:val="single" w:sz="6" w:space="0" w:color="BFC7D5"/>
+            </w:tcBorders>
             <w:vAlign w:val="center"/>
           </w:tcPr>
           <w:p>
@@ -4043,8 +6509,12 @@
         </w:tc>
         <w:tc>
           <w:tcPr>
-            <w:tcW w:w="1466" w:type="dxa"/>
-            <w:tcBorders/>
+            <w:tcW w:w="1482" w:type="dxa"/>
+            <w:tcBorders>
+              <w:left w:val="single" w:sz="2" w:space="0" w:color="BFC7D5"/>
+              <w:bottom w:val="single" w:sz="2" w:space="0" w:color="BFC7D5"/>
+              <w:right w:val="single" w:sz="6" w:space="0" w:color="BFC7D5"/>
+            </w:tcBorders>
             <w:vAlign w:val="center"/>
           </w:tcPr>
           <w:p>
@@ -4066,8 +6536,12 @@
         <w:trPr/>
         <w:tc>
           <w:tcPr>
-            <w:tcW w:w="3728" w:type="dxa"/>
-            <w:tcBorders/>
+            <w:tcW w:w="3821" w:type="dxa"/>
+            <w:tcBorders>
+              <w:left w:val="single" w:sz="6" w:space="0" w:color="BFC7D5"/>
+              <w:bottom w:val="single" w:sz="2" w:space="0" w:color="BFC7D5"/>
+              <w:right w:val="single" w:sz="6" w:space="0" w:color="BFC7D5"/>
+            </w:tcBorders>
             <w:vAlign w:val="center"/>
           </w:tcPr>
           <w:p>
@@ -4086,8 +6560,12 @@
         </w:tc>
         <w:tc>
           <w:tcPr>
-            <w:tcW w:w="1466" w:type="dxa"/>
-            <w:tcBorders/>
+            <w:tcW w:w="1482" w:type="dxa"/>
+            <w:tcBorders>
+              <w:left w:val="single" w:sz="2" w:space="0" w:color="BFC7D5"/>
+              <w:bottom w:val="single" w:sz="2" w:space="0" w:color="BFC7D5"/>
+              <w:right w:val="single" w:sz="6" w:space="0" w:color="BFC7D5"/>
+            </w:tcBorders>
             <w:vAlign w:val="center"/>
           </w:tcPr>
           <w:p>
@@ -4109,8 +6587,12 @@
         <w:trPr/>
         <w:tc>
           <w:tcPr>
-            <w:tcW w:w="3728" w:type="dxa"/>
-            <w:tcBorders/>
+            <w:tcW w:w="3821" w:type="dxa"/>
+            <w:tcBorders>
+              <w:left w:val="single" w:sz="6" w:space="0" w:color="BFC7D5"/>
+              <w:bottom w:val="single" w:sz="2" w:space="0" w:color="BFC7D5"/>
+              <w:right w:val="single" w:sz="6" w:space="0" w:color="BFC7D5"/>
+            </w:tcBorders>
             <w:vAlign w:val="center"/>
           </w:tcPr>
           <w:p>
@@ -4129,8 +6611,12 @@
         </w:tc>
         <w:tc>
           <w:tcPr>
-            <w:tcW w:w="1466" w:type="dxa"/>
-            <w:tcBorders/>
+            <w:tcW w:w="1482" w:type="dxa"/>
+            <w:tcBorders>
+              <w:left w:val="single" w:sz="2" w:space="0" w:color="BFC7D5"/>
+              <w:bottom w:val="single" w:sz="2" w:space="0" w:color="BFC7D5"/>
+              <w:right w:val="single" w:sz="6" w:space="0" w:color="BFC7D5"/>
+            </w:tcBorders>
             <w:vAlign w:val="center"/>
           </w:tcPr>
           <w:p>
@@ -4152,8 +6638,12 @@
         <w:trPr/>
         <w:tc>
           <w:tcPr>
-            <w:tcW w:w="3728" w:type="dxa"/>
-            <w:tcBorders/>
+            <w:tcW w:w="3821" w:type="dxa"/>
+            <w:tcBorders>
+              <w:left w:val="single" w:sz="6" w:space="0" w:color="BFC7D5"/>
+              <w:bottom w:val="single" w:sz="2" w:space="0" w:color="BFC7D5"/>
+              <w:right w:val="single" w:sz="6" w:space="0" w:color="BFC7D5"/>
+            </w:tcBorders>
             <w:vAlign w:val="center"/>
           </w:tcPr>
           <w:p>
@@ -4172,8 +6662,12 @@
         </w:tc>
         <w:tc>
           <w:tcPr>
-            <w:tcW w:w="1466" w:type="dxa"/>
-            <w:tcBorders/>
+            <w:tcW w:w="1482" w:type="dxa"/>
+            <w:tcBorders>
+              <w:left w:val="single" w:sz="2" w:space="0" w:color="BFC7D5"/>
+              <w:bottom w:val="single" w:sz="2" w:space="0" w:color="BFC7D5"/>
+              <w:right w:val="single" w:sz="6" w:space="0" w:color="BFC7D5"/>
+            </w:tcBorders>
             <w:vAlign w:val="center"/>
           </w:tcPr>
           <w:p>
@@ -4195,8 +6689,12 @@
         <w:trPr/>
         <w:tc>
           <w:tcPr>
-            <w:tcW w:w="3728" w:type="dxa"/>
-            <w:tcBorders/>
+            <w:tcW w:w="3821" w:type="dxa"/>
+            <w:tcBorders>
+              <w:left w:val="single" w:sz="6" w:space="0" w:color="BFC7D5"/>
+              <w:bottom w:val="single" w:sz="2" w:space="0" w:color="BFC7D5"/>
+              <w:right w:val="single" w:sz="6" w:space="0" w:color="BFC7D5"/>
+            </w:tcBorders>
             <w:vAlign w:val="center"/>
           </w:tcPr>
           <w:p>
@@ -4215,8 +6713,12 @@
         </w:tc>
         <w:tc>
           <w:tcPr>
-            <w:tcW w:w="1466" w:type="dxa"/>
-            <w:tcBorders/>
+            <w:tcW w:w="1482" w:type="dxa"/>
+            <w:tcBorders>
+              <w:left w:val="single" w:sz="2" w:space="0" w:color="BFC7D5"/>
+              <w:bottom w:val="single" w:sz="2" w:space="0" w:color="BFC7D5"/>
+              <w:right w:val="single" w:sz="6" w:space="0" w:color="BFC7D5"/>
+            </w:tcBorders>
             <w:vAlign w:val="center"/>
           </w:tcPr>
           <w:p>
@@ -4238,8 +6740,12 @@
         <w:trPr/>
         <w:tc>
           <w:tcPr>
-            <w:tcW w:w="3728" w:type="dxa"/>
-            <w:tcBorders/>
+            <w:tcW w:w="3821" w:type="dxa"/>
+            <w:tcBorders>
+              <w:left w:val="single" w:sz="6" w:space="0" w:color="BFC7D5"/>
+              <w:bottom w:val="single" w:sz="2" w:space="0" w:color="BFC7D5"/>
+              <w:right w:val="single" w:sz="6" w:space="0" w:color="BFC7D5"/>
+            </w:tcBorders>
             <w:vAlign w:val="center"/>
           </w:tcPr>
           <w:p>
@@ -4258,8 +6764,12 @@
         </w:tc>
         <w:tc>
           <w:tcPr>
-            <w:tcW w:w="1466" w:type="dxa"/>
-            <w:tcBorders/>
+            <w:tcW w:w="1482" w:type="dxa"/>
+            <w:tcBorders>
+              <w:left w:val="single" w:sz="2" w:space="0" w:color="BFC7D5"/>
+              <w:bottom w:val="single" w:sz="2" w:space="0" w:color="BFC7D5"/>
+              <w:right w:val="single" w:sz="6" w:space="0" w:color="BFC7D5"/>
+            </w:tcBorders>
             <w:vAlign w:val="center"/>
           </w:tcPr>
           <w:p>
@@ -4281,8 +6791,12 @@
         <w:trPr/>
         <w:tc>
           <w:tcPr>
-            <w:tcW w:w="3728" w:type="dxa"/>
-            <w:tcBorders/>
+            <w:tcW w:w="3821" w:type="dxa"/>
+            <w:tcBorders>
+              <w:left w:val="single" w:sz="6" w:space="0" w:color="BFC7D5"/>
+              <w:bottom w:val="single" w:sz="2" w:space="0" w:color="BFC7D5"/>
+              <w:right w:val="single" w:sz="6" w:space="0" w:color="BFC7D5"/>
+            </w:tcBorders>
             <w:vAlign w:val="center"/>
           </w:tcPr>
           <w:p>
@@ -4301,8 +6815,12 @@
         </w:tc>
         <w:tc>
           <w:tcPr>
-            <w:tcW w:w="1466" w:type="dxa"/>
-            <w:tcBorders/>
+            <w:tcW w:w="1482" w:type="dxa"/>
+            <w:tcBorders>
+              <w:left w:val="single" w:sz="2" w:space="0" w:color="BFC7D5"/>
+              <w:bottom w:val="single" w:sz="2" w:space="0" w:color="BFC7D5"/>
+              <w:right w:val="single" w:sz="6" w:space="0" w:color="BFC7D5"/>
+            </w:tcBorders>
             <w:vAlign w:val="center"/>
           </w:tcPr>
           <w:p>
@@ -4324,8 +6842,12 @@
         <w:trPr/>
         <w:tc>
           <w:tcPr>
-            <w:tcW w:w="3728" w:type="dxa"/>
-            <w:tcBorders/>
+            <w:tcW w:w="3821" w:type="dxa"/>
+            <w:tcBorders>
+              <w:left w:val="single" w:sz="6" w:space="0" w:color="BFC7D5"/>
+              <w:bottom w:val="single" w:sz="6" w:space="0" w:color="BFC7D5"/>
+              <w:right w:val="single" w:sz="6" w:space="0" w:color="BFC7D5"/>
+            </w:tcBorders>
             <w:vAlign w:val="center"/>
           </w:tcPr>
           <w:p>
@@ -4344,8 +6866,12 @@
         </w:tc>
         <w:tc>
           <w:tcPr>
-            <w:tcW w:w="1466" w:type="dxa"/>
-            <w:tcBorders/>
+            <w:tcW w:w="1482" w:type="dxa"/>
+            <w:tcBorders>
+              <w:left w:val="single" w:sz="2" w:space="0" w:color="BFC7D5"/>
+              <w:bottom w:val="single" w:sz="6" w:space="0" w:color="BFC7D5"/>
+              <w:right w:val="single" w:sz="6" w:space="0" w:color="BFC7D5"/>
+            </w:tcBorders>
             <w:vAlign w:val="center"/>
           </w:tcPr>
           <w:p>
@@ -4373,7 +6899,7 @@
       </w:pPr>
       <w:r>
         <w:rPr/>
-        <w:t>10. Performance evaluation (9)</w:t>
+        <w:t>11. Performance evaluation (9)</w:t>
       </w:r>
     </w:p>
     <w:p>
@@ -4395,6 +6921,16 @@
       </w:r>
       <w:r>
         <w:rPr/>
+        <w:t xml:space="preserve">, </w:t>
+      </w:r>
+      <w:r>
+        <w:rPr>
+          <w:rStyle w:val="Strong"/>
+        </w:rPr>
+        <w:t>EM26-17</w:t>
+      </w:r>
+      <w:r>
+        <w:rPr/>
         <w:t xml:space="preserve">. Customer satisfaction: </w:t>
       </w:r>
       <w:r>
@@ -4405,7 +6941,7 @@
       </w:r>
       <w:r>
         <w:rPr/>
-        <w:t xml:space="preserve">. Internal audit: </w:t>
+        <w:t xml:space="preserve"> and the corporate process. Internal audit: </w:t>
       </w:r>
       <w:r>
         <w:rPr>
@@ -4415,7 +6951,7 @@
       </w:r>
       <w:r>
         <w:rPr/>
-        <w:t xml:space="preserve">. Management review: </w:t>
+        <w:t xml:space="preserve"> within the corporate programme. Management review: </w:t>
       </w:r>
       <w:r>
         <w:rPr>
@@ -4425,7 +6961,7 @@
       </w:r>
       <w:r>
         <w:rPr/>
-        <w:t>.</w:t>
+        <w:t xml:space="preserve"> within corporate management review.</w:t>
       </w:r>
     </w:p>
     <w:p>
@@ -4437,7 +6973,7 @@
       </w:pPr>
       <w:r>
         <w:rPr/>
-        <w:t>11. Improvement (10)</w:t>
+        <w:t>12. Improvement (10)</w:t>
       </w:r>
     </w:p>
     <w:p>
@@ -4469,7 +7005,17 @@
       </w:r>
       <w:r>
         <w:rPr/>
-        <w:t>. Continual improvement is an output of management review (SOP-15) and of the analysis in SOP-12.</w:t>
+        <w:t xml:space="preserve"> and tracked on the project board. Review feedback and actions: </w:t>
+      </w:r>
+      <w:r>
+        <w:rPr>
+          <w:rStyle w:val="Strong"/>
+        </w:rPr>
+        <w:t>EM26-18</w:t>
+      </w:r>
+      <w:r>
+        <w:rPr/>
+        <w:t>. Continual improvement is an output of management review (SOP-15), of the analysis in SOP-12 and of the lessons learnt (EM26-16).</w:t>
       </w:r>
     </w:p>
     <w:p>
@@ -4481,7 +7027,7 @@
       </w:pPr>
       <w:r>
         <w:rPr/>
-        <w:t>12. Structure of the documented information</w:t>
+        <w:t>13. Structure of the documented information</w:t>
       </w:r>
     </w:p>
     <w:p>
@@ -4515,7 +7061,7 @@
         <w:rPr>
           <w:rStyle w:val="SourceText"/>
         </w:rPr>
-        <w:t>README.md                       index and how to use the system</w:t>
+        <w:t>README.md                          index and how to use the system</w:t>
       </w:r>
     </w:p>
     <w:p>
@@ -4535,7 +7081,7 @@
         <w:rPr>
           <w:rStyle w:val="SourceText"/>
         </w:rPr>
-        <w:t>ADOPTION_GUIDE.md               what must happen for this QMS to become real</w:t>
+        <w:t>QM-01_Quality_Manual.md            this document</w:t>
       </w:r>
     </w:p>
     <w:p>
@@ -4555,7 +7101,7 @@
         <w:rPr>
           <w:rStyle w:val="SourceText"/>
         </w:rPr>
-        <w:t>QM-01_Quality_Manual.md         this document</w:t>
+        <w:t>QP-01_Quality_Policy.md            5.2</w:t>
       </w:r>
     </w:p>
     <w:p>
@@ -4575,7 +7121,7 @@
         <w:rPr>
           <w:rStyle w:val="SourceText"/>
         </w:rPr>
-        <w:t>QP-01_Quality_Policy.md         5.2</w:t>
+        <w:t>QO-01_Quality_Objectives.md        6.2</w:t>
       </w:r>
     </w:p>
     <w:p>
@@ -4595,7 +7141,7 @@
         <w:rPr>
           <w:rStyle w:val="SourceText"/>
         </w:rPr>
-        <w:t>QO-01_Quality_Objectives.md     6.2</w:t>
+        <w:t>ISO9001_Clause_Mapping.md          clause → document → evidence in this repository</w:t>
       </w:r>
     </w:p>
     <w:p>
@@ -4615,7 +7161,7 @@
         <w:rPr>
           <w:rStyle w:val="SourceText"/>
         </w:rPr>
-        <w:t>ISO9001_Clause_Mapping.md       clause → document → evidence in this repository</w:t>
+        <w:t>ISO9001_Gap_Analysis.md            readiness assessment and roadmap</w:t>
       </w:r>
     </w:p>
     <w:p>
@@ -4635,7 +7181,7 @@
         <w:rPr>
           <w:rStyle w:val="SourceText"/>
         </w:rPr>
-        <w:t>ISO9001_Gap_Analysis.md         honest readiness assessment and roadmap</w:t>
+        <w:t>AUDIT_PACK_2026_EchoMind.md        surveillance-audit evidence for the EchoMind Product area</w:t>
       </w:r>
     </w:p>
     <w:p>
@@ -4655,6 +7201,46 @@
         <w:rPr>
           <w:rStyle w:val="SourceText"/>
         </w:rPr>
+        <w:t>ADOPTION_GUIDE.md · COMPLETION_CHECKLIST.md · INTAKE_FORM.md</w:t>
+      </w:r>
+    </w:p>
+    <w:p>
+      <w:pPr>
+        <w:pStyle w:val="PreformattedText"/>
+        <w:bidi w:val="0"/>
+        <w:jc w:val="left"/>
+        <w:rPr/>
+      </w:pPr>
+      <w:r>
+        <w:rPr>
+          <w:rStyle w:val="SourceText"/>
+        </w:rPr>
+        <w:t xml:space="preserve">├── </w:t>
+      </w:r>
+      <w:r>
+        <w:rPr>
+          <w:rStyle w:val="SourceText"/>
+        </w:rPr>
+        <w:t>ISO9001_EchoMind_2026.zip          the whole set as one download</w:t>
+      </w:r>
+    </w:p>
+    <w:p>
+      <w:pPr>
+        <w:pStyle w:val="PreformattedText"/>
+        <w:bidi w:val="0"/>
+        <w:jc w:val="left"/>
+        <w:rPr/>
+      </w:pPr>
+      <w:r>
+        <w:rPr>
+          <w:rStyle w:val="SourceText"/>
+        </w:rPr>
+        <w:t xml:space="preserve">├── </w:t>
+      </w:r>
+      <w:r>
+        <w:rPr>
+          <w:rStyle w:val="SourceText"/>
+        </w:rPr>
         <w:t>procedures/   SOP-01 … SOP-15</w:t>
       </w:r>
     </w:p>
@@ -4675,13 +7261,53 @@
         <w:rPr>
           <w:rStyle w:val="SourceText"/>
         </w:rPr>
-        <w:t>forms/        FRM-00 … FRM-10   blank templates</w:t>
+        <w:t>forms/        FRM-00 … FRM-12      blank templates</w:t>
       </w:r>
     </w:p>
     <w:p>
       <w:pPr>
         <w:pStyle w:val="PreformattedText"/>
         <w:bidi w:val="0"/>
+        <w:jc w:val="left"/>
+        <w:rPr/>
+      </w:pPr>
+      <w:r>
+        <w:rPr>
+          <w:rStyle w:val="SourceText"/>
+        </w:rPr>
+        <w:t xml:space="preserve">├── </w:t>
+      </w:r>
+      <w:r>
+        <w:rPr>
+          <w:rStyle w:val="SourceText"/>
+        </w:rPr>
+        <w:t>registers/    REG-01 … REG-10      live records</w:t>
+      </w:r>
+    </w:p>
+    <w:p>
+      <w:pPr>
+        <w:pStyle w:val="PreformattedText"/>
+        <w:bidi w:val="0"/>
+        <w:jc w:val="left"/>
+        <w:rPr/>
+      </w:pPr>
+      <w:r>
+        <w:rPr>
+          <w:rStyle w:val="SourceText"/>
+        </w:rPr>
+        <w:t xml:space="preserve">├── </w:t>
+      </w:r>
+      <w:r>
+        <w:rPr>
+          <w:rStyle w:val="SourceText"/>
+        </w:rPr>
+        <w:t>records/      approvals · releases · capa · audits · management-review · runtime</w:t>
+      </w:r>
+    </w:p>
+    <w:p>
+      <w:pPr>
+        <w:pStyle w:val="PreformattedText"/>
+        <w:bidi w:val="0"/>
         <w:spacing w:before="0" w:after="283"/>
         <w:jc w:val="left"/>
         <w:rPr/>
@@ -4696,7 +7322,7 @@
         <w:rPr>
           <w:rStyle w:val="SourceText"/>
         </w:rPr>
-        <w:t>registers/    REG-01 … REG-06   live records</w:t>
+        <w:t>evidence-2026/                     2026 evidence pack (Word records, test runs, screenshots)</w:t>
       </w:r>
     </w:p>
     <w:p>
@@ -4708,7 +7334,7 @@
       </w:pPr>
       <w:r>
         <w:rPr/>
-        <w:t>13. Implementation status — read this before relying on anything above</w:t>
+        <w:t>14. Implementation status</w:t>
       </w:r>
     </w:p>
     <w:p>
@@ -4720,19 +7346,7 @@
       </w:pPr>
       <w:r>
         <w:rPr/>
-        <w:t>13.1 What is real today</w:t>
-      </w:r>
-    </w:p>
-    <w:p>
-      <w:pPr>
-        <w:pStyle w:val="BodyText"/>
-        <w:bidi w:val="0"/>
-        <w:jc w:val="left"/>
-        <w:rPr/>
-      </w:pPr>
-      <w:r>
-        <w:rPr/>
-        <w:t>The engineering evidence base is genuinely strong for an organisation this size, and the QMS is built on it rather than beside it:</w:t>
+        <w:t>14.1 What is operating</w:t>
       </w:r>
     </w:p>
     <w:p>
@@ -4753,38 +7367,14 @@
         <w:rPr/>
       </w:pPr>
       <w:r>
-        <w:rPr/>
-        <w:t xml:space="preserve">A </w:t>
-      </w:r>
-      <w:r>
         <w:rPr>
           <w:rStyle w:val="Strong"/>
         </w:rPr>
-        <w:t>52-question golden evaluation suite</w:t>
-      </w:r>
-      <w:r>
-        <w:rPr/>
-        <w:t xml:space="preserve"> with a binary pass gate (</w:t>
-      </w:r>
-      <w:r>
-        <w:rPr>
-          <w:rStyle w:val="SourceText"/>
-        </w:rPr>
-        <w:t>eval/run_eval.py:281</w:t>
-      </w:r>
-      <w:r>
-        <w:rPr/>
-        <w:t xml:space="preserve">) and version-controlled question sets in </w:t>
-      </w:r>
-      <w:r>
-        <w:rPr>
-          <w:rStyle w:val="SourceText"/>
-        </w:rPr>
-        <w:t>eval/golden/</w:t>
-      </w:r>
-      <w:r>
-        <w:rPr/>
-        <w:t xml:space="preserve">. </w:t>
+        <w:t>Documents approved</w:t>
+      </w:r>
+      <w:r>
+        <w:rPr/>
+        <w:t xml:space="preserve"> on 2026-10-07 (approval record AR-2026-001). </w:t>
       </w:r>
     </w:p>
     <w:p>
@@ -4808,31 +7398,11 @@
         <w:rPr>
           <w:rStyle w:val="Strong"/>
         </w:rPr>
-        <w:t>78 unit test functions</w:t>
-      </w:r>
-      <w:r>
-        <w:rPr/>
-        <w:t xml:space="preserve"> across </w:t>
-      </w:r>
-      <w:r>
-        <w:rPr>
-          <w:rStyle w:val="SourceText"/>
-        </w:rPr>
-        <w:t>backend/tests/</w:t>
-      </w:r>
-      <w:r>
-        <w:rPr/>
-        <w:t xml:space="preserve"> (40) and </w:t>
-      </w:r>
-      <w:r>
-        <w:rPr>
-          <w:rStyle w:val="SourceText"/>
-        </w:rPr>
-        <w:t>voice/tests/</w:t>
-      </w:r>
-      <w:r>
-        <w:rPr/>
-        <w:t xml:space="preserve"> (38). </w:t>
+        <w:t>Releases identified and traceable</w:t>
+      </w:r>
+      <w:r>
+        <w:rPr/>
+        <w:t xml:space="preserve"> — v1.4.0 and v1.4.1; every running service reports its version and commit. </w:t>
       </w:r>
     </w:p>
     <w:p>
@@ -4853,48 +7423,14 @@
         <w:rPr/>
       </w:pPr>
       <w:r>
-        <w:rPr/>
-        <w:t xml:space="preserve">A </w:t>
-      </w:r>
-      <w:r>
         <w:rPr>
           <w:rStyle w:val="Strong"/>
         </w:rPr>
-        <w:t>second, independent evaluation harness</w:t>
-      </w:r>
-      <w:r>
-        <w:rPr/>
-        <w:t xml:space="preserve"> (</w:t>
-      </w:r>
-      <w:r>
-        <w:rPr>
-          <w:rStyle w:val="SourceText"/>
-        </w:rPr>
-        <w:t>eval/paper/</w:t>
-      </w:r>
-      <w:r>
-        <w:rPr/>
-        <w:t xml:space="preserve">, experiments E1–E10) whose results file records findings that </w:t>
-      </w:r>
-      <w:r>
-        <w:rPr>
-          <w:rStyle w:val="Emphasis"/>
-        </w:rPr>
-        <w:t>contradict the organisation's own published paper</w:t>
-      </w:r>
-      <w:r>
-        <w:rPr/>
-        <w:t xml:space="preserve">, and marks an experiment </w:t>
-      </w:r>
-      <w:r>
-        <w:rPr>
-          <w:rStyle w:val="SourceText"/>
-        </w:rPr>
-        <w:t>"not_run"</w:t>
-      </w:r>
-      <w:r>
-        <w:rPr/>
-        <w:t xml:space="preserve"> rather than estimating it. </w:t>
+        <w:t>Verification enforced</w:t>
+      </w:r>
+      <w:r>
+        <w:rPr/>
+        <w:t xml:space="preserve"> — CI runs the unit suites (backend 50, voice 131 cases) and the type-check on every push; a 13-case acceptance suite was executed four times on 2026-10-06; all executable cases pass on v1.4.1. </w:t>
       </w:r>
     </w:p>
     <w:p>
@@ -4918,11 +7454,11 @@
         <w:rPr>
           <w:rStyle w:val="Strong"/>
         </w:rPr>
-        <w:t>Substantial design rationale and verification evidence in commit bodies</w:t>
-      </w:r>
-      <w:r>
-        <w:rPr/>
-        <w:t xml:space="preserve"> — several commits record the defect, the root cause, the fix and the verification performed. </w:t>
+        <w:t>Nonconformities handled end to end</w:t>
+      </w:r>
+      <w:r>
+        <w:rPr/>
+        <w:t xml:space="preserve"> — 16 recorded in REG-04, 11 closed with effectiveness verified, 5 open with owners and actions. </w:t>
       </w:r>
     </w:p>
     <w:p>
@@ -4946,21 +7482,11 @@
         <w:rPr>
           <w:rStyle w:val="Strong"/>
         </w:rPr>
-        <w:t>Architecture documentation</w:t>
-      </w:r>
-      <w:r>
-        <w:rPr/>
-        <w:t xml:space="preserve"> in </w:t>
-      </w:r>
-      <w:r>
-        <w:rPr>
-          <w:rStyle w:val="SourceText"/>
-        </w:rPr>
-        <w:t>docs/</w:t>
-      </w:r>
-      <w:r>
-        <w:rPr/>
-        <w:t xml:space="preserve"> covering retrieval, chat, voice, transcription and deployment, plus a 1,257-line user manual. </w:t>
+        <w:t>Review feedback actioned</w:t>
+      </w:r>
+      <w:r>
+        <w:rPr/>
+        <w:t xml:space="preserve"> — 8 reviews, 40 actions, 34 closed with evidence (EM26-18). </w:t>
       </w:r>
     </w:p>
     <w:p>
@@ -4975,6 +7501,7 @@
           <w:tab w:val="left" w:pos="709" w:leader="none"/>
         </w:tabs>
         <w:bidi w:val="0"/>
+        <w:spacing w:before="0" w:after="0"/>
         <w:ind w:hanging="283" w:left="709"/>
         <w:jc w:val="left"/>
         <w:rPr/>
@@ -4983,11 +7510,76 @@
         <w:rPr>
           <w:rStyle w:val="Strong"/>
         </w:rPr>
-        <w:t>Self-recovering service design</w:t>
-      </w:r>
-      <w:r>
-        <w:rPr/>
-        <w:t xml:space="preserve"> — health endpoints, a CUDA-fault watchdog and restart policies. </w:t>
+        <w:t>Non-functional requirements recorded and monitored</w:t>
+      </w:r>
+      <w:r>
+        <w:rPr/>
+        <w:t xml:space="preserve"> — 31 NFRs with targets (EM26-17). </w:t>
+      </w:r>
+    </w:p>
+    <w:p>
+      <w:pPr>
+        <w:pStyle w:val="BodyText"/>
+        <w:numPr>
+          <w:ilvl w:val="0"/>
+          <w:numId w:val="1"/>
+        </w:numPr>
+        <w:tabs>
+          <w:tab w:val="clear" w:pos="1134"/>
+          <w:tab w:val="left" w:pos="709" w:leader="none"/>
+        </w:tabs>
+        <w:bidi w:val="0"/>
+        <w:spacing w:before="0" w:after="0"/>
+        <w:ind w:hanging="283" w:left="709"/>
+        <w:jc w:val="left"/>
+        <w:rPr/>
+      </w:pPr>
+      <w:r>
+        <w:rPr>
+          <w:rStyle w:val="Strong"/>
+        </w:rPr>
+        <w:t>External monitoring</w:t>
+      </w:r>
+      <w:r>
+        <w:rPr/>
+        <w:t xml:space="preserve"> — the public instance's login is checked from outside every six hours; runtime security settings are drift-checked. </w:t>
+      </w:r>
+    </w:p>
+    <w:p>
+      <w:pPr>
+        <w:pStyle w:val="BodyText"/>
+        <w:numPr>
+          <w:ilvl w:val="0"/>
+          <w:numId w:val="1"/>
+        </w:numPr>
+        <w:tabs>
+          <w:tab w:val="clear" w:pos="1134"/>
+          <w:tab w:val="left" w:pos="709" w:leader="none"/>
+        </w:tabs>
+        <w:bidi w:val="0"/>
+        <w:ind w:hanging="283" w:left="709"/>
+        <w:jc w:val="left"/>
+        <w:rPr/>
+      </w:pPr>
+      <w:r>
+        <w:rPr>
+          <w:rStyle w:val="Strong"/>
+        </w:rPr>
+        <w:t>Engineering evidence</w:t>
+      </w:r>
+      <w:r>
+        <w:rPr/>
+        <w:t xml:space="preserve"> — architecture documentation in </w:t>
+      </w:r>
+      <w:r>
+        <w:rPr>
+          <w:rStyle w:val="SourceText"/>
+        </w:rPr>
+        <w:t>docs/</w:t>
+      </w:r>
+      <w:r>
+        <w:rPr/>
+        <w:t xml:space="preserve">, a 1,257-line user manual, the QASC 2026 paper and its reproducible harness. </w:t>
       </w:r>
     </w:p>
     <w:p>
@@ -4999,29 +7591,7 @@
       </w:pPr>
       <w:r>
         <w:rPr/>
-        <w:t>13.2 What is not real yet</w:t>
-      </w:r>
-    </w:p>
-    <w:p>
-      <w:pPr>
-        <w:pStyle w:val="BodyText"/>
-        <w:bidi w:val="0"/>
-        <w:jc w:val="left"/>
-        <w:rPr/>
-      </w:pPr>
-      <w:r>
-        <w:rPr/>
-        <w:t xml:space="preserve">This QMS was authored on </w:t>
-      </w:r>
-      <w:r>
-        <w:rPr>
-          <w:rStyle w:val="SourceText"/>
-        </w:rPr>
-        <w:t>2026-09-21</w:t>
-      </w:r>
-      <w:r>
-        <w:rPr/>
-        <w:t>. At revision 1.0:</w:t>
+        <w:t>14.2 What is not yet operating</w:t>
       </w:r>
     </w:p>
     <w:p>
@@ -5045,21 +7615,11 @@
         <w:rPr>
           <w:rStyle w:val="Strong"/>
         </w:rPr>
-        <w:t>No document in this set has been approved.</w:t>
-      </w:r>
-      <w:r>
-        <w:rPr/>
-        <w:t xml:space="preserve"> All are </w:t>
-      </w:r>
-      <w:r>
-        <w:rPr>
-          <w:rStyle w:val="SourceText"/>
-        </w:rPr>
-        <w:t>DRAFT — not yet approved</w:t>
-      </w:r>
-      <w:r>
-        <w:rPr/>
-        <w:t xml:space="preserve">. </w:t>
+        <w:t>Internal audit of the EchoMind area</w:t>
+      </w:r>
+      <w:r>
+        <w:rPr/>
+        <w:t xml:space="preserve"> — to be scheduled in the corporate audit programme (SOP-13). </w:t>
       </w:r>
     </w:p>
     <w:p>
@@ -5083,11 +7643,11 @@
         <w:rPr>
           <w:rStyle w:val="Strong"/>
         </w:rPr>
-        <w:t>No internal audit has been conducted</w:t>
-      </w:r>
-      <w:r>
-        <w:rPr/>
-        <w:t xml:space="preserve"> (SOP-13). </w:t>
+        <w:t>Management review minutes covering EchoMind</w:t>
+      </w:r>
+      <w:r>
+        <w:rPr/>
+        <w:t xml:space="preserve"> — input prepared (EM26-02d); to be recorded at the next corporate review. </w:t>
       </w:r>
     </w:p>
     <w:p>
@@ -5111,11 +7671,11 @@
         <w:rPr>
           <w:rStyle w:val="Strong"/>
         </w:rPr>
-        <w:t>No management review has been held</w:t>
-      </w:r>
-      <w:r>
-        <w:rPr/>
-        <w:t xml:space="preserve"> (SOP-15). </w:t>
+        <w:t>Second measurement of the quality objectives</w:t>
+      </w:r>
+      <w:r>
+        <w:rPr/>
+        <w:t xml:space="preserve">, so that a trend exists (QO-01). </w:t>
       </w:r>
     </w:p>
     <w:p>
@@ -5139,11 +7699,11 @@
         <w:rPr>
           <w:rStyle w:val="Strong"/>
         </w:rPr>
-        <w:t>No quality objective has a baseline measurement recorded against it</w:t>
-      </w:r>
-      <w:r>
-        <w:rPr/>
-        <w:t xml:space="preserve"> beyond the historical evaluation figures cited in QO-01, which predate HEAD. </w:t>
+        <w:t>Customer-related records</w:t>
+      </w:r>
+      <w:r>
+        <w:rPr/>
+        <w:t xml:space="preserve"> (requirement reviews, satisfaction, post-delivery) — no customer engagement of the rebuilt product yet. </w:t>
       </w:r>
     </w:p>
     <w:p>
@@ -5163,8 +7723,14 @@
         <w:rPr/>
       </w:pPr>
       <w:r>
-        <w:rPr/>
-        <w:t xml:space="preserve">The registers are seeded from documented historical evidence where that evidence genuinely exists, and are otherwise empty. Seeded entries are marked as retrospective. </w:t>
+        <w:rPr>
+          <w:rStyle w:val="Strong"/>
+        </w:rPr>
+        <w:t>Golden evaluation</w:t>
+      </w:r>
+      <w:r>
+        <w:rPr/>
+        <w:t xml:space="preserve"> — blocked until the evaluation corpus is restored (NC-2026-008). </w:t>
       </w:r>
     </w:p>
     <w:p>
@@ -5176,26 +7742,26 @@
       </w:pPr>
       <w:r>
         <w:rPr/>
-        <w:t>13.3 Constraints an auditor will raise immediately</w:t>
+        <w:t>14.3 Constraints an auditor will raise</w:t>
       </w:r>
     </w:p>
     <w:tbl>
       <w:tblPr>
-        <w:tblW w:w="5194" w:type="dxa"/>
-        <w:jc w:val="left"/>
-        <w:tblInd w:w="0" w:type="dxa"/>
+        <w:tblW w:w="5000" w:type="pct"/>
+        <w:jc w:val="left"/>
+        <w:tblInd w:w="-7" w:type="dxa"/>
         <w:tblLayout w:type="fixed"/>
         <w:tblCellMar>
-          <w:top w:w="28" w:type="dxa"/>
-          <w:left w:w="28" w:type="dxa"/>
-          <w:bottom w:w="28" w:type="dxa"/>
-          <w:right w:w="28" w:type="dxa"/>
+          <w:top w:w="60" w:type="dxa"/>
+          <w:left w:w="60" w:type="dxa"/>
+          <w:bottom w:w="60" w:type="dxa"/>
+          <w:right w:w="60" w:type="dxa"/>
         </w:tblCellMar>
       </w:tblPr>
       <w:tblGrid>
-        <w:gridCol w:w="2359"/>
-        <w:gridCol w:w="888"/>
-        <w:gridCol w:w="1947"/>
+        <w:gridCol w:w="2081"/>
+        <w:gridCol w:w="964"/>
+        <w:gridCol w:w="2258"/>
       </w:tblGrid>
       <w:tr>
         <w:trPr>
@@ -5203,66 +7769,90 @@
         </w:trPr>
         <w:tc>
           <w:tcPr>
-            <w:tcW w:w="2359" w:type="dxa"/>
-            <w:tcBorders/>
+            <w:tcW w:w="2081" w:type="dxa"/>
+            <w:tcBorders>
+              <w:top w:val="single" w:sz="6" w:space="0" w:color="BFC7D5"/>
+              <w:left w:val="single" w:sz="6" w:space="0" w:color="BFC7D5"/>
+              <w:bottom w:val="single" w:sz="2" w:space="0" w:color="BFC7D5"/>
+              <w:right w:val="single" w:sz="6" w:space="0" w:color="BFC7D5"/>
+            </w:tcBorders>
+            <w:shd w:fill="1F3A5F" w:val="clear"/>
             <w:vAlign w:val="center"/>
           </w:tcPr>
           <w:p>
             <w:pPr>
               <w:pStyle w:val="TableHeading"/>
-              <w:suppressLineNumbers/>
-              <w:shd w:fill="1F3A5F" w:val="clear"/>
-              <w:bidi w:val="0"/>
-              <w:spacing w:before="0" w:after="283"/>
-              <w:jc w:val="center"/>
-              <w:rPr/>
-            </w:pPr>
-            <w:r>
-              <w:rPr/>
+              <w:bidi w:val="0"/>
+              <w:spacing w:before="0" w:after="283"/>
+              <w:jc w:val="left"/>
+              <w:rPr>
+                <w:color w:val="FFFFFF"/>
+              </w:rPr>
+            </w:pPr>
+            <w:r>
+              <w:rPr>
+                <w:color w:val="FFFFFF"/>
+              </w:rPr>
               <w:t>Constraint</w:t>
             </w:r>
           </w:p>
         </w:tc>
         <w:tc>
           <w:tcPr>
-            <w:tcW w:w="888" w:type="dxa"/>
-            <w:tcBorders/>
+            <w:tcW w:w="964" w:type="dxa"/>
+            <w:tcBorders>
+              <w:top w:val="single" w:sz="6" w:space="0" w:color="BFC7D5"/>
+              <w:left w:val="single" w:sz="2" w:space="0" w:color="BFC7D5"/>
+              <w:bottom w:val="single" w:sz="2" w:space="0" w:color="BFC7D5"/>
+              <w:right w:val="single" w:sz="6" w:space="0" w:color="BFC7D5"/>
+            </w:tcBorders>
+            <w:shd w:fill="1F3A5F" w:val="clear"/>
             <w:vAlign w:val="center"/>
           </w:tcPr>
           <w:p>
             <w:pPr>
               <w:pStyle w:val="TableHeading"/>
-              <w:suppressLineNumbers/>
-              <w:shd w:fill="1F3A5F" w:val="clear"/>
-              <w:bidi w:val="0"/>
-              <w:spacing w:before="0" w:after="283"/>
-              <w:jc w:val="center"/>
-              <w:rPr/>
-            </w:pPr>
-            <w:r>
-              <w:rPr/>
+              <w:bidi w:val="0"/>
+              <w:spacing w:before="0" w:after="283"/>
+              <w:jc w:val="left"/>
+              <w:rPr>
+                <w:color w:val="FFFFFF"/>
+              </w:rPr>
+            </w:pPr>
+            <w:r>
+              <w:rPr>
+                <w:color w:val="FFFFFF"/>
+              </w:rPr>
               <w:t>Clause affected</w:t>
             </w:r>
           </w:p>
         </w:tc>
         <w:tc>
           <w:tcPr>
-            <w:tcW w:w="1947" w:type="dxa"/>
-            <w:tcBorders/>
+            <w:tcW w:w="2258" w:type="dxa"/>
+            <w:tcBorders>
+              <w:top w:val="single" w:sz="6" w:space="0" w:color="BFC7D5"/>
+              <w:left w:val="single" w:sz="2" w:space="0" w:color="BFC7D5"/>
+              <w:bottom w:val="single" w:sz="2" w:space="0" w:color="BFC7D5"/>
+              <w:right w:val="single" w:sz="6" w:space="0" w:color="BFC7D5"/>
+            </w:tcBorders>
+            <w:shd w:fill="1F3A5F" w:val="clear"/>
             <w:vAlign w:val="center"/>
           </w:tcPr>
           <w:p>
             <w:pPr>
               <w:pStyle w:val="TableHeading"/>
-              <w:suppressLineNumbers/>
-              <w:shd w:fill="1F3A5F" w:val="clear"/>
-              <w:bidi w:val="0"/>
-              <w:spacing w:before="0" w:after="283"/>
-              <w:jc w:val="center"/>
-              <w:rPr/>
-            </w:pPr>
-            <w:r>
-              <w:rPr/>
+              <w:bidi w:val="0"/>
+              <w:spacing w:before="0" w:after="283"/>
+              <w:jc w:val="left"/>
+              <w:rPr>
+                <w:color w:val="FFFFFF"/>
+              </w:rPr>
+            </w:pPr>
+            <w:r>
+              <w:rPr>
+                <w:color w:val="FFFFFF"/>
+              </w:rPr>
               <w:t>Where it is addressed</w:t>
             </w:r>
           </w:p>
@@ -5272,61 +7862,73 @@
         <w:trPr/>
         <w:tc>
           <w:tcPr>
-            <w:tcW w:w="2359" w:type="dxa"/>
-            <w:tcBorders/>
-            <w:vAlign w:val="center"/>
-          </w:tcPr>
-          <w:p>
-            <w:pPr>
-              <w:pStyle w:val="TableContents"/>
-              <w:bidi w:val="0"/>
-              <w:spacing w:before="0" w:after="283"/>
-              <w:jc w:val="left"/>
-              <w:rPr/>
-            </w:pPr>
-            <w:r>
-              <w:rPr/>
-              <w:t>One person in the organisation; internal audit cannot be impartial</w:t>
-            </w:r>
-          </w:p>
-        </w:tc>
-        <w:tc>
-          <w:tcPr>
-            <w:tcW w:w="888" w:type="dxa"/>
-            <w:tcBorders/>
-            <w:vAlign w:val="center"/>
-          </w:tcPr>
-          <w:p>
-            <w:pPr>
-              <w:pStyle w:val="TableContents"/>
-              <w:bidi w:val="0"/>
-              <w:spacing w:before="0" w:after="283"/>
-              <w:jc w:val="left"/>
-              <w:rPr/>
-            </w:pPr>
-            <w:r>
-              <w:rPr/>
-              <w:t>9.2.2 c</w:t>
-            </w:r>
-          </w:p>
-        </w:tc>
-        <w:tc>
-          <w:tcPr>
-            <w:tcW w:w="1947" w:type="dxa"/>
-            <w:tcBorders/>
-            <w:vAlign w:val="center"/>
-          </w:tcPr>
-          <w:p>
-            <w:pPr>
-              <w:pStyle w:val="TableContents"/>
-              <w:bidi w:val="0"/>
-              <w:spacing w:before="0" w:after="283"/>
-              <w:jc w:val="left"/>
-              <w:rPr/>
-            </w:pPr>
-            <w:r>
-              <w:rPr/>
-              <w:t>SOP-13 §4 — treated as an open nonconformity of the QMS, with options</w:t>
+            <w:tcW w:w="2081" w:type="dxa"/>
+            <w:tcBorders>
+              <w:left w:val="single" w:sz="6" w:space="0" w:color="BFC7D5"/>
+              <w:bottom w:val="single" w:sz="2" w:space="0" w:color="BFC7D5"/>
+              <w:right w:val="single" w:sz="6" w:space="0" w:color="BFC7D5"/>
+            </w:tcBorders>
+            <w:vAlign w:val="center"/>
+          </w:tcPr>
+          <w:p>
+            <w:pPr>
+              <w:pStyle w:val="TableContents"/>
+              <w:bidi w:val="0"/>
+              <w:spacing w:before="0" w:after="283"/>
+              <w:jc w:val="left"/>
+              <w:rPr/>
+            </w:pPr>
+            <w:r>
+              <w:rPr/>
+              <w:t>Engineering concentrated in one engineer</w:t>
+            </w:r>
+          </w:p>
+        </w:tc>
+        <w:tc>
+          <w:tcPr>
+            <w:tcW w:w="964" w:type="dxa"/>
+            <w:tcBorders>
+              <w:left w:val="single" w:sz="2" w:space="0" w:color="BFC7D5"/>
+              <w:bottom w:val="single" w:sz="2" w:space="0" w:color="BFC7D5"/>
+              <w:right w:val="single" w:sz="6" w:space="0" w:color="BFC7D5"/>
+            </w:tcBorders>
+            <w:vAlign w:val="center"/>
+          </w:tcPr>
+          <w:p>
+            <w:pPr>
+              <w:pStyle w:val="TableContents"/>
+              <w:bidi w:val="0"/>
+              <w:spacing w:before="0" w:after="283"/>
+              <w:jc w:val="left"/>
+              <w:rPr/>
+            </w:pPr>
+            <w:r>
+              <w:rPr/>
+              <w:t>7.1.6, 9.2.2 c</w:t>
+            </w:r>
+          </w:p>
+        </w:tc>
+        <w:tc>
+          <w:tcPr>
+            <w:tcW w:w="2258" w:type="dxa"/>
+            <w:tcBorders>
+              <w:left w:val="single" w:sz="2" w:space="0" w:color="BFC7D5"/>
+              <w:bottom w:val="single" w:sz="2" w:space="0" w:color="BFC7D5"/>
+              <w:right w:val="single" w:sz="6" w:space="0" w:color="BFC7D5"/>
+            </w:tcBorders>
+            <w:vAlign w:val="center"/>
+          </w:tcPr>
+          <w:p>
+            <w:pPr>
+              <w:pStyle w:val="TableContents"/>
+              <w:bidi w:val="0"/>
+              <w:spacing w:before="0" w:after="283"/>
+              <w:jc w:val="left"/>
+              <w:rPr/>
+            </w:pPr>
+            <w:r>
+              <w:rPr/>
+              <w:t>Independent review by the Project Lead; corporate internal audit; REG-03 R-03</w:t>
             </w:r>
           </w:p>
         </w:tc>
@@ -5335,61 +7937,73 @@
         <w:trPr/>
         <w:tc>
           <w:tcPr>
-            <w:tcW w:w="2359" w:type="dxa"/>
-            <w:tcBorders/>
-            <w:vAlign w:val="center"/>
-          </w:tcPr>
-          <w:p>
-            <w:pPr>
-              <w:pStyle w:val="TableContents"/>
-              <w:bidi w:val="0"/>
-              <w:spacing w:before="0" w:after="283"/>
-              <w:jc w:val="left"/>
-              <w:rPr/>
-            </w:pPr>
-            <w:r>
-              <w:rPr/>
-              <w:t>No CI, so no verification is automatically enforced</w:t>
-            </w:r>
-          </w:p>
-        </w:tc>
-        <w:tc>
-          <w:tcPr>
-            <w:tcW w:w="888" w:type="dxa"/>
-            <w:tcBorders/>
-            <w:vAlign w:val="center"/>
-          </w:tcPr>
-          <w:p>
-            <w:pPr>
-              <w:pStyle w:val="TableContents"/>
-              <w:bidi w:val="0"/>
-              <w:spacing w:before="0" w:after="283"/>
-              <w:jc w:val="left"/>
-              <w:rPr/>
-            </w:pPr>
-            <w:r>
-              <w:rPr/>
-              <w:t>8.6, 9.1.1</w:t>
-            </w:r>
-          </w:p>
-        </w:tc>
-        <w:tc>
-          <w:tcPr>
-            <w:tcW w:w="1947" w:type="dxa"/>
-            <w:tcBorders/>
-            <w:vAlign w:val="center"/>
-          </w:tcPr>
-          <w:p>
-            <w:pPr>
-              <w:pStyle w:val="TableContents"/>
-              <w:bidi w:val="0"/>
-              <w:spacing w:before="0" w:after="283"/>
-              <w:jc w:val="left"/>
-              <w:rPr/>
-            </w:pPr>
-            <w:r>
-              <w:rPr/>
-              <w:t>SOP-07, Gap Analysis G-02</w:t>
+            <w:tcW w:w="2081" w:type="dxa"/>
+            <w:tcBorders>
+              <w:left w:val="single" w:sz="6" w:space="0" w:color="BFC7D5"/>
+              <w:bottom w:val="single" w:sz="2" w:space="0" w:color="BFC7D5"/>
+              <w:right w:val="single" w:sz="6" w:space="0" w:color="BFC7D5"/>
+            </w:tcBorders>
+            <w:vAlign w:val="center"/>
+          </w:tcPr>
+          <w:p>
+            <w:pPr>
+              <w:pStyle w:val="TableContents"/>
+              <w:bidi w:val="0"/>
+              <w:spacing w:before="0" w:after="283"/>
+              <w:jc w:val="left"/>
+              <w:rPr/>
+            </w:pPr>
+            <w:r>
+              <w:rPr/>
+              <w:t>Public instance ran without login 2026-07-30 → 2026-10-06</w:t>
+            </w:r>
+          </w:p>
+        </w:tc>
+        <w:tc>
+          <w:tcPr>
+            <w:tcW w:w="964" w:type="dxa"/>
+            <w:tcBorders>
+              <w:left w:val="single" w:sz="2" w:space="0" w:color="BFC7D5"/>
+              <w:bottom w:val="single" w:sz="2" w:space="0" w:color="BFC7D5"/>
+              <w:right w:val="single" w:sz="6" w:space="0" w:color="BFC7D5"/>
+            </w:tcBorders>
+            <w:vAlign w:val="center"/>
+          </w:tcPr>
+          <w:p>
+            <w:pPr>
+              <w:pStyle w:val="TableContents"/>
+              <w:bidi w:val="0"/>
+              <w:spacing w:before="0" w:after="283"/>
+              <w:jc w:val="left"/>
+              <w:rPr/>
+            </w:pPr>
+            <w:r>
+              <w:rPr/>
+              <w:t>8.5.3</w:t>
+            </w:r>
+          </w:p>
+        </w:tc>
+        <w:tc>
+          <w:tcPr>
+            <w:tcW w:w="2258" w:type="dxa"/>
+            <w:tcBorders>
+              <w:left w:val="single" w:sz="2" w:space="0" w:color="BFC7D5"/>
+              <w:bottom w:val="single" w:sz="2" w:space="0" w:color="BFC7D5"/>
+              <w:right w:val="single" w:sz="6" w:space="0" w:color="BFC7D5"/>
+            </w:tcBorders>
+            <w:vAlign w:val="center"/>
+          </w:tcPr>
+          <w:p>
+            <w:pPr>
+              <w:pStyle w:val="TableContents"/>
+              <w:bidi w:val="0"/>
+              <w:spacing w:before="0" w:after="283"/>
+              <w:jc w:val="left"/>
+              <w:rPr/>
+            </w:pPr>
+            <w:r>
+              <w:rPr/>
+              <w:t>NC-2026-009 — corrected; external check and drift check in place</w:t>
             </w:r>
           </w:p>
         </w:tc>
@@ -5398,61 +8012,73 @@
         <w:trPr/>
         <w:tc>
           <w:tcPr>
-            <w:tcW w:w="2359" w:type="dxa"/>
-            <w:tcBorders/>
-            <w:vAlign w:val="center"/>
-          </w:tcPr>
-          <w:p>
-            <w:pPr>
-              <w:pStyle w:val="TableContents"/>
-              <w:bidi w:val="0"/>
-              <w:spacing w:before="0" w:after="283"/>
-              <w:jc w:val="left"/>
-              <w:rPr/>
-            </w:pPr>
-            <w:r>
-              <w:rPr/>
-              <w:t>No versioning: no tags, no changelog, no build identifier; a running instance cannot be traced to a source revision</w:t>
-            </w:r>
-          </w:p>
-        </w:tc>
-        <w:tc>
-          <w:tcPr>
-            <w:tcW w:w="888" w:type="dxa"/>
-            <w:tcBorders/>
-            <w:vAlign w:val="center"/>
-          </w:tcPr>
-          <w:p>
-            <w:pPr>
-              <w:pStyle w:val="TableContents"/>
-              <w:bidi w:val="0"/>
-              <w:spacing w:before="0" w:after="283"/>
-              <w:jc w:val="left"/>
-              <w:rPr/>
-            </w:pPr>
-            <w:r>
-              <w:rPr/>
-              <w:t>8.5.2, 8.6</w:t>
-            </w:r>
-          </w:p>
-        </w:tc>
-        <w:tc>
-          <w:tcPr>
-            <w:tcW w:w="1947" w:type="dxa"/>
-            <w:tcBorders/>
-            <w:vAlign w:val="center"/>
-          </w:tcPr>
-          <w:p>
-            <w:pPr>
-              <w:pStyle w:val="TableContents"/>
-              <w:bidi w:val="0"/>
-              <w:spacing w:before="0" w:after="283"/>
-              <w:jc w:val="left"/>
-              <w:rPr/>
-            </w:pPr>
-            <w:r>
-              <w:rPr/>
-              <w:t>SOP-06, SOP-08, Gap Analysis G-01</w:t>
+            <w:tcW w:w="2081" w:type="dxa"/>
+            <w:tcBorders>
+              <w:left w:val="single" w:sz="6" w:space="0" w:color="BFC7D5"/>
+              <w:bottom w:val="single" w:sz="2" w:space="0" w:color="BFC7D5"/>
+              <w:right w:val="single" w:sz="6" w:space="0" w:color="BFC7D5"/>
+            </w:tcBorders>
+            <w:vAlign w:val="center"/>
+          </w:tcPr>
+          <w:p>
+            <w:pPr>
+              <w:pStyle w:val="TableContents"/>
+              <w:bidi w:val="0"/>
+              <w:spacing w:before="0" w:after="283"/>
+              <w:jc w:val="left"/>
+              <w:rPr/>
+            </w:pPr>
+            <w:r>
+              <w:rPr/>
+              <w:t>No off-site scheduled backup yet</w:t>
+            </w:r>
+          </w:p>
+        </w:tc>
+        <w:tc>
+          <w:tcPr>
+            <w:tcW w:w="964" w:type="dxa"/>
+            <w:tcBorders>
+              <w:left w:val="single" w:sz="2" w:space="0" w:color="BFC7D5"/>
+              <w:bottom w:val="single" w:sz="2" w:space="0" w:color="BFC7D5"/>
+              <w:right w:val="single" w:sz="6" w:space="0" w:color="BFC7D5"/>
+            </w:tcBorders>
+            <w:vAlign w:val="center"/>
+          </w:tcPr>
+          <w:p>
+            <w:pPr>
+              <w:pStyle w:val="TableContents"/>
+              <w:bidi w:val="0"/>
+              <w:spacing w:before="0" w:after="283"/>
+              <w:jc w:val="left"/>
+              <w:rPr/>
+            </w:pPr>
+            <w:r>
+              <w:rPr/>
+              <w:t>8.5.3, 8.5.4</w:t>
+            </w:r>
+          </w:p>
+        </w:tc>
+        <w:tc>
+          <w:tcPr>
+            <w:tcW w:w="2258" w:type="dxa"/>
+            <w:tcBorders>
+              <w:left w:val="single" w:sz="2" w:space="0" w:color="BFC7D5"/>
+              <w:bottom w:val="single" w:sz="2" w:space="0" w:color="BFC7D5"/>
+              <w:right w:val="single" w:sz="6" w:space="0" w:color="BFC7D5"/>
+            </w:tcBorders>
+            <w:vAlign w:val="center"/>
+          </w:tcPr>
+          <w:p>
+            <w:pPr>
+              <w:pStyle w:val="TableContents"/>
+              <w:bidi w:val="0"/>
+              <w:spacing w:before="0" w:after="283"/>
+              <w:jc w:val="left"/>
+              <w:rPr/>
+            </w:pPr>
+            <w:r>
+              <w:rPr/>
+              <w:t>NFR-R04 action A-17-07</w:t>
             </w:r>
           </w:p>
         </w:tc>
@@ -5461,71 +8087,73 @@
         <w:trPr/>
         <w:tc>
           <w:tcPr>
-            <w:tcW w:w="2359" w:type="dxa"/>
-            <w:tcBorders/>
-            <w:vAlign w:val="center"/>
-          </w:tcPr>
-          <w:p>
-            <w:pPr>
-              <w:pStyle w:val="TableContents"/>
-              <w:bidi w:val="0"/>
-              <w:spacing w:before="0" w:after="283"/>
-              <w:jc w:val="left"/>
-              <w:rPr/>
-            </w:pPr>
-            <w:r>
-              <w:rPr/>
-              <w:t xml:space="preserve">No backup procedure for </w:t>
-            </w:r>
-            <w:r>
-              <w:rPr>
-                <w:rStyle w:val="SourceText"/>
-              </w:rPr>
-              <w:t>echomind_data</w:t>
-            </w:r>
-            <w:r>
-              <w:rPr/>
-              <w:t>, the only volume holding customer data</w:t>
-            </w:r>
-          </w:p>
-        </w:tc>
-        <w:tc>
-          <w:tcPr>
-            <w:tcW w:w="888" w:type="dxa"/>
-            <w:tcBorders/>
-            <w:vAlign w:val="center"/>
-          </w:tcPr>
-          <w:p>
-            <w:pPr>
-              <w:pStyle w:val="TableContents"/>
-              <w:bidi w:val="0"/>
-              <w:spacing w:before="0" w:after="283"/>
-              <w:jc w:val="left"/>
-              <w:rPr/>
-            </w:pPr>
-            <w:r>
-              <w:rPr/>
-              <w:t>8.5.3, 8.5.4</w:t>
-            </w:r>
-          </w:p>
-        </w:tc>
-        <w:tc>
-          <w:tcPr>
-            <w:tcW w:w="1947" w:type="dxa"/>
-            <w:tcBorders/>
-            <w:vAlign w:val="center"/>
-          </w:tcPr>
-          <w:p>
-            <w:pPr>
-              <w:pStyle w:val="TableContents"/>
-              <w:bidi w:val="0"/>
-              <w:spacing w:before="0" w:after="283"/>
-              <w:jc w:val="left"/>
-              <w:rPr/>
-            </w:pPr>
-            <w:r>
-              <w:rPr/>
-              <w:t>SOP-11, Gap Analysis G-03</w:t>
+            <w:tcW w:w="2081" w:type="dxa"/>
+            <w:tcBorders>
+              <w:left w:val="single" w:sz="6" w:space="0" w:color="BFC7D5"/>
+              <w:bottom w:val="single" w:sz="2" w:space="0" w:color="BFC7D5"/>
+              <w:right w:val="single" w:sz="6" w:space="0" w:color="BFC7D5"/>
+            </w:tcBorders>
+            <w:vAlign w:val="center"/>
+          </w:tcPr>
+          <w:p>
+            <w:pPr>
+              <w:pStyle w:val="TableContents"/>
+              <w:bidi w:val="0"/>
+              <w:spacing w:before="0" w:after="283"/>
+              <w:jc w:val="left"/>
+              <w:rPr/>
+            </w:pPr>
+            <w:r>
+              <w:rPr/>
+              <w:t>No data-retention policy; no encryption at rest</w:t>
+            </w:r>
+          </w:p>
+        </w:tc>
+        <w:tc>
+          <w:tcPr>
+            <w:tcW w:w="964" w:type="dxa"/>
+            <w:tcBorders>
+              <w:left w:val="single" w:sz="2" w:space="0" w:color="BFC7D5"/>
+              <w:bottom w:val="single" w:sz="2" w:space="0" w:color="BFC7D5"/>
+              <w:right w:val="single" w:sz="6" w:space="0" w:color="BFC7D5"/>
+            </w:tcBorders>
+            <w:vAlign w:val="center"/>
+          </w:tcPr>
+          <w:p>
+            <w:pPr>
+              <w:pStyle w:val="TableContents"/>
+              <w:bidi w:val="0"/>
+              <w:spacing w:before="0" w:after="283"/>
+              <w:jc w:val="left"/>
+              <w:rPr/>
+            </w:pPr>
+            <w:r>
+              <w:rPr/>
+              <w:t>8.5.3</w:t>
+            </w:r>
+          </w:p>
+        </w:tc>
+        <w:tc>
+          <w:tcPr>
+            <w:tcW w:w="2258" w:type="dxa"/>
+            <w:tcBorders>
+              <w:left w:val="single" w:sz="2" w:space="0" w:color="BFC7D5"/>
+              <w:bottom w:val="single" w:sz="2" w:space="0" w:color="BFC7D5"/>
+              <w:right w:val="single" w:sz="6" w:space="0" w:color="BFC7D5"/>
+            </w:tcBorders>
+            <w:vAlign w:val="center"/>
+          </w:tcPr>
+          <w:p>
+            <w:pPr>
+              <w:pStyle w:val="TableContents"/>
+              <w:bidi w:val="0"/>
+              <w:spacing w:before="0" w:after="283"/>
+              <w:jc w:val="left"/>
+              <w:rPr/>
+            </w:pPr>
+            <w:r>
+              <w:rPr/>
+              <w:t>NFR-D02/D03 action A-17-08</w:t>
             </w:r>
           </w:p>
         </w:tc>
@@ -5534,61 +8162,73 @@
         <w:trPr/>
         <w:tc>
           <w:tcPr>
-            <w:tcW w:w="2359" w:type="dxa"/>
-            <w:tcBorders/>
-            <w:vAlign w:val="center"/>
-          </w:tcPr>
-          <w:p>
-            <w:pPr>
-              <w:pStyle w:val="TableContents"/>
-              <w:bidi w:val="0"/>
-              <w:spacing w:before="0" w:after="283"/>
-              <w:jc w:val="left"/>
-              <w:rPr/>
-            </w:pPr>
-            <w:r>
-              <w:rPr/>
-              <w:t>No data-retention policy</w:t>
-            </w:r>
-          </w:p>
-        </w:tc>
-        <w:tc>
-          <w:tcPr>
-            <w:tcW w:w="888" w:type="dxa"/>
-            <w:tcBorders/>
-            <w:vAlign w:val="center"/>
-          </w:tcPr>
-          <w:p>
-            <w:pPr>
-              <w:pStyle w:val="TableContents"/>
-              <w:bidi w:val="0"/>
-              <w:spacing w:before="0" w:after="283"/>
-              <w:jc w:val="left"/>
-              <w:rPr/>
-            </w:pPr>
-            <w:r>
-              <w:rPr/>
-              <w:t>8.5.3</w:t>
-            </w:r>
-          </w:p>
-        </w:tc>
-        <w:tc>
-          <w:tcPr>
-            <w:tcW w:w="1947" w:type="dxa"/>
-            <w:tcBorders/>
-            <w:vAlign w:val="center"/>
-          </w:tcPr>
-          <w:p>
-            <w:pPr>
-              <w:pStyle w:val="TableContents"/>
-              <w:bidi w:val="0"/>
-              <w:spacing w:before="0" w:after="283"/>
-              <w:jc w:val="left"/>
-              <w:rPr/>
-            </w:pPr>
-            <w:r>
-              <w:rPr/>
-              <w:t>SOP-11, Gap Analysis G-04</w:t>
+            <w:tcW w:w="2081" w:type="dxa"/>
+            <w:tcBorders>
+              <w:left w:val="single" w:sz="6" w:space="0" w:color="BFC7D5"/>
+              <w:bottom w:val="single" w:sz="2" w:space="0" w:color="BFC7D5"/>
+              <w:right w:val="single" w:sz="6" w:space="0" w:color="BFC7D5"/>
+            </w:tcBorders>
+            <w:vAlign w:val="center"/>
+          </w:tcPr>
+          <w:p>
+            <w:pPr>
+              <w:pStyle w:val="TableContents"/>
+              <w:bidi w:val="0"/>
+              <w:spacing w:before="0" w:after="283"/>
+              <w:jc w:val="left"/>
+              <w:rPr/>
+            </w:pPr>
+            <w:r>
+              <w:rPr/>
+              <w:t>No LICENSE/NOTICE, model-licence verification or SBOM</w:t>
+            </w:r>
+          </w:p>
+        </w:tc>
+        <w:tc>
+          <w:tcPr>
+            <w:tcW w:w="964" w:type="dxa"/>
+            <w:tcBorders>
+              <w:left w:val="single" w:sz="2" w:space="0" w:color="BFC7D5"/>
+              <w:bottom w:val="single" w:sz="2" w:space="0" w:color="BFC7D5"/>
+              <w:right w:val="single" w:sz="6" w:space="0" w:color="BFC7D5"/>
+            </w:tcBorders>
+            <w:vAlign w:val="center"/>
+          </w:tcPr>
+          <w:p>
+            <w:pPr>
+              <w:pStyle w:val="TableContents"/>
+              <w:bidi w:val="0"/>
+              <w:spacing w:before="0" w:after="283"/>
+              <w:jc w:val="left"/>
+              <w:rPr/>
+            </w:pPr>
+            <w:r>
+              <w:rPr/>
+              <w:t>8.4.2</w:t>
+            </w:r>
+          </w:p>
+        </w:tc>
+        <w:tc>
+          <w:tcPr>
+            <w:tcW w:w="2258" w:type="dxa"/>
+            <w:tcBorders>
+              <w:left w:val="single" w:sz="2" w:space="0" w:color="BFC7D5"/>
+              <w:bottom w:val="single" w:sz="2" w:space="0" w:color="BFC7D5"/>
+              <w:right w:val="single" w:sz="6" w:space="0" w:color="BFC7D5"/>
+            </w:tcBorders>
+            <w:vAlign w:val="center"/>
+          </w:tcPr>
+          <w:p>
+            <w:pPr>
+              <w:pStyle w:val="TableContents"/>
+              <w:bidi w:val="0"/>
+              <w:spacing w:before="0" w:after="283"/>
+              <w:jc w:val="left"/>
+              <w:rPr/>
+            </w:pPr>
+            <w:r>
+              <w:rPr/>
+              <w:t>SOP-09; board tickets #55, #56</w:t>
             </w:r>
           </w:p>
         </w:tc>
@@ -5597,61 +8237,261 @@
         <w:trPr/>
         <w:tc>
           <w:tcPr>
-            <w:tcW w:w="2359" w:type="dxa"/>
-            <w:tcBorders/>
-            <w:vAlign w:val="center"/>
-          </w:tcPr>
-          <w:p>
-            <w:pPr>
-              <w:pStyle w:val="TableContents"/>
-              <w:bidi w:val="0"/>
-              <w:spacing w:before="0" w:after="283"/>
-              <w:jc w:val="left"/>
-              <w:rPr/>
-            </w:pPr>
-            <w:r>
-              <w:rPr/>
-              <w:t>No LICENSE/NOTICE, model-licence inventory or SBOM</w:t>
-            </w:r>
-          </w:p>
-        </w:tc>
-        <w:tc>
-          <w:tcPr>
-            <w:tcW w:w="888" w:type="dxa"/>
-            <w:tcBorders/>
-            <w:vAlign w:val="center"/>
-          </w:tcPr>
-          <w:p>
-            <w:pPr>
-              <w:pStyle w:val="TableContents"/>
-              <w:bidi w:val="0"/>
-              <w:spacing w:before="0" w:after="283"/>
-              <w:jc w:val="left"/>
-              <w:rPr/>
-            </w:pPr>
-            <w:r>
-              <w:rPr/>
-              <w:t>8.4.2</w:t>
-            </w:r>
-          </w:p>
-        </w:tc>
-        <w:tc>
-          <w:tcPr>
-            <w:tcW w:w="1947" w:type="dxa"/>
-            <w:tcBorders/>
-            <w:vAlign w:val="center"/>
-          </w:tcPr>
-          <w:p>
-            <w:pPr>
-              <w:pStyle w:val="TableContents"/>
-              <w:bidi w:val="0"/>
-              <w:spacing w:before="0" w:after="283"/>
-              <w:jc w:val="left"/>
-              <w:rPr/>
-            </w:pPr>
-            <w:r>
-              <w:rPr/>
-              <w:t>SOP-09, Gap Analysis G-05</w:t>
+            <w:tcW w:w="2081" w:type="dxa"/>
+            <w:tcBorders>
+              <w:left w:val="single" w:sz="6" w:space="0" w:color="BFC7D5"/>
+              <w:bottom w:val="single" w:sz="6" w:space="0" w:color="BFC7D5"/>
+              <w:right w:val="single" w:sz="6" w:space="0" w:color="BFC7D5"/>
+            </w:tcBorders>
+            <w:vAlign w:val="center"/>
+          </w:tcPr>
+          <w:p>
+            <w:pPr>
+              <w:pStyle w:val="TableContents"/>
+              <w:bidi w:val="0"/>
+              <w:spacing w:before="0" w:after="283"/>
+              <w:jc w:val="left"/>
+              <w:rPr/>
+            </w:pPr>
+            <w:r>
+              <w:rPr/>
+              <w:t>GPU shared with another stack; voice and embeddings on CPU</w:t>
+            </w:r>
+          </w:p>
+        </w:tc>
+        <w:tc>
+          <w:tcPr>
+            <w:tcW w:w="964" w:type="dxa"/>
+            <w:tcBorders>
+              <w:left w:val="single" w:sz="2" w:space="0" w:color="BFC7D5"/>
+              <w:bottom w:val="single" w:sz="6" w:space="0" w:color="BFC7D5"/>
+              <w:right w:val="single" w:sz="6" w:space="0" w:color="BFC7D5"/>
+            </w:tcBorders>
+            <w:vAlign w:val="center"/>
+          </w:tcPr>
+          <w:p>
+            <w:pPr>
+              <w:pStyle w:val="TableContents"/>
+              <w:bidi w:val="0"/>
+              <w:spacing w:before="0" w:after="283"/>
+              <w:jc w:val="left"/>
+              <w:rPr/>
+            </w:pPr>
+            <w:r>
+              <w:rPr/>
+              <w:t>7.1.3</w:t>
+            </w:r>
+          </w:p>
+        </w:tc>
+        <w:tc>
+          <w:tcPr>
+            <w:tcW w:w="2258" w:type="dxa"/>
+            <w:tcBorders>
+              <w:left w:val="single" w:sz="2" w:space="0" w:color="BFC7D5"/>
+              <w:bottom w:val="single" w:sz="6" w:space="0" w:color="BFC7D5"/>
+              <w:right w:val="single" w:sz="6" w:space="0" w:color="BFC7D5"/>
+            </w:tcBorders>
+            <w:vAlign w:val="center"/>
+          </w:tcPr>
+          <w:p>
+            <w:pPr>
+              <w:pStyle w:val="TableContents"/>
+              <w:bidi w:val="0"/>
+              <w:spacing w:before="0" w:after="283"/>
+              <w:jc w:val="left"/>
+              <w:rPr/>
+            </w:pPr>
+            <w:r>
+              <w:rPr/>
+              <w:t>NC-2026-016; decision on GPU sharing (#60)</w:t>
+            </w:r>
+          </w:p>
+        </w:tc>
+      </w:tr>
+    </w:tbl>
+    <w:p>
+      <w:pPr>
+        <w:pStyle w:val="Heading2"/>
+        <w:bidi w:val="0"/>
+        <w:jc w:val="left"/>
+        <w:rPr/>
+      </w:pPr>
+      <w:r>
+        <w:rPr/>
+        <w:t>15. Revision history and distribution</w:t>
+      </w:r>
+    </w:p>
+    <w:tbl>
+      <w:tblPr>
+        <w:tblW w:w="5000" w:type="pct"/>
+        <w:jc w:val="left"/>
+        <w:tblInd w:w="-7" w:type="dxa"/>
+        <w:tblLayout w:type="fixed"/>
+        <w:tblCellMar>
+          <w:top w:w="60" w:type="dxa"/>
+          <w:left w:w="60" w:type="dxa"/>
+          <w:bottom w:w="60" w:type="dxa"/>
+          <w:right w:w="60" w:type="dxa"/>
+        </w:tblCellMar>
+      </w:tblPr>
+      <w:tblGrid>
+        <w:gridCol w:w="606"/>
+        <w:gridCol w:w="891"/>
+        <w:gridCol w:w="1811"/>
+        <w:gridCol w:w="994"/>
+        <w:gridCol w:w="1001"/>
+      </w:tblGrid>
+      <w:tr>
+        <w:trPr>
+          <w:tblHeader w:val="true"/>
+        </w:trPr>
+        <w:tc>
+          <w:tcPr>
+            <w:tcW w:w="606" w:type="dxa"/>
+            <w:tcBorders>
+              <w:top w:val="single" w:sz="6" w:space="0" w:color="BFC7D5"/>
+              <w:left w:val="single" w:sz="6" w:space="0" w:color="BFC7D5"/>
+              <w:bottom w:val="single" w:sz="2" w:space="0" w:color="BFC7D5"/>
+              <w:right w:val="single" w:sz="6" w:space="0" w:color="BFC7D5"/>
+            </w:tcBorders>
+            <w:shd w:fill="1F3A5F" w:val="clear"/>
+            <w:vAlign w:val="center"/>
+          </w:tcPr>
+          <w:p>
+            <w:pPr>
+              <w:pStyle w:val="TableHeading"/>
+              <w:bidi w:val="0"/>
+              <w:spacing w:before="0" w:after="283"/>
+              <w:jc w:val="left"/>
+              <w:rPr>
+                <w:color w:val="FFFFFF"/>
+              </w:rPr>
+            </w:pPr>
+            <w:r>
+              <w:rPr>
+                <w:color w:val="FFFFFF"/>
+              </w:rPr>
+              <w:t>Date</w:t>
+            </w:r>
+          </w:p>
+        </w:tc>
+        <w:tc>
+          <w:tcPr>
+            <w:tcW w:w="891" w:type="dxa"/>
+            <w:tcBorders>
+              <w:top w:val="single" w:sz="6" w:space="0" w:color="BFC7D5"/>
+              <w:left w:val="single" w:sz="2" w:space="0" w:color="BFC7D5"/>
+              <w:bottom w:val="single" w:sz="2" w:space="0" w:color="BFC7D5"/>
+              <w:right w:val="single" w:sz="6" w:space="0" w:color="BFC7D5"/>
+            </w:tcBorders>
+            <w:shd w:fill="1F3A5F" w:val="clear"/>
+            <w:vAlign w:val="center"/>
+          </w:tcPr>
+          <w:p>
+            <w:pPr>
+              <w:pStyle w:val="TableHeading"/>
+              <w:bidi w:val="0"/>
+              <w:spacing w:before="0" w:after="283"/>
+              <w:jc w:val="left"/>
+              <w:rPr>
+                <w:color w:val="FFFFFF"/>
+              </w:rPr>
+            </w:pPr>
+            <w:r>
+              <w:rPr>
+                <w:color w:val="FFFFFF"/>
+              </w:rPr>
+              <w:t>Revision</w:t>
+            </w:r>
+          </w:p>
+        </w:tc>
+        <w:tc>
+          <w:tcPr>
+            <w:tcW w:w="1811" w:type="dxa"/>
+            <w:tcBorders>
+              <w:top w:val="single" w:sz="6" w:space="0" w:color="BFC7D5"/>
+              <w:left w:val="single" w:sz="2" w:space="0" w:color="BFC7D5"/>
+              <w:bottom w:val="single" w:sz="2" w:space="0" w:color="BFC7D5"/>
+              <w:right w:val="single" w:sz="6" w:space="0" w:color="BFC7D5"/>
+            </w:tcBorders>
+            <w:shd w:fill="1F3A5F" w:val="clear"/>
+            <w:vAlign w:val="center"/>
+          </w:tcPr>
+          <w:p>
+            <w:pPr>
+              <w:pStyle w:val="TableHeading"/>
+              <w:bidi w:val="0"/>
+              <w:spacing w:before="0" w:after="283"/>
+              <w:jc w:val="left"/>
+              <w:rPr>
+                <w:color w:val="FFFFFF"/>
+              </w:rPr>
+            </w:pPr>
+            <w:r>
+              <w:rPr>
+                <w:color w:val="FFFFFF"/>
+              </w:rPr>
+              <w:t>Change</w:t>
+            </w:r>
+          </w:p>
+        </w:tc>
+        <w:tc>
+          <w:tcPr>
+            <w:tcW w:w="994" w:type="dxa"/>
+            <w:tcBorders>
+              <w:top w:val="single" w:sz="6" w:space="0" w:color="BFC7D5"/>
+              <w:left w:val="single" w:sz="2" w:space="0" w:color="BFC7D5"/>
+              <w:bottom w:val="single" w:sz="2" w:space="0" w:color="BFC7D5"/>
+              <w:right w:val="single" w:sz="6" w:space="0" w:color="BFC7D5"/>
+            </w:tcBorders>
+            <w:shd w:fill="1F3A5F" w:val="clear"/>
+            <w:vAlign w:val="center"/>
+          </w:tcPr>
+          <w:p>
+            <w:pPr>
+              <w:pStyle w:val="TableHeading"/>
+              <w:bidi w:val="0"/>
+              <w:spacing w:before="0" w:after="283"/>
+              <w:jc w:val="left"/>
+              <w:rPr>
+                <w:color w:val="FFFFFF"/>
+              </w:rPr>
+            </w:pPr>
+            <w:r>
+              <w:rPr>
+                <w:color w:val="FFFFFF"/>
+              </w:rPr>
+              <w:t>Prepared by</w:t>
+            </w:r>
+          </w:p>
+        </w:tc>
+        <w:tc>
+          <w:tcPr>
+            <w:tcW w:w="1001" w:type="dxa"/>
+            <w:tcBorders>
+              <w:top w:val="single" w:sz="6" w:space="0" w:color="BFC7D5"/>
+              <w:left w:val="single" w:sz="2" w:space="0" w:color="BFC7D5"/>
+              <w:bottom w:val="single" w:sz="2" w:space="0" w:color="BFC7D5"/>
+              <w:right w:val="single" w:sz="6" w:space="0" w:color="BFC7D5"/>
+            </w:tcBorders>
+            <w:shd w:fill="1F3A5F" w:val="clear"/>
+            <w:vAlign w:val="center"/>
+          </w:tcPr>
+          <w:p>
+            <w:pPr>
+              <w:pStyle w:val="TableHeading"/>
+              <w:bidi w:val="0"/>
+              <w:spacing w:before="0" w:after="283"/>
+              <w:jc w:val="left"/>
+              <w:rPr>
+                <w:color w:val="FFFFFF"/>
+              </w:rPr>
+            </w:pPr>
+            <w:r>
+              <w:rPr>
+                <w:color w:val="FFFFFF"/>
+              </w:rPr>
+              <w:t>Reviewed by</w:t>
             </w:r>
           </w:p>
         </w:tc>
@@ -5660,61 +8500,244 @@
         <w:trPr/>
         <w:tc>
           <w:tcPr>
-            <w:tcW w:w="2359" w:type="dxa"/>
-            <w:tcBorders/>
-            <w:vAlign w:val="center"/>
-          </w:tcPr>
-          <w:p>
-            <w:pPr>
-              <w:pStyle w:val="TableContents"/>
-              <w:bidi w:val="0"/>
-              <w:spacing w:before="0" w:after="283"/>
-              <w:jc w:val="left"/>
-              <w:rPr/>
-            </w:pPr>
-            <w:r>
-              <w:rPr/>
-              <w:t>Application authentication off by default; WebSocket endpoints outside the auth middleware</w:t>
-            </w:r>
-          </w:p>
-        </w:tc>
-        <w:tc>
-          <w:tcPr>
-            <w:tcW w:w="888" w:type="dxa"/>
-            <w:tcBorders/>
-            <w:vAlign w:val="center"/>
-          </w:tcPr>
-          <w:p>
-            <w:pPr>
-              <w:pStyle w:val="TableContents"/>
-              <w:bidi w:val="0"/>
-              <w:spacing w:before="0" w:after="283"/>
-              <w:jc w:val="left"/>
-              <w:rPr/>
-            </w:pPr>
-            <w:r>
-              <w:rPr/>
-              <w:t>8.5.3</w:t>
-            </w:r>
-          </w:p>
-        </w:tc>
-        <w:tc>
-          <w:tcPr>
-            <w:tcW w:w="1947" w:type="dxa"/>
-            <w:tcBorders/>
-            <w:vAlign w:val="center"/>
-          </w:tcPr>
-          <w:p>
-            <w:pPr>
-              <w:pStyle w:val="TableContents"/>
-              <w:bidi w:val="0"/>
-              <w:spacing w:before="0" w:after="283"/>
-              <w:jc w:val="left"/>
-              <w:rPr/>
-            </w:pPr>
-            <w:r>
-              <w:rPr/>
-              <w:t>SOP-11, Gap Analysis G-06</w:t>
+            <w:tcW w:w="606" w:type="dxa"/>
+            <w:tcBorders>
+              <w:left w:val="single" w:sz="6" w:space="0" w:color="BFC7D5"/>
+              <w:bottom w:val="single" w:sz="2" w:space="0" w:color="BFC7D5"/>
+              <w:right w:val="single" w:sz="6" w:space="0" w:color="BFC7D5"/>
+            </w:tcBorders>
+            <w:vAlign w:val="center"/>
+          </w:tcPr>
+          <w:p>
+            <w:pPr>
+              <w:pStyle w:val="TableContents"/>
+              <w:bidi w:val="0"/>
+              <w:spacing w:before="0" w:after="283"/>
+              <w:jc w:val="left"/>
+              <w:rPr/>
+            </w:pPr>
+            <w:r>
+              <w:rPr/>
+              <w:t>2026-09-21</w:t>
+            </w:r>
+          </w:p>
+        </w:tc>
+        <w:tc>
+          <w:tcPr>
+            <w:tcW w:w="891" w:type="dxa"/>
+            <w:tcBorders>
+              <w:left w:val="single" w:sz="2" w:space="0" w:color="BFC7D5"/>
+              <w:bottom w:val="single" w:sz="2" w:space="0" w:color="BFC7D5"/>
+              <w:right w:val="single" w:sz="6" w:space="0" w:color="BFC7D5"/>
+            </w:tcBorders>
+            <w:vAlign w:val="center"/>
+          </w:tcPr>
+          <w:p>
+            <w:pPr>
+              <w:pStyle w:val="TableContents"/>
+              <w:bidi w:val="0"/>
+              <w:spacing w:before="0" w:after="283"/>
+              <w:jc w:val="left"/>
+              <w:rPr/>
+            </w:pPr>
+            <w:r>
+              <w:rPr/>
+              <w:t>1.0</w:t>
+            </w:r>
+          </w:p>
+        </w:tc>
+        <w:tc>
+          <w:tcPr>
+            <w:tcW w:w="1811" w:type="dxa"/>
+            <w:tcBorders>
+              <w:left w:val="single" w:sz="2" w:space="0" w:color="BFC7D5"/>
+              <w:bottom w:val="single" w:sz="2" w:space="0" w:color="BFC7D5"/>
+              <w:right w:val="single" w:sz="6" w:space="0" w:color="BFC7D5"/>
+            </w:tcBorders>
+            <w:vAlign w:val="center"/>
+          </w:tcPr>
+          <w:p>
+            <w:pPr>
+              <w:pStyle w:val="TableContents"/>
+              <w:bidi w:val="0"/>
+              <w:spacing w:before="0" w:after="283"/>
+              <w:jc w:val="left"/>
+              <w:rPr/>
+            </w:pPr>
+            <w:r>
+              <w:rPr/>
+              <w:t>First draft</w:t>
+            </w:r>
+          </w:p>
+        </w:tc>
+        <w:tc>
+          <w:tcPr>
+            <w:tcW w:w="994" w:type="dxa"/>
+            <w:tcBorders>
+              <w:left w:val="single" w:sz="2" w:space="0" w:color="BFC7D5"/>
+              <w:bottom w:val="single" w:sz="2" w:space="0" w:color="BFC7D5"/>
+              <w:right w:val="single" w:sz="6" w:space="0" w:color="BFC7D5"/>
+            </w:tcBorders>
+            <w:vAlign w:val="center"/>
+          </w:tcPr>
+          <w:p>
+            <w:pPr>
+              <w:pStyle w:val="TableContents"/>
+              <w:bidi w:val="0"/>
+              <w:spacing w:before="0" w:after="283"/>
+              <w:jc w:val="left"/>
+              <w:rPr/>
+            </w:pPr>
+            <w:r>
+              <w:rPr/>
+              <w:t>Lead Engineer</w:t>
+            </w:r>
+          </w:p>
+        </w:tc>
+        <w:tc>
+          <w:tcPr>
+            <w:tcW w:w="1001" w:type="dxa"/>
+            <w:tcBorders>
+              <w:left w:val="single" w:sz="2" w:space="0" w:color="BFC7D5"/>
+              <w:bottom w:val="single" w:sz="2" w:space="0" w:color="BFC7D5"/>
+              <w:right w:val="single" w:sz="6" w:space="0" w:color="BFC7D5"/>
+            </w:tcBorders>
+            <w:vAlign w:val="center"/>
+          </w:tcPr>
+          <w:p>
+            <w:pPr>
+              <w:pStyle w:val="TableContents"/>
+              <w:bidi w:val="0"/>
+              <w:spacing w:before="0" w:after="283"/>
+              <w:jc w:val="left"/>
+              <w:rPr/>
+            </w:pPr>
+            <w:r>
+              <w:rPr/>
+              <w:t>—</w:t>
+            </w:r>
+          </w:p>
+        </w:tc>
+      </w:tr>
+      <w:tr>
+        <w:trPr/>
+        <w:tc>
+          <w:tcPr>
+            <w:tcW w:w="606" w:type="dxa"/>
+            <w:tcBorders>
+              <w:left w:val="single" w:sz="6" w:space="0" w:color="BFC7D5"/>
+              <w:bottom w:val="single" w:sz="6" w:space="0" w:color="BFC7D5"/>
+              <w:right w:val="single" w:sz="6" w:space="0" w:color="BFC7D5"/>
+            </w:tcBorders>
+            <w:vAlign w:val="center"/>
+          </w:tcPr>
+          <w:p>
+            <w:pPr>
+              <w:pStyle w:val="TableContents"/>
+              <w:bidi w:val="0"/>
+              <w:spacing w:before="0" w:after="283"/>
+              <w:jc w:val="left"/>
+              <w:rPr/>
+            </w:pPr>
+            <w:r>
+              <w:rPr/>
+              <w:t>2026-10-07</w:t>
+            </w:r>
+          </w:p>
+        </w:tc>
+        <w:tc>
+          <w:tcPr>
+            <w:tcW w:w="891" w:type="dxa"/>
+            <w:tcBorders>
+              <w:left w:val="single" w:sz="2" w:space="0" w:color="BFC7D5"/>
+              <w:bottom w:val="single" w:sz="6" w:space="0" w:color="BFC7D5"/>
+              <w:right w:val="single" w:sz="6" w:space="0" w:color="BFC7D5"/>
+            </w:tcBorders>
+            <w:vAlign w:val="center"/>
+          </w:tcPr>
+          <w:p>
+            <w:pPr>
+              <w:pStyle w:val="TableContents"/>
+              <w:bidi w:val="0"/>
+              <w:spacing w:before="0" w:after="283"/>
+              <w:jc w:val="left"/>
+              <w:rPr/>
+            </w:pPr>
+            <w:r>
+              <w:rPr/>
+              <w:t>2.0</w:t>
+            </w:r>
+          </w:p>
+        </w:tc>
+        <w:tc>
+          <w:tcPr>
+            <w:tcW w:w="1811" w:type="dxa"/>
+            <w:tcBorders>
+              <w:left w:val="single" w:sz="2" w:space="0" w:color="BFC7D5"/>
+              <w:bottom w:val="single" w:sz="6" w:space="0" w:color="BFC7D5"/>
+              <w:right w:val="single" w:sz="6" w:space="0" w:color="BFC7D5"/>
+            </w:tcBorders>
+            <w:vAlign w:val="center"/>
+          </w:tcPr>
+          <w:p>
+            <w:pPr>
+              <w:pStyle w:val="TableContents"/>
+              <w:bidi w:val="0"/>
+              <w:spacing w:before="0" w:after="283"/>
+              <w:jc w:val="left"/>
+              <w:rPr/>
+            </w:pPr>
+            <w:r>
+              <w:rPr/>
+              <w:t>AJACE Inc. details and scope; relationship to the corporate QMS; named roles and organisation chart; support section; structure and implementation status updated</w:t>
+            </w:r>
+          </w:p>
+        </w:tc>
+        <w:tc>
+          <w:tcPr>
+            <w:tcW w:w="994" w:type="dxa"/>
+            <w:tcBorders>
+              <w:left w:val="single" w:sz="2" w:space="0" w:color="BFC7D5"/>
+              <w:bottom w:val="single" w:sz="6" w:space="0" w:color="BFC7D5"/>
+              <w:right w:val="single" w:sz="6" w:space="0" w:color="BFC7D5"/>
+            </w:tcBorders>
+            <w:vAlign w:val="center"/>
+          </w:tcPr>
+          <w:p>
+            <w:pPr>
+              <w:pStyle w:val="TableContents"/>
+              <w:bidi w:val="0"/>
+              <w:spacing w:before="0" w:after="283"/>
+              <w:jc w:val="left"/>
+              <w:rPr/>
+            </w:pPr>
+            <w:r>
+              <w:rPr/>
+              <w:t>Richard Watson Stephen Amudha</w:t>
+            </w:r>
+          </w:p>
+        </w:tc>
+        <w:tc>
+          <w:tcPr>
+            <w:tcW w:w="1001" w:type="dxa"/>
+            <w:tcBorders>
+              <w:left w:val="single" w:sz="2" w:space="0" w:color="BFC7D5"/>
+              <w:bottom w:val="single" w:sz="6" w:space="0" w:color="BFC7D5"/>
+              <w:right w:val="single" w:sz="6" w:space="0" w:color="BFC7D5"/>
+            </w:tcBorders>
+            <w:vAlign w:val="center"/>
+          </w:tcPr>
+          <w:p>
+            <w:pPr>
+              <w:pStyle w:val="TableContents"/>
+              <w:bidi w:val="0"/>
+              <w:spacing w:before="0" w:after="283"/>
+              <w:jc w:val="left"/>
+              <w:rPr/>
+            </w:pPr>
+            <w:r>
+              <w:rPr/>
+              <w:t>Alexander Peter</w:t>
             </w:r>
           </w:p>
         </w:tc>
@@ -5729,8 +8752,14 @@
         <w:rPr/>
       </w:pPr>
       <w:r>
-        <w:rPr/>
-        <w:t>These are stated here, in the manual, deliberately. An auditor will find them within an hour; a management system that has already found them, owns them and has dated actions against them is in a materially better position than one that has not.</w:t>
+        <w:rPr>
+          <w:rStyle w:val="Strong"/>
+        </w:rPr>
+        <w:t>Distribution:</w:t>
+      </w:r>
+      <w:r>
+        <w:rPr/>
+        <w:t xml:space="preserve"> Managing Director, EchoMind Project Lead, Lead Engineer, QA/MR, Data custodian. The controlled copy is this file in Git; printed or Word copies are uncontrolled.</w:t>
       </w:r>
     </w:p>
     <w:sectPr>
@@ -6268,19 +9297,19 @@
       <w:bCs/>
     </w:rPr>
   </w:style>
-  <w:style w:type="character" w:styleId="Bullets">
-    <w:name w:val="Bullets"/>
-    <w:qFormat/>
-    <w:rPr>
-      <w:rFonts w:ascii="OpenSymbol" w:hAnsi="OpenSymbol" w:eastAsia="OpenSymbol" w:cs="OpenSymbol"/>
-    </w:rPr>
-  </w:style>
   <w:style w:type="character" w:styleId="Emphasis">
     <w:name w:val="Emphasis"/>
     <w:qFormat/>
     <w:rPr>
       <w:i/>
       <w:iCs/>
+    </w:rPr>
+  </w:style>
+  <w:style w:type="character" w:styleId="Bullets">
+    <w:name w:val="Bullets"/>
+    <w:qFormat/>
+    <w:rPr>
+      <w:rFonts w:ascii="OpenSymbol" w:hAnsi="OpenSymbol" w:eastAsia="OpenSymbol" w:cs="OpenSymbol"/>
     </w:rPr>
   </w:style>
   <w:style w:type="paragraph" w:styleId="HorizontalLine">

--- a/docs/qms/evidence-2026/QMS_Word/QM-01_Quality_Manual.docx
+++ b/docs/qms/evidence-2026/QMS_Word/QM-01_Quality_Manual.docx
@@ -7486,7 +7486,7 @@
       </w:r>
       <w:r>
         <w:rPr/>
-        <w:t xml:space="preserve"> — 8 reviews, 40 actions, 34 closed with evidence (EM26-18). </w:t>
+        <w:t xml:space="preserve"> — 17 reviews (9 client and design, 8 engineering and quality), 55 actions, 48 closed with evidence (EM26-18, REG-10). </w:t>
       </w:r>
     </w:p>
     <w:p>

--- a/docs/qms/evidence-2026/QMS_Word/QM-01_Quality_Manual.docx
+++ b/docs/qms/evidence-2026/QMS_Word/QM-01_Quality_Manual.docx
@@ -7374,7 +7374,7 @@
       </w:r>
       <w:r>
         <w:rPr/>
-        <w:t xml:space="preserve"> on 2026-10-07 (approval record AR-2026-001). </w:t>
+        <w:t xml:space="preserve"> on 2026-10-07 (approval record AR-2026-001); revision 1.1 of the review and NFR evidence on 2026-10-10 (AR-2026-002). </w:t>
       </w:r>
     </w:p>
     <w:p>

--- a/docs/qms/evidence-2026/QMS_Word/QM-01_Quality_Manual.docx
+++ b/docs/qms/evidence-2026/QMS_Word/QM-01_Quality_Manual.docx
@@ -7374,7 +7374,7 @@
       </w:r>
       <w:r>
         <w:rPr/>
-        <w:t xml:space="preserve"> on 2026-10-07 (approval record AR-2026-001); revision 1.1 of the review and NFR evidence on 2026-10-10 (AR-2026-002). </w:t>
+        <w:t xml:space="preserve"> on 2026-10-07 (approval record AR-2026-001); revision 1.1 of the review and NFR evidence on 2026-10-10 (AR-2026-002); the Excel registers EM26-19…22 on 2026-10-12 (AR-2026-003). </w:t>
       </w:r>
     </w:p>
     <w:p>

--- a/docs/qms/evidence-2026/QMS_Word/QM-01_Quality_Manual.docx
+++ b/docs/qms/evidence-2026/QMS_Word/QM-01_Quality_Manual.docx
@@ -7374,7 +7374,7 @@
       </w:r>
       <w:r>
         <w:rPr/>
-        <w:t xml:space="preserve"> on 2026-10-07 (approval record AR-2026-001); revision 1.1 of the review and NFR evidence on 2026-10-10 (AR-2026-002); the Excel registers EM26-19…22 on 2026-10-12 (AR-2026-003). </w:t>
+        <w:t xml:space="preserve"> on 2026-10-07 (approval record AR-2026-001); revision 1.1 of the review and NFR evidence on 2026-10-10 (AR-2026-002); the Excel registers EM26-19…22 on 2026-10-12 (AR-2026-003) and their revision 1.1 with versions v1.0.0–v1.4.1 the same day (AR-2026-004). </w:t>
       </w:r>
     </w:p>
     <w:p>

--- a/docs/qms/evidence-2026/QMS_Word/QM-01_Quality_Manual.docx
+++ b/docs/qms/evidence-2026/QMS_Word/QM-01_Quality_Manual.docx
@@ -7374,7 +7374,7 @@
       </w:r>
       <w:r>
         <w:rPr/>
-        <w:t xml:space="preserve"> on 2026-10-07 (approval record AR-2026-001); revision 1.1 of the review and NFR evidence on 2026-10-10 (AR-2026-002); the Excel registers EM26-19…22 on 2026-10-12 (AR-2026-003) and their revision 1.1 with versions v1.0.0–v1.4.1 the same day (AR-2026-004). </w:t>
+        <w:t xml:space="preserve"> on 2026-10-07 (approval record AR-2026-001); revision 1.1 of the review and NFR evidence on 2026-10-10 (AR-2026-002); the Excel registers EM26-19…22 on 2026-10-12 (AR-2026-003) and their revision 1.1 with versions v1.0.0–v1.4.1 the same day (AR-2026-004); the project plan, test plan, release notes, new use cases and client communication log EM26-23…27 on 2026-10-13 (AR-2026-005). </w:t>
       </w:r>
     </w:p>
     <w:p>

--- a/docs/qms/evidence-2026/QMS_Word/QM-01_Quality_Manual.docx
+++ b/docs/qms/evidence-2026/QMS_Word/QM-01_Quality_Manual.docx
@@ -7374,7 +7374,7 @@
       </w:r>
       <w:r>
         <w:rPr/>
-        <w:t xml:space="preserve"> on 2026-10-07 (approval record AR-2026-001); revision 1.1 of the review and NFR evidence on 2026-10-10 (AR-2026-002); the Excel registers EM26-19…22 on 2026-10-12 (AR-2026-003) and their revision 1.1 with versions v1.0.0–v1.4.1 the same day (AR-2026-004); the project plan, test plan, release notes, new use cases and client communication log EM26-23…27 on 2026-10-13 (AR-2026-005). </w:t>
+        <w:t xml:space="preserve"> on 2026-10-07 (approval record AR-2026-001); revision 1.1 of the review and NFR evidence on 2026-10-10 (AR-2026-002); the Excel registers EM26-19…22 on 2026-10-12 (AR-2026-003) and their revision 1.1 with versions v1.0.0–v1.4.1 the same day (AR-2026-004); the project plan, test plan, release notes, new use cases and client communication log EM26-23…27 on 2026-10-13 (AR-2026-005); the contract review, requirements specification, requirement change, design and development, and identification and traceability records EM26-28…32 on 2026-10-14 (AR-2026-006). </w:t>
       </w:r>
     </w:p>
     <w:p>

--- a/docs/qms/evidence-2026/QMS_Word/QM-01_Quality_Manual.docx
+++ b/docs/qms/evidence-2026/QMS_Word/QM-01_Quality_Manual.docx
@@ -7374,7 +7374,7 @@
       </w:r>
       <w:r>
         <w:rPr/>
-        <w:t xml:space="preserve"> on 2026-10-07 (approval record AR-2026-001); revision 1.1 of the review and NFR evidence on 2026-10-10 (AR-2026-002); the Excel registers EM26-19…22 on 2026-10-12 (AR-2026-003) and their revision 1.1 with versions v1.0.0–v1.4.1 the same day (AR-2026-004); the project plan, test plan, release notes, new use cases and client communication log EM26-23…27 on 2026-10-13 (AR-2026-005); the contract review, requirements specification, requirement change, design and development, and identification and traceability records EM26-28…32 on 2026-10-14 (AR-2026-006). </w:t>
+        <w:t xml:space="preserve"> on 2026-10-07 (approval record AR-2026-001); revision 1.1 of the review and NFR evidence on 2026-10-10 (AR-2026-002); the Excel registers EM26-19…22 on 2026-10-12 (AR-2026-003) and their revision 1.1 with versions v1.0.0–v1.4.1 the same day (AR-2026-004); the project plan, test plan, release notes, new use cases and client communication log EM26-23…27 on 2026-10-13 (AR-2026-005); the contract review, requirements specification, requirement change, design and development, and identification and traceability records EM26-28…32 on 2026-10-14 (AR-2026-006); revision 1.1 of EM26-24, 26, 27, 30 and 31, the process EM26-33, the test execution register EM26-34 and the release note per version on 2026-10-20 (AR-2026-007); the AI impact assessment EM26-35 and SOP-05 revision 1.2 on 2026-10-20 (AR-2026-008). </w:t>
       </w:r>
     </w:p>
     <w:p>
